--- a/homework_2/Отчёт.docx
+++ b/homework_2/Отчёт.docx
@@ -333,51 +333,10 @@
       <w:r>
         <w:rPr>
           <w:rFonts w:ascii="Times New Roman" w:hAnsi="Times New Roman" w:cs="Times New Roman"/>
-          <w:color w:val="auto"/>
-          <w:sz w:val="28"/>
-          <w:szCs w:val="28"/>
-        </w:rPr>
-        <w:t>4. Совершенные поездки (</w:t>
-      </w:r>
-      <w:proofErr w:type="spellStart"/>
-      <w:r>
-        <w:rPr>
-          <w:rFonts w:ascii="Times New Roman" w:hAnsi="Times New Roman" w:cs="Times New Roman"/>
-          <w:color w:val="auto"/>
-          <w:sz w:val="28"/>
-          <w:szCs w:val="28"/>
-        </w:rPr>
-        <w:t>Completed</w:t>
-      </w:r>
-      <w:proofErr w:type="spellEnd"/>
-      <w:r>
-        <w:rPr>
-          <w:rFonts w:ascii="Times New Roman" w:hAnsi="Times New Roman" w:cs="Times New Roman"/>
-          <w:color w:val="auto"/>
-          <w:sz w:val="28"/>
-          <w:szCs w:val="28"/>
-        </w:rPr>
-        <w:t xml:space="preserve"> </w:t>
-      </w:r>
-      <w:proofErr w:type="spellStart"/>
-      <w:r>
-        <w:rPr>
-          <w:rFonts w:ascii="Times New Roman" w:hAnsi="Times New Roman" w:cs="Times New Roman"/>
-          <w:color w:val="auto"/>
-          <w:sz w:val="28"/>
-          <w:szCs w:val="28"/>
-        </w:rPr>
-        <w:t>trips</w:t>
-      </w:r>
-      <w:proofErr w:type="spellEnd"/>
-      <w:r>
-        <w:rPr>
-          <w:rFonts w:ascii="Times New Roman" w:hAnsi="Times New Roman" w:cs="Times New Roman"/>
-          <w:color w:val="auto"/>
-          <w:sz w:val="28"/>
-          <w:szCs w:val="28"/>
-        </w:rPr>
-        <w:t xml:space="preserve">): </w:t>
+          <w:sz w:val="28"/>
+          <w:szCs w:val="28"/>
+        </w:rPr>
+        <w:t xml:space="preserve">4. Совершенные поездки (completed_trips): </w:t>
       </w:r>
     </w:p>
     <w:p>
@@ -402,6 +361,7 @@
       </w:r>
       <w:r>
         <w:rPr>
+          <w:rFonts w:ascii="Times New Roman" w:hAnsi="Times New Roman" w:cs="Times New Roman"/>
           <w:sz w:val="28"/>
           <w:szCs w:val="28"/>
         </w:rPr>
@@ -414,25 +374,7 @@
           <w:sz w:val="28"/>
           <w:szCs w:val="28"/>
         </w:rPr>
-        <w:t>И</w:t>
-      </w:r>
-      <w:r>
-        <w:rPr>
-          <w:rFonts w:ascii="Times New Roman" w:hAnsi="Times New Roman" w:cs="Times New Roman"/>
-          <w:color w:val="auto"/>
-          <w:sz w:val="28"/>
-          <w:szCs w:val="28"/>
-        </w:rPr>
-        <w:t>сторию нахождения самокатов</w:t>
-      </w:r>
-      <w:r>
-        <w:rPr>
-          <w:rFonts w:ascii="Times New Roman" w:hAnsi="Times New Roman" w:cs="Times New Roman"/>
-          <w:color w:val="auto"/>
-          <w:sz w:val="28"/>
-          <w:szCs w:val="28"/>
-        </w:rPr>
-        <w:t xml:space="preserve"> (</w:t>
+        <w:t>Историю нахождения самокатов (</w:t>
       </w:r>
       <w:proofErr w:type="spellStart"/>
       <w:r>
@@ -662,242 +604,111 @@
       <w:proofErr w:type="spellStart"/>
       <w:r>
         <w:rPr>
-          <w:rFonts w:ascii="Courier New" w:eastAsia="Times New Roman" w:hAnsi="Courier New" w:cs="Courier New"/>
-          <w:sz w:val="28"/>
-          <w:szCs w:val="28"/>
-          <w:lang w:val="en-US" w:eastAsia="ru-RU"/>
+          <w:rFonts w:ascii="Times New Roman" w:hAnsi="Times New Roman" w:cs="Times New Roman"/>
+          <w:sz w:val="28"/>
+          <w:szCs w:val="28"/>
+          <w:lang w:val="en-US"/>
         </w:rPr>
         <w:t>UserID</w:t>
       </w:r>
       <w:proofErr w:type="spellEnd"/>
       <w:r>
         <w:rPr>
-          <w:rFonts w:ascii="Times New Roman" w:eastAsia="Times New Roman" w:hAnsi="Times New Roman" w:cs="Times New Roman"/>
-          <w:sz w:val="28"/>
-          <w:szCs w:val="28"/>
-          <w:lang w:val="en-US" w:eastAsia="ru-RU"/>
-        </w:rPr>
-        <w:t>: INTEGER, PK, NOT NULL, UNIQUE</w:t>
-      </w:r>
-      <w:r>
-        <w:rPr>
-          <w:rFonts w:ascii="Times New Roman" w:eastAsia="Times New Roman" w:hAnsi="Times New Roman" w:cs="Times New Roman"/>
-          <w:sz w:val="28"/>
-          <w:szCs w:val="28"/>
-          <w:lang w:val="en-US" w:eastAsia="ru-RU"/>
+          <w:rFonts w:ascii="Times New Roman" w:hAnsi="Times New Roman" w:cs="Times New Roman"/>
+          <w:sz w:val="28"/>
+          <w:szCs w:val="28"/>
+          <w:lang w:val="en-US"/>
+        </w:rPr>
+        <w:t>: INTEGER, PK, NOT NULL</w:t>
+      </w:r>
+      <w:r>
+        <w:rPr>
+          <w:rFonts w:ascii="Times New Roman" w:hAnsi="Times New Roman" w:cs="Times New Roman"/>
+          <w:sz w:val="28"/>
+          <w:szCs w:val="28"/>
+          <w:lang w:val="en-US"/>
         </w:rPr>
         <w:br/>
-      </w:r>
-      <w:r>
-        <w:rPr>
-          <w:rFonts w:ascii="Courier New" w:eastAsia="Times New Roman" w:hAnsi="Courier New" w:cs="Courier New"/>
-          <w:sz w:val="28"/>
-          <w:szCs w:val="28"/>
-          <w:lang w:val="en-US" w:eastAsia="ru-RU"/>
-        </w:rPr>
-        <w:t>FirstName</w:t>
-      </w:r>
-      <w:r>
-        <w:rPr>
-          <w:rFonts w:ascii="Times New Roman" w:eastAsia="Times New Roman" w:hAnsi="Times New Roman" w:cs="Times New Roman"/>
-          <w:sz w:val="28"/>
-          <w:szCs w:val="28"/>
-          <w:lang w:val="en-US" w:eastAsia="ru-RU"/>
-        </w:rPr>
-        <w:t xml:space="preserve">: </w:t>
+        <w:t xml:space="preserve">FirstName: </w:t>
       </w:r>
       <w:proofErr w:type="gramStart"/>
       <w:r>
         <w:rPr>
-          <w:rFonts w:ascii="Times New Roman" w:eastAsia="Times New Roman" w:hAnsi="Times New Roman" w:cs="Times New Roman"/>
-          <w:sz w:val="28"/>
-          <w:szCs w:val="28"/>
-          <w:lang w:val="en-US" w:eastAsia="ru-RU"/>
+          <w:rFonts w:ascii="Times New Roman" w:hAnsi="Times New Roman" w:cs="Times New Roman"/>
+          <w:sz w:val="28"/>
+          <w:szCs w:val="28"/>
+          <w:lang w:val="en-US"/>
         </w:rPr>
         <w:t>VARCHAR(</w:t>
       </w:r>
       <w:proofErr w:type="gramEnd"/>
       <w:r>
         <w:rPr>
-          <w:rFonts w:ascii="Times New Roman" w:eastAsia="Times New Roman" w:hAnsi="Times New Roman" w:cs="Times New Roman"/>
-          <w:sz w:val="28"/>
-          <w:szCs w:val="28"/>
-          <w:lang w:val="en-US" w:eastAsia="ru-RU"/>
-        </w:rPr>
-        <w:t>255</w:t>
-      </w:r>
-      <w:r>
-        <w:rPr>
-          <w:rFonts w:ascii="Times New Roman" w:eastAsia="Times New Roman" w:hAnsi="Times New Roman" w:cs="Times New Roman"/>
-          <w:sz w:val="28"/>
-          <w:szCs w:val="28"/>
-          <w:lang w:val="en-US" w:eastAsia="ru-RU"/>
-        </w:rPr>
-        <w:t>), NOT NULL</w:t>
-      </w:r>
-      <w:r>
-        <w:rPr>
-          <w:rFonts w:ascii="Times New Roman" w:eastAsia="Times New Roman" w:hAnsi="Times New Roman" w:cs="Times New Roman"/>
-          <w:sz w:val="28"/>
-          <w:szCs w:val="28"/>
-          <w:lang w:val="en-US" w:eastAsia="ru-RU"/>
+          <w:rFonts w:ascii="Times New Roman" w:hAnsi="Times New Roman" w:cs="Times New Roman"/>
+          <w:sz w:val="28"/>
+          <w:szCs w:val="28"/>
+          <w:lang w:val="en-US"/>
+        </w:rPr>
+        <w:t>255), NOT NULL</w:t>
+      </w:r>
+      <w:r>
+        <w:rPr>
+          <w:rFonts w:ascii="Times New Roman" w:hAnsi="Times New Roman" w:cs="Times New Roman"/>
+          <w:sz w:val="28"/>
+          <w:szCs w:val="28"/>
+          <w:lang w:val="en-US"/>
         </w:rPr>
         <w:br/>
       </w:r>
       <w:proofErr w:type="spellStart"/>
       <w:r>
         <w:rPr>
-          <w:rFonts w:ascii="Courier New" w:eastAsia="Times New Roman" w:hAnsi="Courier New" w:cs="Courier New"/>
-          <w:sz w:val="28"/>
-          <w:szCs w:val="28"/>
-          <w:lang w:val="en-US" w:eastAsia="ru-RU"/>
+          <w:rFonts w:ascii="Times New Roman" w:hAnsi="Times New Roman" w:cs="Times New Roman"/>
+          <w:sz w:val="28"/>
+          <w:szCs w:val="28"/>
+          <w:lang w:val="en-US"/>
         </w:rPr>
         <w:t>LastName</w:t>
       </w:r>
       <w:proofErr w:type="spellEnd"/>
       <w:r>
         <w:rPr>
-          <w:rFonts w:ascii="Times New Roman" w:eastAsia="Times New Roman" w:hAnsi="Times New Roman" w:cs="Times New Roman"/>
-          <w:sz w:val="28"/>
-          <w:szCs w:val="28"/>
-          <w:lang w:val="en-US" w:eastAsia="ru-RU"/>
-        </w:rPr>
-        <w:t>: VARCHAR(</w:t>
-      </w:r>
-      <w:r>
-        <w:rPr>
-          <w:rFonts w:ascii="Times New Roman" w:eastAsia="Times New Roman" w:hAnsi="Times New Roman" w:cs="Times New Roman"/>
-          <w:sz w:val="28"/>
-          <w:szCs w:val="28"/>
-          <w:lang w:val="en-US" w:eastAsia="ru-RU"/>
-        </w:rPr>
-        <w:t>255</w:t>
-      </w:r>
-      <w:r>
-        <w:rPr>
-          <w:rFonts w:ascii="Times New Roman" w:eastAsia="Times New Roman" w:hAnsi="Times New Roman" w:cs="Times New Roman"/>
-          <w:sz w:val="28"/>
-          <w:szCs w:val="28"/>
-          <w:lang w:val="en-US" w:eastAsia="ru-RU"/>
-        </w:rPr>
-        <w:t>), NOT NULL</w:t>
-      </w:r>
-      <w:r>
-        <w:rPr>
-          <w:rFonts w:ascii="Times New Roman" w:eastAsia="Times New Roman" w:hAnsi="Times New Roman" w:cs="Times New Roman"/>
-          <w:sz w:val="28"/>
-          <w:szCs w:val="28"/>
-          <w:lang w:val="en-US" w:eastAsia="ru-RU"/>
+          <w:rFonts w:ascii="Times New Roman" w:hAnsi="Times New Roman" w:cs="Times New Roman"/>
+          <w:sz w:val="28"/>
+          <w:szCs w:val="28"/>
+          <w:lang w:val="en-US"/>
+        </w:rPr>
+        <w:t>: VARCHAR(255), NOT NULL</w:t>
+      </w:r>
+      <w:r>
+        <w:rPr>
+          <w:rFonts w:ascii="Times New Roman" w:hAnsi="Times New Roman" w:cs="Times New Roman"/>
+          <w:sz w:val="28"/>
+          <w:szCs w:val="28"/>
+          <w:lang w:val="en-US"/>
         </w:rPr>
         <w:br/>
-      </w:r>
-      <w:r>
-        <w:rPr>
-          <w:rFonts w:ascii="Courier New" w:eastAsia="Times New Roman" w:hAnsi="Courier New" w:cs="Courier New"/>
-          <w:sz w:val="28"/>
-          <w:szCs w:val="28"/>
-          <w:lang w:val="en-US" w:eastAsia="ru-RU"/>
-        </w:rPr>
-        <w:t>Email</w:t>
-      </w:r>
-      <w:r>
-        <w:rPr>
-          <w:rFonts w:ascii="Times New Roman" w:eastAsia="Times New Roman" w:hAnsi="Times New Roman" w:cs="Times New Roman"/>
-          <w:sz w:val="28"/>
-          <w:szCs w:val="28"/>
-          <w:lang w:val="en-US" w:eastAsia="ru-RU"/>
-        </w:rPr>
-        <w:t>: VARCHAR(</w:t>
-      </w:r>
-      <w:r>
-        <w:rPr>
-          <w:rFonts w:ascii="Times New Roman" w:eastAsia="Times New Roman" w:hAnsi="Times New Roman" w:cs="Times New Roman"/>
-          <w:sz w:val="28"/>
-          <w:szCs w:val="28"/>
-          <w:lang w:val="en-US" w:eastAsia="ru-RU"/>
-        </w:rPr>
-        <w:t>255</w:t>
-      </w:r>
-      <w:r>
-        <w:rPr>
-          <w:rFonts w:ascii="Times New Roman" w:eastAsia="Times New Roman" w:hAnsi="Times New Roman" w:cs="Times New Roman"/>
-          <w:sz w:val="28"/>
-          <w:szCs w:val="28"/>
-          <w:lang w:val="en-US" w:eastAsia="ru-RU"/>
-        </w:rPr>
-        <w:t>), NOT NULL, UNIQUE</w:t>
-      </w:r>
-      <w:r>
-        <w:rPr>
-          <w:rFonts w:ascii="Times New Roman" w:eastAsia="Times New Roman" w:hAnsi="Times New Roman" w:cs="Times New Roman"/>
-          <w:sz w:val="28"/>
-          <w:szCs w:val="28"/>
-          <w:lang w:val="en-US" w:eastAsia="ru-RU"/>
+        <w:t>Email: VARCHAR(255), NOT NULL, UNIQUE</w:t>
+      </w:r>
+      <w:r>
+        <w:rPr>
+          <w:rFonts w:ascii="Times New Roman" w:hAnsi="Times New Roman" w:cs="Times New Roman"/>
+          <w:sz w:val="28"/>
+          <w:szCs w:val="28"/>
+          <w:lang w:val="en-US"/>
         </w:rPr>
         <w:br/>
-      </w:r>
-      <w:r>
-        <w:rPr>
-          <w:rFonts w:ascii="Courier New" w:eastAsia="Times New Roman" w:hAnsi="Courier New" w:cs="Courier New"/>
-          <w:sz w:val="28"/>
-          <w:szCs w:val="28"/>
-          <w:lang w:val="en-US" w:eastAsia="ru-RU"/>
-        </w:rPr>
-        <w:t>Phone</w:t>
-      </w:r>
-      <w:r>
-        <w:rPr>
-          <w:rFonts w:ascii="Times New Roman" w:eastAsia="Times New Roman" w:hAnsi="Times New Roman" w:cs="Times New Roman"/>
-          <w:sz w:val="28"/>
-          <w:szCs w:val="28"/>
-          <w:lang w:val="en-US" w:eastAsia="ru-RU"/>
-        </w:rPr>
-        <w:t>: VARCHAR(</w:t>
-      </w:r>
-      <w:r>
-        <w:rPr>
-          <w:rFonts w:ascii="Times New Roman" w:eastAsia="Times New Roman" w:hAnsi="Times New Roman" w:cs="Times New Roman"/>
-          <w:sz w:val="28"/>
-          <w:szCs w:val="28"/>
-          <w:lang w:val="en-US" w:eastAsia="ru-RU"/>
-        </w:rPr>
-        <w:t>13</w:t>
-      </w:r>
-      <w:r>
-        <w:rPr>
-          <w:rFonts w:ascii="Times New Roman" w:eastAsia="Times New Roman" w:hAnsi="Times New Roman" w:cs="Times New Roman"/>
-          <w:sz w:val="28"/>
-          <w:szCs w:val="28"/>
-          <w:lang w:val="en-US" w:eastAsia="ru-RU"/>
-        </w:rPr>
-        <w:t>), UNIQUE</w:t>
-      </w:r>
-      <w:r>
-        <w:rPr>
-          <w:rFonts w:ascii="Times New Roman" w:eastAsia="Times New Roman" w:hAnsi="Times New Roman" w:cs="Times New Roman"/>
-          <w:sz w:val="28"/>
-          <w:szCs w:val="28"/>
-          <w:lang w:val="en-US" w:eastAsia="ru-RU"/>
+        <w:t>Phone: VARCHAR(13), UNIQUE</w:t>
+      </w:r>
+      <w:r>
+        <w:rPr>
+          <w:rFonts w:ascii="Times New Roman" w:hAnsi="Times New Roman" w:cs="Times New Roman"/>
+          <w:sz w:val="28"/>
+          <w:szCs w:val="28"/>
+          <w:lang w:val="en-US"/>
         </w:rPr>
         <w:br/>
-      </w:r>
-      <w:r>
-        <w:rPr>
-          <w:rFonts w:ascii="Courier New" w:eastAsia="Times New Roman" w:hAnsi="Courier New" w:cs="Courier New"/>
-          <w:sz w:val="28"/>
-          <w:szCs w:val="28"/>
-          <w:lang w:val="en-US" w:eastAsia="ru-RU"/>
-        </w:rPr>
-        <w:t>Status</w:t>
-      </w:r>
-      <w:r>
-        <w:rPr>
-          <w:rFonts w:ascii="Times New Roman" w:eastAsia="Times New Roman" w:hAnsi="Times New Roman" w:cs="Times New Roman"/>
-          <w:sz w:val="28"/>
-          <w:szCs w:val="28"/>
-          <w:lang w:val="en-US" w:eastAsia="ru-RU"/>
-        </w:rPr>
-        <w:t>: VARCHAR(20), NOT NULL, DEFAULT 'Active'</w:t>
+        <w:t>Status: VARCHAR(20), NOT NULL, DEFAULT 'Active'</w:t>
       </w:r>
     </w:p>
     <w:p>
@@ -934,6 +745,7 @@
       <w:r>
         <w:rPr>
           <w:rStyle w:val="HTML"/>
+          <w:rFonts w:ascii="Times New Roman" w:hAnsi="Times New Roman" w:cs="Times New Roman"/>
           <w:sz w:val="28"/>
           <w:szCs w:val="28"/>
           <w:lang w:val="en-US"/>
@@ -979,6 +791,7 @@
       <w:r>
         <w:rPr>
           <w:rStyle w:val="HTML"/>
+          <w:rFonts w:ascii="Times New Roman" w:hAnsi="Times New Roman" w:cs="Times New Roman"/>
           <w:sz w:val="28"/>
           <w:szCs w:val="28"/>
           <w:lang w:val="en-US"/>
@@ -1006,6 +819,7 @@
       <w:r>
         <w:rPr>
           <w:rStyle w:val="HTML"/>
+          <w:rFonts w:ascii="Times New Roman" w:hAnsi="Times New Roman" w:cs="Times New Roman"/>
           <w:sz w:val="28"/>
           <w:szCs w:val="28"/>
           <w:lang w:val="en-US"/>
@@ -1033,6 +847,7 @@
       <w:r>
         <w:rPr>
           <w:rStyle w:val="HTML"/>
+          <w:rFonts w:ascii="Times New Roman" w:hAnsi="Times New Roman" w:cs="Times New Roman"/>
           <w:sz w:val="28"/>
           <w:szCs w:val="28"/>
           <w:lang w:val="en-US"/>
@@ -1247,199 +1062,120 @@
       <w:proofErr w:type="spellStart"/>
       <w:r>
         <w:rPr>
-          <w:rFonts w:ascii="Courier New" w:eastAsia="Times New Roman" w:hAnsi="Courier New" w:cs="Courier New"/>
-          <w:sz w:val="28"/>
-          <w:szCs w:val="28"/>
-          <w:lang w:val="en-US" w:eastAsia="ru-RU"/>
+          <w:rFonts w:ascii="Times New Roman" w:hAnsi="Times New Roman" w:cs="Times New Roman"/>
+          <w:sz w:val="28"/>
+          <w:szCs w:val="28"/>
+          <w:lang w:val="en-US"/>
         </w:rPr>
         <w:t>ScooterID</w:t>
       </w:r>
       <w:proofErr w:type="spellEnd"/>
       <w:r>
         <w:rPr>
-          <w:rFonts w:ascii="Times New Roman" w:eastAsia="Times New Roman" w:hAnsi="Times New Roman" w:cs="Times New Roman"/>
-          <w:sz w:val="28"/>
-          <w:szCs w:val="28"/>
-          <w:lang w:val="en-US" w:eastAsia="ru-RU"/>
-        </w:rPr>
-        <w:t>: INTEGER, PK, NOT NULL, UNIQUE</w:t>
-      </w:r>
-      <w:r>
-        <w:rPr>
-          <w:rFonts w:ascii="Times New Roman" w:eastAsia="Times New Roman" w:hAnsi="Times New Roman" w:cs="Times New Roman"/>
-          <w:sz w:val="28"/>
-          <w:szCs w:val="28"/>
-          <w:lang w:val="en-US" w:eastAsia="ru-RU"/>
+          <w:rFonts w:ascii="Times New Roman" w:hAnsi="Times New Roman" w:cs="Times New Roman"/>
+          <w:sz w:val="28"/>
+          <w:szCs w:val="28"/>
+          <w:lang w:val="en-US"/>
+        </w:rPr>
+        <w:t>: INTEGER, PK, NOT NULL</w:t>
+      </w:r>
+      <w:r>
+        <w:rPr>
+          <w:rFonts w:ascii="Times New Roman" w:hAnsi="Times New Roman" w:cs="Times New Roman"/>
+          <w:sz w:val="28"/>
+          <w:szCs w:val="28"/>
+          <w:lang w:val="en-US"/>
         </w:rPr>
         <w:br/>
       </w:r>
       <w:proofErr w:type="spellStart"/>
       <w:r>
         <w:rPr>
-          <w:rFonts w:ascii="Courier New" w:eastAsia="Times New Roman" w:hAnsi="Courier New" w:cs="Courier New"/>
-          <w:sz w:val="28"/>
-          <w:szCs w:val="28"/>
-          <w:lang w:val="en-US" w:eastAsia="ru-RU"/>
+          <w:rFonts w:ascii="Times New Roman" w:hAnsi="Times New Roman" w:cs="Times New Roman"/>
+          <w:sz w:val="28"/>
+          <w:szCs w:val="28"/>
+          <w:lang w:val="en-US"/>
         </w:rPr>
         <w:t>SerialNumber</w:t>
       </w:r>
       <w:proofErr w:type="spellEnd"/>
       <w:r>
         <w:rPr>
-          <w:rFonts w:ascii="Times New Roman" w:eastAsia="Times New Roman" w:hAnsi="Times New Roman" w:cs="Times New Roman"/>
-          <w:sz w:val="28"/>
-          <w:szCs w:val="28"/>
-          <w:lang w:val="en-US" w:eastAsia="ru-RU"/>
+          <w:rFonts w:ascii="Times New Roman" w:hAnsi="Times New Roman" w:cs="Times New Roman"/>
+          <w:sz w:val="28"/>
+          <w:szCs w:val="28"/>
+          <w:lang w:val="en-US"/>
         </w:rPr>
         <w:t xml:space="preserve">: </w:t>
       </w:r>
       <w:proofErr w:type="gramStart"/>
       <w:r>
         <w:rPr>
-          <w:rFonts w:ascii="Times New Roman" w:eastAsia="Times New Roman" w:hAnsi="Times New Roman" w:cs="Times New Roman"/>
-          <w:sz w:val="28"/>
-          <w:szCs w:val="28"/>
-          <w:lang w:val="en-US" w:eastAsia="ru-RU"/>
+          <w:rFonts w:ascii="Times New Roman" w:hAnsi="Times New Roman" w:cs="Times New Roman"/>
+          <w:sz w:val="28"/>
+          <w:szCs w:val="28"/>
+          <w:lang w:val="en-US"/>
         </w:rPr>
         <w:t>VARCHAR(</w:t>
       </w:r>
       <w:proofErr w:type="gramEnd"/>
       <w:r>
         <w:rPr>
-          <w:rFonts w:ascii="Times New Roman" w:eastAsia="Times New Roman" w:hAnsi="Times New Roman" w:cs="Times New Roman"/>
-          <w:sz w:val="28"/>
-          <w:szCs w:val="28"/>
-          <w:lang w:val="en-US" w:eastAsia="ru-RU"/>
-        </w:rPr>
-        <w:t>25</w:t>
-      </w:r>
-      <w:r>
-        <w:rPr>
-          <w:rFonts w:ascii="Times New Roman" w:eastAsia="Times New Roman" w:hAnsi="Times New Roman" w:cs="Times New Roman"/>
-          <w:sz w:val="28"/>
-          <w:szCs w:val="28"/>
-          <w:lang w:val="en-US" w:eastAsia="ru-RU"/>
-        </w:rPr>
-        <w:t>5), NOT NULL, UNIQUE</w:t>
-      </w:r>
-      <w:r>
-        <w:rPr>
-          <w:rFonts w:ascii="Times New Roman" w:eastAsia="Times New Roman" w:hAnsi="Times New Roman" w:cs="Times New Roman"/>
-          <w:sz w:val="28"/>
-          <w:szCs w:val="28"/>
-          <w:lang w:val="en-US" w:eastAsia="ru-RU"/>
+          <w:rFonts w:ascii="Times New Roman" w:hAnsi="Times New Roman" w:cs="Times New Roman"/>
+          <w:sz w:val="28"/>
+          <w:szCs w:val="28"/>
+          <w:lang w:val="en-US"/>
+        </w:rPr>
+        <w:t>255), NOT NULL, UNIQUE</w:t>
+      </w:r>
+      <w:r>
+        <w:rPr>
+          <w:rFonts w:ascii="Times New Roman" w:hAnsi="Times New Roman" w:cs="Times New Roman"/>
+          <w:sz w:val="28"/>
+          <w:szCs w:val="28"/>
+          <w:lang w:val="en-US"/>
         </w:rPr>
         <w:br/>
-      </w:r>
-      <w:r>
-        <w:rPr>
-          <w:rFonts w:ascii="Courier New" w:eastAsia="Times New Roman" w:hAnsi="Courier New" w:cs="Courier New"/>
-          <w:sz w:val="28"/>
-          <w:szCs w:val="28"/>
-          <w:lang w:val="en-US" w:eastAsia="ru-RU"/>
-        </w:rPr>
-        <w:t>Model</w:t>
-      </w:r>
-      <w:r>
-        <w:rPr>
-          <w:rFonts w:ascii="Times New Roman" w:eastAsia="Times New Roman" w:hAnsi="Times New Roman" w:cs="Times New Roman"/>
-          <w:sz w:val="28"/>
-          <w:szCs w:val="28"/>
-          <w:lang w:val="en-US" w:eastAsia="ru-RU"/>
-        </w:rPr>
-        <w:t>: VARCHAR(</w:t>
-      </w:r>
-      <w:r>
-        <w:rPr>
-          <w:rFonts w:ascii="Times New Roman" w:eastAsia="Times New Roman" w:hAnsi="Times New Roman" w:cs="Times New Roman"/>
-          <w:sz w:val="28"/>
-          <w:szCs w:val="28"/>
-          <w:lang w:val="en-US" w:eastAsia="ru-RU"/>
-        </w:rPr>
-        <w:t>255</w:t>
-      </w:r>
-      <w:r>
-        <w:rPr>
-          <w:rFonts w:ascii="Times New Roman" w:eastAsia="Times New Roman" w:hAnsi="Times New Roman" w:cs="Times New Roman"/>
-          <w:sz w:val="28"/>
-          <w:szCs w:val="28"/>
-          <w:lang w:val="en-US" w:eastAsia="ru-RU"/>
-        </w:rPr>
-        <w:t>), NOT NULL</w:t>
-      </w:r>
-      <w:r>
-        <w:rPr>
-          <w:rFonts w:ascii="Times New Roman" w:eastAsia="Times New Roman" w:hAnsi="Times New Roman" w:cs="Times New Roman"/>
-          <w:sz w:val="28"/>
-          <w:szCs w:val="28"/>
-          <w:lang w:val="en-US" w:eastAsia="ru-RU"/>
+        <w:t>Model: VARCHAR(255), NOT NULL</w:t>
+      </w:r>
+      <w:r>
+        <w:rPr>
+          <w:rFonts w:ascii="Times New Roman" w:hAnsi="Times New Roman" w:cs="Times New Roman"/>
+          <w:sz w:val="28"/>
+          <w:szCs w:val="28"/>
+          <w:lang w:val="en-US"/>
         </w:rPr>
         <w:br/>
       </w:r>
       <w:proofErr w:type="spellStart"/>
       <w:r>
         <w:rPr>
-          <w:rFonts w:ascii="Courier New" w:eastAsia="Times New Roman" w:hAnsi="Courier New" w:cs="Courier New"/>
-          <w:sz w:val="28"/>
-          <w:szCs w:val="28"/>
-          <w:lang w:val="en-US" w:eastAsia="ru-RU"/>
+          <w:rFonts w:ascii="Times New Roman" w:hAnsi="Times New Roman" w:cs="Times New Roman"/>
+          <w:sz w:val="28"/>
+          <w:szCs w:val="28"/>
+          <w:lang w:val="en-US"/>
         </w:rPr>
         <w:t>BatteryLevel</w:t>
       </w:r>
       <w:proofErr w:type="spellEnd"/>
       <w:r>
         <w:rPr>
-          <w:rFonts w:ascii="Times New Roman" w:eastAsia="Times New Roman" w:hAnsi="Times New Roman" w:cs="Times New Roman"/>
-          <w:sz w:val="28"/>
-          <w:szCs w:val="28"/>
-          <w:lang w:val="en-US" w:eastAsia="ru-RU"/>
+          <w:rFonts w:ascii="Times New Roman" w:hAnsi="Times New Roman" w:cs="Times New Roman"/>
+          <w:sz w:val="28"/>
+          <w:szCs w:val="28"/>
+          <w:lang w:val="en-US"/>
         </w:rPr>
         <w:t>: INTEGER, NOT NULL</w:t>
       </w:r>
       <w:r>
         <w:rPr>
-          <w:rFonts w:ascii="Times New Roman" w:eastAsia="Times New Roman" w:hAnsi="Times New Roman" w:cs="Times New Roman"/>
-          <w:sz w:val="28"/>
-          <w:szCs w:val="28"/>
-          <w:lang w:val="en-US" w:eastAsia="ru-RU"/>
+          <w:rFonts w:ascii="Times New Roman" w:hAnsi="Times New Roman" w:cs="Times New Roman"/>
+          <w:sz w:val="28"/>
+          <w:szCs w:val="28"/>
+          <w:lang w:val="en-US"/>
         </w:rPr>
         <w:br/>
-      </w:r>
-      <w:r>
-        <w:rPr>
-          <w:rFonts w:ascii="Courier New" w:eastAsia="Times New Roman" w:hAnsi="Courier New" w:cs="Courier New"/>
-          <w:sz w:val="28"/>
-          <w:szCs w:val="28"/>
-          <w:lang w:val="en-US" w:eastAsia="ru-RU"/>
-        </w:rPr>
-        <w:t>Status</w:t>
-      </w:r>
-      <w:r>
-        <w:rPr>
-          <w:rFonts w:ascii="Times New Roman" w:eastAsia="Times New Roman" w:hAnsi="Times New Roman" w:cs="Times New Roman"/>
-          <w:sz w:val="28"/>
-          <w:szCs w:val="28"/>
-          <w:lang w:val="en-US" w:eastAsia="ru-RU"/>
-        </w:rPr>
-        <w:t>: VARCHAR(</w:t>
-      </w:r>
-      <w:r>
-        <w:rPr>
-          <w:rFonts w:ascii="Times New Roman" w:eastAsia="Times New Roman" w:hAnsi="Times New Roman" w:cs="Times New Roman"/>
-          <w:sz w:val="28"/>
-          <w:szCs w:val="28"/>
-          <w:lang w:val="en-US" w:eastAsia="ru-RU"/>
-        </w:rPr>
-        <w:t>255</w:t>
-      </w:r>
-      <w:r>
-        <w:rPr>
-          <w:rFonts w:ascii="Times New Roman" w:eastAsia="Times New Roman" w:hAnsi="Times New Roman" w:cs="Times New Roman"/>
-          <w:sz w:val="28"/>
-          <w:szCs w:val="28"/>
-          <w:lang w:val="en-US" w:eastAsia="ru-RU"/>
-        </w:rPr>
-        <w:t>), NOT NULL, DEFAULT 'Available'</w:t>
+        <w:t>Status: VARCHAR(255), NOT NULL, DEFAULT 'Available'</w:t>
       </w:r>
     </w:p>
     <w:p>
@@ -1477,7 +1213,7 @@
       <w:proofErr w:type="spellStart"/>
       <w:r>
         <w:rPr>
-          <w:rFonts w:ascii="Courier New" w:eastAsia="Times New Roman" w:hAnsi="Courier New" w:cs="Courier New"/>
+          <w:rFonts w:ascii="Times New Roman" w:eastAsia="Times New Roman" w:hAnsi="Times New Roman" w:cs="Times New Roman"/>
           <w:sz w:val="28"/>
           <w:szCs w:val="28"/>
           <w:lang w:val="en-US" w:eastAsia="ru-RU"/>
@@ -1526,7 +1262,7 @@
       <w:proofErr w:type="spellStart"/>
       <w:r>
         <w:rPr>
-          <w:rFonts w:ascii="Courier New" w:eastAsia="Times New Roman" w:hAnsi="Courier New" w:cs="Courier New"/>
+          <w:rFonts w:ascii="Times New Roman" w:eastAsia="Times New Roman" w:hAnsi="Times New Roman" w:cs="Times New Roman"/>
           <w:sz w:val="28"/>
           <w:szCs w:val="28"/>
           <w:lang w:val="en-US" w:eastAsia="ru-RU"/>
@@ -1575,81 +1311,81 @@
       <w:proofErr w:type="spellStart"/>
       <w:r>
         <w:rPr>
-          <w:rFonts w:ascii="Courier New" w:eastAsia="Times New Roman" w:hAnsi="Courier New" w:cs="Courier New"/>
+          <w:rFonts w:ascii="Times New Roman" w:eastAsia="Times New Roman" w:hAnsi="Times New Roman" w:cs="Times New Roman"/>
+          <w:sz w:val="28"/>
+          <w:szCs w:val="28"/>
+          <w:lang w:val="en-US" w:eastAsia="ru-RU"/>
+        </w:rPr>
+        <w:t>CHK_Scooters_Battery</w:t>
+      </w:r>
+      <w:proofErr w:type="spellEnd"/>
+      <w:r>
+        <w:rPr>
+          <w:rFonts w:ascii="Times New Roman" w:eastAsia="Times New Roman" w:hAnsi="Times New Roman" w:cs="Times New Roman"/>
+          <w:sz w:val="28"/>
+          <w:szCs w:val="28"/>
+          <w:lang w:val="en-US" w:eastAsia="ru-RU"/>
+        </w:rPr>
+        <w:t>: CHECK (</w:t>
+      </w:r>
+      <w:proofErr w:type="spellStart"/>
+      <w:r>
+        <w:rPr>
+          <w:rFonts w:ascii="Times New Roman" w:eastAsia="Times New Roman" w:hAnsi="Times New Roman" w:cs="Times New Roman"/>
+          <w:sz w:val="28"/>
+          <w:szCs w:val="28"/>
+          <w:lang w:val="en-US" w:eastAsia="ru-RU"/>
+        </w:rPr>
+        <w:t>BatteryLevel</w:t>
+      </w:r>
+      <w:proofErr w:type="spellEnd"/>
+      <w:r>
+        <w:rPr>
+          <w:rFonts w:ascii="Times New Roman" w:eastAsia="Times New Roman" w:hAnsi="Times New Roman" w:cs="Times New Roman"/>
+          <w:sz w:val="28"/>
+          <w:szCs w:val="28"/>
+          <w:lang w:val="en-US" w:eastAsia="ru-RU"/>
+        </w:rPr>
+        <w:t xml:space="preserve"> &gt;= 0 AND </w:t>
+      </w:r>
+      <w:proofErr w:type="spellStart"/>
+      <w:r>
+        <w:rPr>
+          <w:rFonts w:ascii="Times New Roman" w:eastAsia="Times New Roman" w:hAnsi="Times New Roman" w:cs="Times New Roman"/>
+          <w:sz w:val="28"/>
+          <w:szCs w:val="28"/>
+          <w:lang w:val="en-US" w:eastAsia="ru-RU"/>
+        </w:rPr>
+        <w:t>BatteryLevel</w:t>
+      </w:r>
+      <w:proofErr w:type="spellEnd"/>
+      <w:r>
+        <w:rPr>
+          <w:rFonts w:ascii="Times New Roman" w:eastAsia="Times New Roman" w:hAnsi="Times New Roman" w:cs="Times New Roman"/>
+          <w:sz w:val="28"/>
+          <w:szCs w:val="28"/>
+          <w:lang w:val="en-US" w:eastAsia="ru-RU"/>
+        </w:rPr>
+        <w:t xml:space="preserve"> &lt;= 100)</w:t>
+      </w:r>
+      <w:r>
+        <w:rPr>
+          <w:rFonts w:ascii="Times New Roman" w:eastAsia="Times New Roman" w:hAnsi="Times New Roman" w:cs="Times New Roman"/>
+          <w:sz w:val="28"/>
+          <w:szCs w:val="28"/>
+          <w:lang w:val="en-US" w:eastAsia="ru-RU"/>
+        </w:rPr>
+        <w:br/>
+      </w:r>
+      <w:proofErr w:type="spellStart"/>
+      <w:r>
+        <w:rPr>
+          <w:rFonts w:ascii="Times New Roman" w:eastAsia="Times New Roman" w:hAnsi="Times New Roman" w:cs="Times New Roman"/>
           <w:sz w:val="28"/>
           <w:szCs w:val="28"/>
           <w:lang w:val="en-US" w:eastAsia="ru-RU"/>
         </w:rPr>
         <w:lastRenderedPageBreak/>
-        <w:t>CHK_Scooters_Battery</w:t>
-      </w:r>
-      <w:proofErr w:type="spellEnd"/>
-      <w:r>
-        <w:rPr>
-          <w:rFonts w:ascii="Times New Roman" w:eastAsia="Times New Roman" w:hAnsi="Times New Roman" w:cs="Times New Roman"/>
-          <w:sz w:val="28"/>
-          <w:szCs w:val="28"/>
-          <w:lang w:val="en-US" w:eastAsia="ru-RU"/>
-        </w:rPr>
-        <w:t>: CHECK (</w:t>
-      </w:r>
-      <w:proofErr w:type="spellStart"/>
-      <w:r>
-        <w:rPr>
-          <w:rFonts w:ascii="Times New Roman" w:eastAsia="Times New Roman" w:hAnsi="Times New Roman" w:cs="Times New Roman"/>
-          <w:sz w:val="28"/>
-          <w:szCs w:val="28"/>
-          <w:lang w:val="en-US" w:eastAsia="ru-RU"/>
-        </w:rPr>
-        <w:t>BatteryLevel</w:t>
-      </w:r>
-      <w:proofErr w:type="spellEnd"/>
-      <w:r>
-        <w:rPr>
-          <w:rFonts w:ascii="Times New Roman" w:eastAsia="Times New Roman" w:hAnsi="Times New Roman" w:cs="Times New Roman"/>
-          <w:sz w:val="28"/>
-          <w:szCs w:val="28"/>
-          <w:lang w:val="en-US" w:eastAsia="ru-RU"/>
-        </w:rPr>
-        <w:t xml:space="preserve"> &gt;= 0 AND </w:t>
-      </w:r>
-      <w:proofErr w:type="spellStart"/>
-      <w:r>
-        <w:rPr>
-          <w:rFonts w:ascii="Times New Roman" w:eastAsia="Times New Roman" w:hAnsi="Times New Roman" w:cs="Times New Roman"/>
-          <w:sz w:val="28"/>
-          <w:szCs w:val="28"/>
-          <w:lang w:val="en-US" w:eastAsia="ru-RU"/>
-        </w:rPr>
-        <w:t>BatteryLevel</w:t>
-      </w:r>
-      <w:proofErr w:type="spellEnd"/>
-      <w:r>
-        <w:rPr>
-          <w:rFonts w:ascii="Times New Roman" w:eastAsia="Times New Roman" w:hAnsi="Times New Roman" w:cs="Times New Roman"/>
-          <w:sz w:val="28"/>
-          <w:szCs w:val="28"/>
-          <w:lang w:val="en-US" w:eastAsia="ru-RU"/>
-        </w:rPr>
-        <w:t xml:space="preserve"> &lt;= 100)</w:t>
-      </w:r>
-      <w:r>
-        <w:rPr>
-          <w:rFonts w:ascii="Times New Roman" w:eastAsia="Times New Roman" w:hAnsi="Times New Roman" w:cs="Times New Roman"/>
-          <w:sz w:val="28"/>
-          <w:szCs w:val="28"/>
-          <w:lang w:val="en-US" w:eastAsia="ru-RU"/>
-        </w:rPr>
-        <w:br/>
-      </w:r>
-      <w:proofErr w:type="spellStart"/>
-      <w:r>
-        <w:rPr>
-          <w:rFonts w:ascii="Courier New" w:eastAsia="Times New Roman" w:hAnsi="Courier New" w:cs="Courier New"/>
-          <w:sz w:val="28"/>
-          <w:szCs w:val="28"/>
-          <w:lang w:val="en-US" w:eastAsia="ru-RU"/>
-        </w:rPr>
         <w:t>CHK_Scooters_Status</w:t>
       </w:r>
       <w:proofErr w:type="spellEnd"/>
@@ -1670,7 +1406,7 @@
           <w:rFonts w:ascii="Times New Roman" w:eastAsia="Times New Roman" w:hAnsi="Times New Roman" w:cs="Times New Roman"/>
           <w:sz w:val="28"/>
           <w:szCs w:val="28"/>
-          <w:lang w:eastAsia="ru-RU"/>
+          <w:lang w:val="en-US" w:eastAsia="ru-RU"/>
         </w:rPr>
       </w:pPr>
     </w:p>
@@ -1846,177 +1582,82 @@
       <w:proofErr w:type="spellStart"/>
       <w:r>
         <w:rPr>
-          <w:rFonts w:ascii="Courier New" w:eastAsia="Times New Roman" w:hAnsi="Courier New" w:cs="Courier New"/>
-          <w:sz w:val="28"/>
-          <w:szCs w:val="28"/>
-          <w:lang w:val="en-US" w:eastAsia="ru-RU"/>
+          <w:rFonts w:ascii="Times New Roman" w:hAnsi="Times New Roman" w:cs="Times New Roman"/>
+          <w:sz w:val="28"/>
+          <w:szCs w:val="28"/>
+          <w:lang w:val="en-US"/>
         </w:rPr>
         <w:t>ParkingZoneID</w:t>
       </w:r>
       <w:proofErr w:type="spellEnd"/>
       <w:r>
         <w:rPr>
-          <w:rFonts w:ascii="Times New Roman" w:eastAsia="Times New Roman" w:hAnsi="Times New Roman" w:cs="Times New Roman"/>
-          <w:sz w:val="28"/>
-          <w:szCs w:val="28"/>
-          <w:lang w:val="en-US" w:eastAsia="ru-RU"/>
-        </w:rPr>
-        <w:t>: INTEGER, PK, NOT NULL, UNIQUE</w:t>
-      </w:r>
-      <w:r>
-        <w:rPr>
-          <w:rFonts w:ascii="Times New Roman" w:eastAsia="Times New Roman" w:hAnsi="Times New Roman" w:cs="Times New Roman"/>
-          <w:sz w:val="28"/>
-          <w:szCs w:val="28"/>
-          <w:lang w:val="en-US" w:eastAsia="ru-RU"/>
+          <w:rFonts w:ascii="Times New Roman" w:hAnsi="Times New Roman" w:cs="Times New Roman"/>
+          <w:sz w:val="28"/>
+          <w:szCs w:val="28"/>
+          <w:lang w:val="en-US"/>
+        </w:rPr>
+        <w:t>: INTEGER, PK, NOT NULL</w:t>
+      </w:r>
+      <w:r>
+        <w:rPr>
+          <w:rFonts w:ascii="Times New Roman" w:hAnsi="Times New Roman" w:cs="Times New Roman"/>
+          <w:sz w:val="28"/>
+          <w:szCs w:val="28"/>
+          <w:lang w:val="en-US"/>
         </w:rPr>
         <w:br/>
-      </w:r>
-      <w:r>
-        <w:rPr>
-          <w:rFonts w:ascii="Courier New" w:eastAsia="Times New Roman" w:hAnsi="Courier New" w:cs="Courier New"/>
-          <w:sz w:val="28"/>
-          <w:szCs w:val="28"/>
-          <w:lang w:val="en-US" w:eastAsia="ru-RU"/>
-        </w:rPr>
-        <w:t>Name</w:t>
-      </w:r>
-      <w:r>
-        <w:rPr>
-          <w:rFonts w:ascii="Times New Roman" w:eastAsia="Times New Roman" w:hAnsi="Times New Roman" w:cs="Times New Roman"/>
-          <w:sz w:val="28"/>
-          <w:szCs w:val="28"/>
-          <w:lang w:val="en-US" w:eastAsia="ru-RU"/>
-        </w:rPr>
-        <w:t xml:space="preserve">: </w:t>
+        <w:t xml:space="preserve">Name: </w:t>
       </w:r>
       <w:proofErr w:type="gramStart"/>
       <w:r>
         <w:rPr>
-          <w:rFonts w:ascii="Times New Roman" w:eastAsia="Times New Roman" w:hAnsi="Times New Roman" w:cs="Times New Roman"/>
-          <w:sz w:val="28"/>
-          <w:szCs w:val="28"/>
-          <w:lang w:val="en-US" w:eastAsia="ru-RU"/>
+          <w:rFonts w:ascii="Times New Roman" w:hAnsi="Times New Roman" w:cs="Times New Roman"/>
+          <w:sz w:val="28"/>
+          <w:szCs w:val="28"/>
+          <w:lang w:val="en-US"/>
         </w:rPr>
         <w:t>VARCHAR(</w:t>
       </w:r>
       <w:proofErr w:type="gramEnd"/>
       <w:r>
         <w:rPr>
-          <w:rFonts w:ascii="Times New Roman" w:eastAsia="Times New Roman" w:hAnsi="Times New Roman" w:cs="Times New Roman"/>
-          <w:sz w:val="28"/>
-          <w:szCs w:val="28"/>
-          <w:lang w:val="en-US" w:eastAsia="ru-RU"/>
-        </w:rPr>
-        <w:t>255</w:t>
-      </w:r>
-      <w:r>
-        <w:rPr>
-          <w:rFonts w:ascii="Times New Roman" w:eastAsia="Times New Roman" w:hAnsi="Times New Roman" w:cs="Times New Roman"/>
-          <w:sz w:val="28"/>
-          <w:szCs w:val="28"/>
-          <w:lang w:val="en-US" w:eastAsia="ru-RU"/>
-        </w:rPr>
-        <w:t>), NOT NULL</w:t>
-      </w:r>
-      <w:r>
-        <w:rPr>
-          <w:rFonts w:ascii="Times New Roman" w:eastAsia="Times New Roman" w:hAnsi="Times New Roman" w:cs="Times New Roman"/>
-          <w:sz w:val="28"/>
-          <w:szCs w:val="28"/>
-          <w:lang w:val="en-US" w:eastAsia="ru-RU"/>
+          <w:rFonts w:ascii="Times New Roman" w:hAnsi="Times New Roman" w:cs="Times New Roman"/>
+          <w:sz w:val="28"/>
+          <w:szCs w:val="28"/>
+          <w:lang w:val="en-US"/>
+        </w:rPr>
+        <w:t>255), NOT NULL</w:t>
+      </w:r>
+      <w:r>
+        <w:rPr>
+          <w:rFonts w:ascii="Times New Roman" w:hAnsi="Times New Roman" w:cs="Times New Roman"/>
+          <w:sz w:val="28"/>
+          <w:szCs w:val="28"/>
+          <w:lang w:val="en-US"/>
         </w:rPr>
         <w:br/>
-      </w:r>
-      <w:r>
-        <w:rPr>
-          <w:rFonts w:ascii="Courier New" w:eastAsia="Times New Roman" w:hAnsi="Courier New" w:cs="Courier New"/>
-          <w:sz w:val="28"/>
-          <w:szCs w:val="28"/>
-          <w:lang w:val="en-US" w:eastAsia="ru-RU"/>
-        </w:rPr>
-        <w:t>Address</w:t>
-      </w:r>
-      <w:r>
-        <w:rPr>
-          <w:rFonts w:ascii="Times New Roman" w:eastAsia="Times New Roman" w:hAnsi="Times New Roman" w:cs="Times New Roman"/>
-          <w:sz w:val="28"/>
-          <w:szCs w:val="28"/>
-          <w:lang w:val="en-US" w:eastAsia="ru-RU"/>
-        </w:rPr>
-        <w:t>: VARCHAR(255), NOT NULL</w:t>
-      </w:r>
-      <w:r>
-        <w:rPr>
-          <w:rFonts w:ascii="Times New Roman" w:eastAsia="Times New Roman" w:hAnsi="Times New Roman" w:cs="Times New Roman"/>
-          <w:sz w:val="28"/>
-          <w:szCs w:val="28"/>
-          <w:lang w:val="en-US" w:eastAsia="ru-RU"/>
+        <w:t>Address: VARCHAR(255), NOT NULL</w:t>
+      </w:r>
+      <w:r>
+        <w:rPr>
+          <w:rFonts w:ascii="Times New Roman" w:hAnsi="Times New Roman" w:cs="Times New Roman"/>
+          <w:sz w:val="28"/>
+          <w:szCs w:val="28"/>
+          <w:lang w:val="en-US"/>
         </w:rPr>
         <w:br/>
-      </w:r>
-      <w:r>
-        <w:rPr>
-          <w:rFonts w:ascii="Courier New" w:eastAsia="Times New Roman" w:hAnsi="Courier New" w:cs="Courier New"/>
-          <w:sz w:val="28"/>
-          <w:szCs w:val="28"/>
-          <w:lang w:val="en-US" w:eastAsia="ru-RU"/>
-        </w:rPr>
-        <w:t>Capacity</w:t>
-      </w:r>
-      <w:r>
-        <w:rPr>
-          <w:rFonts w:ascii="Times New Roman" w:eastAsia="Times New Roman" w:hAnsi="Times New Roman" w:cs="Times New Roman"/>
-          <w:sz w:val="28"/>
-          <w:szCs w:val="28"/>
-          <w:lang w:val="en-US" w:eastAsia="ru-RU"/>
-        </w:rPr>
-        <w:t>: INTEGER, NOT NULL</w:t>
-      </w:r>
-      <w:r>
-        <w:rPr>
-          <w:rFonts w:ascii="Times New Roman" w:eastAsia="Times New Roman" w:hAnsi="Times New Roman" w:cs="Times New Roman"/>
-          <w:sz w:val="28"/>
-          <w:szCs w:val="28"/>
-          <w:lang w:val="en-US" w:eastAsia="ru-RU"/>
+        <w:t>Capacity: INTEGER, NOT NULL</w:t>
+      </w:r>
+      <w:r>
+        <w:rPr>
+          <w:rFonts w:ascii="Times New Roman" w:hAnsi="Times New Roman" w:cs="Times New Roman"/>
+          <w:sz w:val="28"/>
+          <w:szCs w:val="28"/>
+          <w:lang w:val="en-US"/>
         </w:rPr>
         <w:br/>
-      </w:r>
-      <w:r>
-        <w:rPr>
-          <w:rFonts w:ascii="Courier New" w:eastAsia="Times New Roman" w:hAnsi="Courier New" w:cs="Courier New"/>
-          <w:sz w:val="28"/>
-          <w:szCs w:val="28"/>
-          <w:lang w:val="en-US" w:eastAsia="ru-RU"/>
-        </w:rPr>
-        <w:t>Status</w:t>
-      </w:r>
-      <w:r>
-        <w:rPr>
-          <w:rFonts w:ascii="Times New Roman" w:eastAsia="Times New Roman" w:hAnsi="Times New Roman" w:cs="Times New Roman"/>
-          <w:sz w:val="28"/>
-          <w:szCs w:val="28"/>
-          <w:lang w:val="en-US" w:eastAsia="ru-RU"/>
-        </w:rPr>
-        <w:t>: VARCHAR(</w:t>
-      </w:r>
-      <w:r>
-        <w:rPr>
-          <w:rFonts w:ascii="Times New Roman" w:eastAsia="Times New Roman" w:hAnsi="Times New Roman" w:cs="Times New Roman"/>
-          <w:sz w:val="28"/>
-          <w:szCs w:val="28"/>
-          <w:lang w:val="en-US" w:eastAsia="ru-RU"/>
-        </w:rPr>
-        <w:t>255</w:t>
-      </w:r>
-      <w:r>
-        <w:rPr>
-          <w:rFonts w:ascii="Times New Roman" w:eastAsia="Times New Roman" w:hAnsi="Times New Roman" w:cs="Times New Roman"/>
-          <w:sz w:val="28"/>
-          <w:szCs w:val="28"/>
-          <w:lang w:val="en-US" w:eastAsia="ru-RU"/>
-        </w:rPr>
-        <w:t>), NOT NULL, DEFAULT 'Active'</w:t>
+        <w:t>Status: VARCHAR(255), NOT NULL, DEFAULT 'Active'</w:t>
       </w:r>
     </w:p>
     <w:p>
@@ -2054,7 +1695,7 @@
       <w:proofErr w:type="spellStart"/>
       <w:r>
         <w:rPr>
-          <w:rFonts w:ascii="Courier New" w:eastAsia="Times New Roman" w:hAnsi="Courier New" w:cs="Courier New"/>
+          <w:rFonts w:ascii="Times New Roman" w:eastAsia="Times New Roman" w:hAnsi="Times New Roman" w:cs="Times New Roman"/>
           <w:sz w:val="28"/>
           <w:szCs w:val="28"/>
           <w:lang w:val="en-US" w:eastAsia="ru-RU"/>
@@ -2103,7 +1744,7 @@
       <w:proofErr w:type="spellStart"/>
       <w:r>
         <w:rPr>
-          <w:rFonts w:ascii="Courier New" w:eastAsia="Times New Roman" w:hAnsi="Courier New" w:cs="Courier New"/>
+          <w:rFonts w:ascii="Times New Roman" w:eastAsia="Times New Roman" w:hAnsi="Times New Roman" w:cs="Times New Roman"/>
           <w:sz w:val="28"/>
           <w:szCs w:val="28"/>
           <w:lang w:val="en-US" w:eastAsia="ru-RU"/>
@@ -2132,7 +1773,7 @@
       <w:proofErr w:type="spellStart"/>
       <w:r>
         <w:rPr>
-          <w:rFonts w:ascii="Courier New" w:eastAsia="Times New Roman" w:hAnsi="Courier New" w:cs="Courier New"/>
+          <w:rFonts w:ascii="Times New Roman" w:eastAsia="Times New Roman" w:hAnsi="Times New Roman" w:cs="Times New Roman"/>
           <w:sz w:val="28"/>
           <w:szCs w:val="28"/>
           <w:lang w:val="en-US" w:eastAsia="ru-RU"/>
@@ -2176,16 +1817,318 @@
       </w:pPr>
       <w:r>
         <w:rPr>
+          <w:rFonts w:ascii="Times New Roman" w:hAnsi="Times New Roman" w:cs="Times New Roman"/>
+          <w:sz w:val="28"/>
+          <w:szCs w:val="28"/>
+        </w:rPr>
+        <w:t>4. Table Name: completed_trips</w:t>
+      </w:r>
+    </w:p>
+    <w:p>
+      <w:pPr>
+        <w:spacing w:after="0" w:line="240" w:lineRule="auto"/>
+        <w:rPr>
+          <w:rFonts w:ascii="Times New Roman" w:eastAsia="Times New Roman" w:hAnsi="Times New Roman" w:cs="Times New Roman"/>
+          <w:sz w:val="28"/>
+          <w:szCs w:val="28"/>
+          <w:lang w:eastAsia="ru-RU"/>
+        </w:rPr>
+      </w:pPr>
+      <w:r>
+        <w:rPr>
+          <w:rFonts w:ascii="Times New Roman" w:hAnsi="Times New Roman" w:cs="Times New Roman"/>
+          <w:sz w:val="28"/>
+          <w:szCs w:val="28"/>
+        </w:rPr>
+        <w:t>Description</w:t>
+      </w:r>
+      <w:proofErr w:type="gramStart"/>
+      <w:r>
+        <w:rPr>
+          <w:rFonts w:ascii="Times New Roman" w:hAnsi="Times New Roman" w:cs="Times New Roman"/>
+          <w:sz w:val="28"/>
+          <w:szCs w:val="28"/>
+        </w:rPr>
+        <w:t>: Хранит</w:t>
+      </w:r>
+      <w:proofErr w:type="gramEnd"/>
+      <w:r>
+        <w:rPr>
+          <w:rFonts w:ascii="Times New Roman" w:hAnsi="Times New Roman" w:cs="Times New Roman"/>
+          <w:sz w:val="28"/>
+          <w:szCs w:val="28"/>
+        </w:rPr>
+        <w:t xml:space="preserve"> информацию о завершённых поездках пользователей на электросамокатах. Также реализует связь многие-ко-многим между пользователями и самокатами.</w:t>
+      </w:r>
+    </w:p>
+    <w:p>
+      <w:pPr>
+        <w:spacing w:after="0" w:line="240" w:lineRule="auto"/>
+        <w:rPr>
+          <w:rFonts w:ascii="Times New Roman" w:eastAsia="Times New Roman" w:hAnsi="Times New Roman" w:cs="Times New Roman"/>
+          <w:sz w:val="28"/>
+          <w:szCs w:val="28"/>
+          <w:lang w:val="en-US" w:eastAsia="ru-RU"/>
+        </w:rPr>
+      </w:pPr>
+      <w:r>
+        <w:rPr>
           <w:rFonts w:ascii="Times New Roman" w:eastAsia="Times New Roman" w:hAnsi="Times New Roman" w:cs="Times New Roman"/>
           <w:b/>
           <w:bCs/>
           <w:sz w:val="28"/>
           <w:szCs w:val="28"/>
-          <w:lang w:eastAsia="ru-RU"/>
-        </w:rPr>
-        <w:t xml:space="preserve">4. </w:t>
-      </w:r>
-      <w:proofErr w:type="spellStart"/>
+          <w:lang w:val="en-US" w:eastAsia="ru-RU"/>
+        </w:rPr>
+        <w:t>Attributes:</w:t>
+      </w:r>
+    </w:p>
+    <w:p>
+      <w:pPr>
+        <w:spacing w:after="0" w:line="240" w:lineRule="auto"/>
+        <w:rPr>
+          <w:rFonts w:ascii="Times New Roman" w:eastAsia="Times New Roman" w:hAnsi="Times New Roman" w:cs="Times New Roman"/>
+          <w:sz w:val="28"/>
+          <w:szCs w:val="28"/>
+          <w:lang w:val="en-US" w:eastAsia="ru-RU"/>
+        </w:rPr>
+      </w:pPr>
+      <w:proofErr w:type="spellStart"/>
+      <w:r>
+        <w:rPr>
+          <w:rFonts w:ascii="Times New Roman" w:hAnsi="Times New Roman" w:cs="Times New Roman"/>
+          <w:sz w:val="28"/>
+          <w:szCs w:val="28"/>
+          <w:lang w:val="en-US"/>
+        </w:rPr>
+        <w:t>TripID</w:t>
+      </w:r>
+      <w:proofErr w:type="spellEnd"/>
+      <w:r>
+        <w:rPr>
+          <w:rFonts w:ascii="Times New Roman" w:hAnsi="Times New Roman" w:cs="Times New Roman"/>
+          <w:sz w:val="28"/>
+          <w:szCs w:val="28"/>
+          <w:lang w:val="en-US"/>
+        </w:rPr>
+        <w:t>: INTEGER, PK, NOT NULL</w:t>
+      </w:r>
+      <w:r>
+        <w:rPr>
+          <w:rFonts w:ascii="Times New Roman" w:hAnsi="Times New Roman" w:cs="Times New Roman"/>
+          <w:sz w:val="28"/>
+          <w:szCs w:val="28"/>
+          <w:lang w:val="en-US"/>
+        </w:rPr>
+        <w:br/>
+      </w:r>
+      <w:proofErr w:type="spellStart"/>
+      <w:r>
+        <w:rPr>
+          <w:rFonts w:ascii="Times New Roman" w:hAnsi="Times New Roman" w:cs="Times New Roman"/>
+          <w:sz w:val="28"/>
+          <w:szCs w:val="28"/>
+          <w:lang w:val="en-US"/>
+        </w:rPr>
+        <w:t>UserID</w:t>
+      </w:r>
+      <w:proofErr w:type="spellEnd"/>
+      <w:r>
+        <w:rPr>
+          <w:rFonts w:ascii="Times New Roman" w:hAnsi="Times New Roman" w:cs="Times New Roman"/>
+          <w:sz w:val="28"/>
+          <w:szCs w:val="28"/>
+          <w:lang w:val="en-US"/>
+        </w:rPr>
+        <w:t>: INTEGER, FK (REFERENCES Users), NOT NULL</w:t>
+      </w:r>
+      <w:r>
+        <w:rPr>
+          <w:rFonts w:ascii="Times New Roman" w:hAnsi="Times New Roman" w:cs="Times New Roman"/>
+          <w:sz w:val="28"/>
+          <w:szCs w:val="28"/>
+          <w:lang w:val="en-US"/>
+        </w:rPr>
+        <w:br/>
+      </w:r>
+      <w:proofErr w:type="spellStart"/>
+      <w:r>
+        <w:rPr>
+          <w:rFonts w:ascii="Times New Roman" w:hAnsi="Times New Roman" w:cs="Times New Roman"/>
+          <w:sz w:val="28"/>
+          <w:szCs w:val="28"/>
+          <w:lang w:val="en-US"/>
+        </w:rPr>
+        <w:t>ScooterID</w:t>
+      </w:r>
+      <w:proofErr w:type="spellEnd"/>
+      <w:r>
+        <w:rPr>
+          <w:rFonts w:ascii="Times New Roman" w:hAnsi="Times New Roman" w:cs="Times New Roman"/>
+          <w:sz w:val="28"/>
+          <w:szCs w:val="28"/>
+          <w:lang w:val="en-US"/>
+        </w:rPr>
+        <w:t>: INTEGER, FK (REFERENCES Scooters), NOT NULL</w:t>
+      </w:r>
+      <w:r>
+        <w:rPr>
+          <w:rFonts w:ascii="Times New Roman" w:hAnsi="Times New Roman" w:cs="Times New Roman"/>
+          <w:sz w:val="28"/>
+          <w:szCs w:val="28"/>
+          <w:lang w:val="en-US"/>
+        </w:rPr>
+        <w:br/>
+      </w:r>
+      <w:proofErr w:type="spellStart"/>
+      <w:r>
+        <w:rPr>
+          <w:rFonts w:ascii="Times New Roman" w:hAnsi="Times New Roman" w:cs="Times New Roman"/>
+          <w:sz w:val="28"/>
+          <w:szCs w:val="28"/>
+          <w:lang w:val="en-US"/>
+        </w:rPr>
+        <w:t>ParkingZoneID</w:t>
+      </w:r>
+      <w:proofErr w:type="spellEnd"/>
+      <w:r>
+        <w:rPr>
+          <w:rFonts w:ascii="Times New Roman" w:hAnsi="Times New Roman" w:cs="Times New Roman"/>
+          <w:sz w:val="28"/>
+          <w:szCs w:val="28"/>
+          <w:lang w:val="en-US"/>
+        </w:rPr>
+        <w:t xml:space="preserve">: INTEGER, FK (REFERENCES </w:t>
+      </w:r>
+      <w:proofErr w:type="spellStart"/>
+      <w:r>
+        <w:rPr>
+          <w:rFonts w:ascii="Times New Roman" w:hAnsi="Times New Roman" w:cs="Times New Roman"/>
+          <w:sz w:val="28"/>
+          <w:szCs w:val="28"/>
+          <w:lang w:val="en-US"/>
+        </w:rPr>
+        <w:t>Parking_Zones</w:t>
+      </w:r>
+      <w:proofErr w:type="spellEnd"/>
+      <w:r>
+        <w:rPr>
+          <w:rFonts w:ascii="Times New Roman" w:hAnsi="Times New Roman" w:cs="Times New Roman"/>
+          <w:sz w:val="28"/>
+          <w:szCs w:val="28"/>
+          <w:lang w:val="en-US"/>
+        </w:rPr>
+        <w:t>), NOT NULL</w:t>
+      </w:r>
+      <w:r>
+        <w:rPr>
+          <w:rFonts w:ascii="Times New Roman" w:hAnsi="Times New Roman" w:cs="Times New Roman"/>
+          <w:sz w:val="28"/>
+          <w:szCs w:val="28"/>
+          <w:lang w:val="en-US"/>
+        </w:rPr>
+        <w:br/>
+      </w:r>
+      <w:proofErr w:type="spellStart"/>
+      <w:r>
+        <w:rPr>
+          <w:rFonts w:ascii="Times New Roman" w:hAnsi="Times New Roman" w:cs="Times New Roman"/>
+          <w:sz w:val="28"/>
+          <w:szCs w:val="28"/>
+          <w:lang w:val="en-US"/>
+        </w:rPr>
+        <w:t>StartTime</w:t>
+      </w:r>
+      <w:proofErr w:type="spellEnd"/>
+      <w:r>
+        <w:rPr>
+          <w:rFonts w:ascii="Times New Roman" w:hAnsi="Times New Roman" w:cs="Times New Roman"/>
+          <w:sz w:val="28"/>
+          <w:szCs w:val="28"/>
+          <w:lang w:val="en-US"/>
+        </w:rPr>
+        <w:t>: TIME, NOT NULL</w:t>
+      </w:r>
+      <w:r>
+        <w:rPr>
+          <w:rFonts w:ascii="Times New Roman" w:hAnsi="Times New Roman" w:cs="Times New Roman"/>
+          <w:sz w:val="28"/>
+          <w:szCs w:val="28"/>
+          <w:lang w:val="en-US"/>
+        </w:rPr>
+        <w:br/>
+      </w:r>
+      <w:proofErr w:type="spellStart"/>
+      <w:r>
+        <w:rPr>
+          <w:rFonts w:ascii="Times New Roman" w:hAnsi="Times New Roman" w:cs="Times New Roman"/>
+          <w:sz w:val="28"/>
+          <w:szCs w:val="28"/>
+          <w:lang w:val="en-US"/>
+        </w:rPr>
+        <w:t>EndTime</w:t>
+      </w:r>
+      <w:proofErr w:type="spellEnd"/>
+      <w:r>
+        <w:rPr>
+          <w:rFonts w:ascii="Times New Roman" w:hAnsi="Times New Roman" w:cs="Times New Roman"/>
+          <w:sz w:val="28"/>
+          <w:szCs w:val="28"/>
+          <w:lang w:val="en-US"/>
+        </w:rPr>
+        <w:t>: TIME, NOT NULL</w:t>
+      </w:r>
+      <w:r>
+        <w:rPr>
+          <w:rFonts w:ascii="Times New Roman" w:hAnsi="Times New Roman" w:cs="Times New Roman"/>
+          <w:sz w:val="28"/>
+          <w:szCs w:val="28"/>
+          <w:lang w:val="en-US"/>
+        </w:rPr>
+        <w:br/>
+        <w:t xml:space="preserve">Distance: </w:t>
+      </w:r>
+      <w:proofErr w:type="gramStart"/>
+      <w:r>
+        <w:rPr>
+          <w:rFonts w:ascii="Times New Roman" w:hAnsi="Times New Roman" w:cs="Times New Roman"/>
+          <w:sz w:val="28"/>
+          <w:szCs w:val="28"/>
+          <w:lang w:val="en-US"/>
+        </w:rPr>
+        <w:t>DECIMAL(</w:t>
+      </w:r>
+      <w:proofErr w:type="gramEnd"/>
+      <w:r>
+        <w:rPr>
+          <w:rFonts w:ascii="Times New Roman" w:hAnsi="Times New Roman" w:cs="Times New Roman"/>
+          <w:sz w:val="28"/>
+          <w:szCs w:val="28"/>
+          <w:lang w:val="en-US"/>
+        </w:rPr>
+        <w:t>10,2), NOT NULL</w:t>
+      </w:r>
+      <w:r>
+        <w:rPr>
+          <w:rFonts w:ascii="Times New Roman" w:hAnsi="Times New Roman" w:cs="Times New Roman"/>
+          <w:sz w:val="28"/>
+          <w:szCs w:val="28"/>
+          <w:lang w:val="en-US"/>
+        </w:rPr>
+        <w:br/>
+        <w:t>Cost: DECIMAL(10,2), NOT NULL</w:t>
+      </w:r>
+    </w:p>
+    <w:p>
+      <w:pPr>
+        <w:spacing w:after="0" w:line="240" w:lineRule="auto"/>
+        <w:rPr>
+          <w:rFonts w:ascii="Times New Roman" w:eastAsia="Times New Roman" w:hAnsi="Times New Roman" w:cs="Times New Roman"/>
+          <w:sz w:val="28"/>
+          <w:szCs w:val="28"/>
+          <w:lang w:val="en-US" w:eastAsia="ru-RU"/>
+        </w:rPr>
+      </w:pPr>
       <w:r>
         <w:rPr>
           <w:rFonts w:ascii="Times New Roman" w:eastAsia="Times New Roman" w:hAnsi="Times New Roman" w:cs="Times New Roman"/>
@@ -2193,12 +2136,465 @@
           <w:bCs/>
           <w:sz w:val="28"/>
           <w:szCs w:val="28"/>
-          <w:lang w:eastAsia="ru-RU"/>
-        </w:rPr>
-        <w:t>Table</w:t>
-      </w:r>
-      <w:proofErr w:type="spellEnd"/>
-      <w:r>
+          <w:lang w:val="en-US" w:eastAsia="ru-RU"/>
+        </w:rPr>
+        <w:t>Constraints:</w:t>
+      </w:r>
+    </w:p>
+    <w:p>
+      <w:pPr>
+        <w:spacing w:after="0" w:line="240" w:lineRule="auto"/>
+        <w:rPr>
+          <w:rFonts w:ascii="Times New Roman" w:eastAsia="Times New Roman" w:hAnsi="Times New Roman" w:cs="Times New Roman"/>
+          <w:sz w:val="28"/>
+          <w:szCs w:val="28"/>
+          <w:lang w:val="en-US" w:eastAsia="ru-RU"/>
+        </w:rPr>
+      </w:pPr>
+      <w:proofErr w:type="spellStart"/>
+      <w:r>
+        <w:rPr>
+          <w:rFonts w:ascii="Times New Roman" w:eastAsia="Times New Roman" w:hAnsi="Times New Roman" w:cs="Times New Roman"/>
+          <w:sz w:val="28"/>
+          <w:szCs w:val="28"/>
+          <w:lang w:val="en-US" w:eastAsia="ru-RU"/>
+        </w:rPr>
+        <w:t>PK_CompletedTrips</w:t>
+      </w:r>
+      <w:proofErr w:type="spellEnd"/>
+      <w:r>
+        <w:rPr>
+          <w:rFonts w:ascii="Times New Roman" w:eastAsia="Times New Roman" w:hAnsi="Times New Roman" w:cs="Times New Roman"/>
+          <w:sz w:val="28"/>
+          <w:szCs w:val="28"/>
+          <w:lang w:val="en-US" w:eastAsia="ru-RU"/>
+        </w:rPr>
+        <w:t>: PRIMARY KEY (</w:t>
+      </w:r>
+      <w:proofErr w:type="spellStart"/>
+      <w:r>
+        <w:rPr>
+          <w:rFonts w:ascii="Times New Roman" w:eastAsia="Times New Roman" w:hAnsi="Times New Roman" w:cs="Times New Roman"/>
+          <w:sz w:val="28"/>
+          <w:szCs w:val="28"/>
+          <w:lang w:val="en-US" w:eastAsia="ru-RU"/>
+        </w:rPr>
+        <w:t>TripID</w:t>
+      </w:r>
+      <w:proofErr w:type="spellEnd"/>
+      <w:r>
+        <w:rPr>
+          <w:rFonts w:ascii="Times New Roman" w:eastAsia="Times New Roman" w:hAnsi="Times New Roman" w:cs="Times New Roman"/>
+          <w:sz w:val="28"/>
+          <w:szCs w:val="28"/>
+          <w:lang w:val="en-US" w:eastAsia="ru-RU"/>
+        </w:rPr>
+        <w:t>)</w:t>
+      </w:r>
+    </w:p>
+    <w:p>
+      <w:pPr>
+        <w:spacing w:after="0" w:line="240" w:lineRule="auto"/>
+        <w:rPr>
+          <w:rFonts w:ascii="Times New Roman" w:eastAsia="Times New Roman" w:hAnsi="Times New Roman" w:cs="Times New Roman"/>
+          <w:sz w:val="28"/>
+          <w:szCs w:val="28"/>
+          <w:lang w:val="en-US" w:eastAsia="ru-RU"/>
+        </w:rPr>
+      </w:pPr>
+      <w:proofErr w:type="spellStart"/>
+      <w:r>
+        <w:rPr>
+          <w:rFonts w:ascii="Times New Roman" w:eastAsia="Times New Roman" w:hAnsi="Times New Roman" w:cs="Times New Roman"/>
+          <w:sz w:val="28"/>
+          <w:szCs w:val="28"/>
+          <w:lang w:val="en-US" w:eastAsia="ru-RU"/>
+        </w:rPr>
+        <w:t>FK_CompletedTrips_Users</w:t>
+      </w:r>
+      <w:proofErr w:type="spellEnd"/>
+      <w:r>
+        <w:rPr>
+          <w:rFonts w:ascii="Times New Roman" w:eastAsia="Times New Roman" w:hAnsi="Times New Roman" w:cs="Times New Roman"/>
+          <w:sz w:val="28"/>
+          <w:szCs w:val="28"/>
+          <w:lang w:val="en-US" w:eastAsia="ru-RU"/>
+        </w:rPr>
+        <w:t>: FOREIGN KEY (</w:t>
+      </w:r>
+      <w:proofErr w:type="spellStart"/>
+      <w:r>
+        <w:rPr>
+          <w:rFonts w:ascii="Times New Roman" w:eastAsia="Times New Roman" w:hAnsi="Times New Roman" w:cs="Times New Roman"/>
+          <w:sz w:val="28"/>
+          <w:szCs w:val="28"/>
+          <w:lang w:val="en-US" w:eastAsia="ru-RU"/>
+        </w:rPr>
+        <w:t>UserID</w:t>
+      </w:r>
+      <w:proofErr w:type="spellEnd"/>
+      <w:r>
+        <w:rPr>
+          <w:rFonts w:ascii="Times New Roman" w:eastAsia="Times New Roman" w:hAnsi="Times New Roman" w:cs="Times New Roman"/>
+          <w:sz w:val="28"/>
+          <w:szCs w:val="28"/>
+          <w:lang w:val="en-US" w:eastAsia="ru-RU"/>
+        </w:rPr>
+        <w:t xml:space="preserve">) REFERENCES </w:t>
+      </w:r>
+      <w:proofErr w:type="gramStart"/>
+      <w:r>
+        <w:rPr>
+          <w:rFonts w:ascii="Times New Roman" w:eastAsia="Times New Roman" w:hAnsi="Times New Roman" w:cs="Times New Roman"/>
+          <w:sz w:val="28"/>
+          <w:szCs w:val="28"/>
+          <w:lang w:val="en-US" w:eastAsia="ru-RU"/>
+        </w:rPr>
+        <w:t>Users(</w:t>
+      </w:r>
+      <w:proofErr w:type="spellStart"/>
+      <w:proofErr w:type="gramEnd"/>
+      <w:r>
+        <w:rPr>
+          <w:rFonts w:ascii="Times New Roman" w:eastAsia="Times New Roman" w:hAnsi="Times New Roman" w:cs="Times New Roman"/>
+          <w:sz w:val="28"/>
+          <w:szCs w:val="28"/>
+          <w:lang w:val="en-US" w:eastAsia="ru-RU"/>
+        </w:rPr>
+        <w:t>UserID</w:t>
+      </w:r>
+      <w:proofErr w:type="spellEnd"/>
+      <w:r>
+        <w:rPr>
+          <w:rFonts w:ascii="Times New Roman" w:eastAsia="Times New Roman" w:hAnsi="Times New Roman" w:cs="Times New Roman"/>
+          <w:sz w:val="28"/>
+          <w:szCs w:val="28"/>
+          <w:lang w:val="en-US" w:eastAsia="ru-RU"/>
+        </w:rPr>
+        <w:t>)</w:t>
+      </w:r>
+    </w:p>
+    <w:p>
+      <w:pPr>
+        <w:spacing w:after="0" w:line="240" w:lineRule="auto"/>
+        <w:rPr>
+          <w:rFonts w:ascii="Times New Roman" w:eastAsia="Times New Roman" w:hAnsi="Times New Roman" w:cs="Times New Roman"/>
+          <w:sz w:val="28"/>
+          <w:szCs w:val="28"/>
+          <w:lang w:val="en-US" w:eastAsia="ru-RU"/>
+        </w:rPr>
+      </w:pPr>
+      <w:proofErr w:type="spellStart"/>
+      <w:r>
+        <w:rPr>
+          <w:rFonts w:ascii="Times New Roman" w:eastAsia="Times New Roman" w:hAnsi="Times New Roman" w:cs="Times New Roman"/>
+          <w:sz w:val="28"/>
+          <w:szCs w:val="28"/>
+          <w:lang w:val="en-US" w:eastAsia="ru-RU"/>
+        </w:rPr>
+        <w:t>FK_CompletedTrips_Scooters</w:t>
+      </w:r>
+      <w:proofErr w:type="spellEnd"/>
+      <w:r>
+        <w:rPr>
+          <w:rFonts w:ascii="Times New Roman" w:eastAsia="Times New Roman" w:hAnsi="Times New Roman" w:cs="Times New Roman"/>
+          <w:sz w:val="28"/>
+          <w:szCs w:val="28"/>
+          <w:lang w:val="en-US" w:eastAsia="ru-RU"/>
+        </w:rPr>
+        <w:t>: FOREIGN KEY (</w:t>
+      </w:r>
+      <w:proofErr w:type="spellStart"/>
+      <w:r>
+        <w:rPr>
+          <w:rFonts w:ascii="Times New Roman" w:eastAsia="Times New Roman" w:hAnsi="Times New Roman" w:cs="Times New Roman"/>
+          <w:sz w:val="28"/>
+          <w:szCs w:val="28"/>
+          <w:lang w:val="en-US" w:eastAsia="ru-RU"/>
+        </w:rPr>
+        <w:t>ScooterID</w:t>
+      </w:r>
+      <w:proofErr w:type="spellEnd"/>
+      <w:r>
+        <w:rPr>
+          <w:rFonts w:ascii="Times New Roman" w:eastAsia="Times New Roman" w:hAnsi="Times New Roman" w:cs="Times New Roman"/>
+          <w:sz w:val="28"/>
+          <w:szCs w:val="28"/>
+          <w:lang w:val="en-US" w:eastAsia="ru-RU"/>
+        </w:rPr>
+        <w:t xml:space="preserve">) REFERENCES </w:t>
+      </w:r>
+      <w:proofErr w:type="gramStart"/>
+      <w:r>
+        <w:rPr>
+          <w:rFonts w:ascii="Times New Roman" w:eastAsia="Times New Roman" w:hAnsi="Times New Roman" w:cs="Times New Roman"/>
+          <w:sz w:val="28"/>
+          <w:szCs w:val="28"/>
+          <w:lang w:val="en-US" w:eastAsia="ru-RU"/>
+        </w:rPr>
+        <w:t>Scooters(</w:t>
+      </w:r>
+      <w:proofErr w:type="spellStart"/>
+      <w:proofErr w:type="gramEnd"/>
+      <w:r>
+        <w:rPr>
+          <w:rFonts w:ascii="Times New Roman" w:eastAsia="Times New Roman" w:hAnsi="Times New Roman" w:cs="Times New Roman"/>
+          <w:sz w:val="28"/>
+          <w:szCs w:val="28"/>
+          <w:lang w:val="en-US" w:eastAsia="ru-RU"/>
+        </w:rPr>
+        <w:t>ScooterID</w:t>
+      </w:r>
+      <w:proofErr w:type="spellEnd"/>
+      <w:r>
+        <w:rPr>
+          <w:rFonts w:ascii="Times New Roman" w:eastAsia="Times New Roman" w:hAnsi="Times New Roman" w:cs="Times New Roman"/>
+          <w:sz w:val="28"/>
+          <w:szCs w:val="28"/>
+          <w:lang w:val="en-US" w:eastAsia="ru-RU"/>
+        </w:rPr>
+        <w:t>)</w:t>
+      </w:r>
+    </w:p>
+    <w:p>
+      <w:pPr>
+        <w:spacing w:after="0" w:line="240" w:lineRule="auto"/>
+        <w:rPr>
+          <w:rFonts w:ascii="Times New Roman" w:eastAsia="Times New Roman" w:hAnsi="Times New Roman" w:cs="Times New Roman"/>
+          <w:sz w:val="28"/>
+          <w:szCs w:val="28"/>
+          <w:lang w:val="en-US" w:eastAsia="ru-RU"/>
+        </w:rPr>
+      </w:pPr>
+      <w:proofErr w:type="spellStart"/>
+      <w:r>
+        <w:rPr>
+          <w:rFonts w:ascii="Times New Roman" w:hAnsi="Times New Roman" w:cs="Times New Roman"/>
+          <w:sz w:val="28"/>
+          <w:szCs w:val="28"/>
+          <w:lang w:val="en-US"/>
+        </w:rPr>
+        <w:t>FK_CompletedTrips_ParkingZones</w:t>
+      </w:r>
+      <w:proofErr w:type="spellEnd"/>
+      <w:r>
+        <w:rPr>
+          <w:rFonts w:ascii="Times New Roman" w:hAnsi="Times New Roman" w:cs="Times New Roman"/>
+          <w:sz w:val="28"/>
+          <w:szCs w:val="28"/>
+          <w:lang w:val="en-US"/>
+        </w:rPr>
+        <w:t>: FOREIGN KEY (</w:t>
+      </w:r>
+      <w:proofErr w:type="spellStart"/>
+      <w:r>
+        <w:rPr>
+          <w:rFonts w:ascii="Times New Roman" w:hAnsi="Times New Roman" w:cs="Times New Roman"/>
+          <w:sz w:val="28"/>
+          <w:szCs w:val="28"/>
+          <w:lang w:val="en-US"/>
+        </w:rPr>
+        <w:t>ParkingZoneID</w:t>
+      </w:r>
+      <w:proofErr w:type="spellEnd"/>
+      <w:r>
+        <w:rPr>
+          <w:rFonts w:ascii="Times New Roman" w:hAnsi="Times New Roman" w:cs="Times New Roman"/>
+          <w:sz w:val="28"/>
+          <w:szCs w:val="28"/>
+          <w:lang w:val="en-US"/>
+        </w:rPr>
+        <w:t xml:space="preserve">) REFERENCES </w:t>
+      </w:r>
+      <w:proofErr w:type="spellStart"/>
+      <w:r>
+        <w:rPr>
+          <w:rFonts w:ascii="Times New Roman" w:hAnsi="Times New Roman" w:cs="Times New Roman"/>
+          <w:sz w:val="28"/>
+          <w:szCs w:val="28"/>
+          <w:lang w:val="en-US"/>
+        </w:rPr>
+        <w:t>Parking_</w:t>
+      </w:r>
+      <w:proofErr w:type="gramStart"/>
+      <w:r>
+        <w:rPr>
+          <w:rFonts w:ascii="Times New Roman" w:hAnsi="Times New Roman" w:cs="Times New Roman"/>
+          <w:sz w:val="28"/>
+          <w:szCs w:val="28"/>
+          <w:lang w:val="en-US"/>
+        </w:rPr>
+        <w:t>Zones</w:t>
+      </w:r>
+      <w:proofErr w:type="spellEnd"/>
+      <w:r>
+        <w:rPr>
+          <w:rFonts w:ascii="Times New Roman" w:hAnsi="Times New Roman" w:cs="Times New Roman"/>
+          <w:sz w:val="28"/>
+          <w:szCs w:val="28"/>
+          <w:lang w:val="en-US"/>
+        </w:rPr>
+        <w:t>(</w:t>
+      </w:r>
+      <w:proofErr w:type="spellStart"/>
+      <w:proofErr w:type="gramEnd"/>
+      <w:r>
+        <w:rPr>
+          <w:rFonts w:ascii="Times New Roman" w:hAnsi="Times New Roman" w:cs="Times New Roman"/>
+          <w:sz w:val="28"/>
+          <w:szCs w:val="28"/>
+          <w:lang w:val="en-US"/>
+        </w:rPr>
+        <w:t>ParkingZoneID</w:t>
+      </w:r>
+      <w:proofErr w:type="spellEnd"/>
+      <w:r>
+        <w:rPr>
+          <w:rFonts w:ascii="Times New Roman" w:hAnsi="Times New Roman" w:cs="Times New Roman"/>
+          <w:sz w:val="28"/>
+          <w:szCs w:val="28"/>
+          <w:lang w:val="en-US"/>
+        </w:rPr>
+        <w:t>)</w:t>
+      </w:r>
+    </w:p>
+    <w:p>
+      <w:pPr>
+        <w:spacing w:after="0" w:line="240" w:lineRule="auto"/>
+        <w:rPr>
+          <w:rFonts w:ascii="Times New Roman" w:eastAsia="Times New Roman" w:hAnsi="Times New Roman" w:cs="Times New Roman"/>
+          <w:sz w:val="28"/>
+          <w:szCs w:val="28"/>
+          <w:lang w:val="en-US" w:eastAsia="ru-RU"/>
+        </w:rPr>
+      </w:pPr>
+      <w:proofErr w:type="spellStart"/>
+      <w:r>
+        <w:rPr>
+          <w:rFonts w:ascii="Times New Roman" w:eastAsia="Times New Roman" w:hAnsi="Times New Roman" w:cs="Times New Roman"/>
+          <w:sz w:val="28"/>
+          <w:szCs w:val="28"/>
+          <w:lang w:val="en-US" w:eastAsia="ru-RU"/>
+        </w:rPr>
+        <w:t>CHK_CompletedTrips_Dates</w:t>
+      </w:r>
+      <w:proofErr w:type="spellEnd"/>
+      <w:r>
+        <w:rPr>
+          <w:rFonts w:ascii="Times New Roman" w:eastAsia="Times New Roman" w:hAnsi="Times New Roman" w:cs="Times New Roman"/>
+          <w:sz w:val="28"/>
+          <w:szCs w:val="28"/>
+          <w:lang w:val="en-US" w:eastAsia="ru-RU"/>
+        </w:rPr>
+        <w:t>: CHECK (</w:t>
+      </w:r>
+      <w:proofErr w:type="spellStart"/>
+      <w:r>
+        <w:rPr>
+          <w:rFonts w:ascii="Times New Roman" w:eastAsia="Times New Roman" w:hAnsi="Times New Roman" w:cs="Times New Roman"/>
+          <w:sz w:val="28"/>
+          <w:szCs w:val="28"/>
+          <w:lang w:val="en-US" w:eastAsia="ru-RU"/>
+        </w:rPr>
+        <w:t>EndTime</w:t>
+      </w:r>
+      <w:proofErr w:type="spellEnd"/>
+      <w:r>
+        <w:rPr>
+          <w:rFonts w:ascii="Times New Roman" w:eastAsia="Times New Roman" w:hAnsi="Times New Roman" w:cs="Times New Roman"/>
+          <w:sz w:val="28"/>
+          <w:szCs w:val="28"/>
+          <w:lang w:val="en-US" w:eastAsia="ru-RU"/>
+        </w:rPr>
+        <w:t xml:space="preserve"> &gt; </w:t>
+      </w:r>
+      <w:proofErr w:type="spellStart"/>
+      <w:r>
+        <w:rPr>
+          <w:rFonts w:ascii="Times New Roman" w:eastAsia="Times New Roman" w:hAnsi="Times New Roman" w:cs="Times New Roman"/>
+          <w:sz w:val="28"/>
+          <w:szCs w:val="28"/>
+          <w:lang w:val="en-US" w:eastAsia="ru-RU"/>
+        </w:rPr>
+        <w:t>StartTime</w:t>
+      </w:r>
+      <w:proofErr w:type="spellEnd"/>
+      <w:r>
+        <w:rPr>
+          <w:rFonts w:ascii="Times New Roman" w:eastAsia="Times New Roman" w:hAnsi="Times New Roman" w:cs="Times New Roman"/>
+          <w:sz w:val="28"/>
+          <w:szCs w:val="28"/>
+          <w:lang w:val="en-US" w:eastAsia="ru-RU"/>
+        </w:rPr>
+        <w:t>)</w:t>
+      </w:r>
+    </w:p>
+    <w:p>
+      <w:pPr>
+        <w:spacing w:after="0" w:line="240" w:lineRule="auto"/>
+        <w:rPr>
+          <w:rFonts w:ascii="Times New Roman" w:eastAsia="Times New Roman" w:hAnsi="Times New Roman" w:cs="Times New Roman"/>
+          <w:sz w:val="28"/>
+          <w:szCs w:val="28"/>
+          <w:lang w:val="en-US" w:eastAsia="ru-RU"/>
+        </w:rPr>
+      </w:pPr>
+      <w:proofErr w:type="spellStart"/>
+      <w:r>
+        <w:rPr>
+          <w:rFonts w:ascii="Times New Roman" w:eastAsia="Times New Roman" w:hAnsi="Times New Roman" w:cs="Times New Roman"/>
+          <w:sz w:val="28"/>
+          <w:szCs w:val="28"/>
+          <w:lang w:val="en-US" w:eastAsia="ru-RU"/>
+        </w:rPr>
+        <w:t>CHK_CompletedTrips_Distance</w:t>
+      </w:r>
+      <w:proofErr w:type="spellEnd"/>
+      <w:r>
+        <w:rPr>
+          <w:rFonts w:ascii="Times New Roman" w:eastAsia="Times New Roman" w:hAnsi="Times New Roman" w:cs="Times New Roman"/>
+          <w:sz w:val="28"/>
+          <w:szCs w:val="28"/>
+          <w:lang w:val="en-US" w:eastAsia="ru-RU"/>
+        </w:rPr>
+        <w:t>: CHECK (Distance &gt;= 0)</w:t>
+      </w:r>
+    </w:p>
+    <w:p>
+      <w:pPr>
+        <w:spacing w:after="0" w:line="240" w:lineRule="auto"/>
+        <w:rPr>
+          <w:rFonts w:ascii="Times New Roman" w:eastAsia="Times New Roman" w:hAnsi="Times New Roman" w:cs="Times New Roman"/>
+          <w:sz w:val="28"/>
+          <w:szCs w:val="28"/>
+          <w:lang w:val="en-US" w:eastAsia="ru-RU"/>
+        </w:rPr>
+      </w:pPr>
+      <w:proofErr w:type="spellStart"/>
+      <w:r>
+        <w:rPr>
+          <w:rFonts w:ascii="Times New Roman" w:eastAsia="Times New Roman" w:hAnsi="Times New Roman" w:cs="Times New Roman"/>
+          <w:sz w:val="28"/>
+          <w:szCs w:val="28"/>
+          <w:lang w:val="en-US" w:eastAsia="ru-RU"/>
+        </w:rPr>
+        <w:t>CHK_CompletedTrips_Cost</w:t>
+      </w:r>
+      <w:proofErr w:type="spellEnd"/>
+      <w:r>
+        <w:rPr>
+          <w:rFonts w:ascii="Times New Roman" w:eastAsia="Times New Roman" w:hAnsi="Times New Roman" w:cs="Times New Roman"/>
+          <w:sz w:val="28"/>
+          <w:szCs w:val="28"/>
+          <w:lang w:val="en-US" w:eastAsia="ru-RU"/>
+        </w:rPr>
+        <w:t>: CHECK (Cost &gt;= 0)</w:t>
+      </w:r>
+    </w:p>
+    <w:p>
+      <w:pPr>
+        <w:spacing w:after="0" w:line="240" w:lineRule="auto"/>
+        <w:outlineLvl w:val="2"/>
         <w:rPr>
           <w:rFonts w:ascii="Times New Roman" w:eastAsia="Times New Roman" w:hAnsi="Times New Roman" w:cs="Times New Roman"/>
           <w:b/>
@@ -2207,9 +2603,7 @@
           <w:szCs w:val="28"/>
           <w:lang w:eastAsia="ru-RU"/>
         </w:rPr>
-        <w:t xml:space="preserve"> Name: </w:t>
-      </w:r>
-      <w:proofErr w:type="spellStart"/>
+      </w:pPr>
       <w:r>
         <w:rPr>
           <w:rFonts w:ascii="Times New Roman" w:eastAsia="Times New Roman" w:hAnsi="Times New Roman" w:cs="Times New Roman"/>
@@ -2219,20 +2613,8 @@
           <w:szCs w:val="28"/>
           <w:lang w:eastAsia="ru-RU"/>
         </w:rPr>
-        <w:t>Completed_Trips</w:t>
-      </w:r>
-      <w:proofErr w:type="spellEnd"/>
-    </w:p>
-    <w:p>
-      <w:pPr>
-        <w:spacing w:after="0" w:line="240" w:lineRule="auto"/>
-        <w:rPr>
-          <w:rFonts w:ascii="Times New Roman" w:eastAsia="Times New Roman" w:hAnsi="Times New Roman" w:cs="Times New Roman"/>
-          <w:sz w:val="28"/>
-          <w:szCs w:val="28"/>
-          <w:lang w:eastAsia="ru-RU"/>
-        </w:rPr>
-      </w:pPr>
+        <w:t xml:space="preserve">5. </w:t>
+      </w:r>
       <w:proofErr w:type="spellStart"/>
       <w:r>
         <w:rPr>
@@ -2243,10 +2625,9 @@
           <w:szCs w:val="28"/>
           <w:lang w:eastAsia="ru-RU"/>
         </w:rPr>
-        <w:t>Description</w:t>
-      </w:r>
-      <w:proofErr w:type="spellEnd"/>
-      <w:proofErr w:type="gramStart"/>
+        <w:t>Table</w:t>
+      </w:r>
+      <w:proofErr w:type="spellEnd"/>
       <w:r>
         <w:rPr>
           <w:rFonts w:ascii="Times New Roman" w:eastAsia="Times New Roman" w:hAnsi="Times New Roman" w:cs="Times New Roman"/>
@@ -2256,58 +2637,9 @@
           <w:szCs w:val="28"/>
           <w:lang w:eastAsia="ru-RU"/>
         </w:rPr>
-        <w:t>:</w:t>
-      </w:r>
-      <w:r>
-        <w:rPr>
-          <w:rFonts w:ascii="Times New Roman" w:eastAsia="Times New Roman" w:hAnsi="Times New Roman" w:cs="Times New Roman"/>
-          <w:sz w:val="28"/>
-          <w:szCs w:val="28"/>
-          <w:lang w:eastAsia="ru-RU"/>
-        </w:rPr>
-        <w:t xml:space="preserve"> Хранит</w:t>
-      </w:r>
-      <w:proofErr w:type="gramEnd"/>
-      <w:r>
-        <w:rPr>
-          <w:rFonts w:ascii="Times New Roman" w:eastAsia="Times New Roman" w:hAnsi="Times New Roman" w:cs="Times New Roman"/>
-          <w:sz w:val="28"/>
-          <w:szCs w:val="28"/>
-          <w:lang w:eastAsia="ru-RU"/>
-        </w:rPr>
-        <w:t xml:space="preserve"> информацию о завершённых поездках пользователей на </w:t>
-      </w:r>
-      <w:proofErr w:type="spellStart"/>
-      <w:r>
-        <w:rPr>
-          <w:rFonts w:ascii="Times New Roman" w:eastAsia="Times New Roman" w:hAnsi="Times New Roman" w:cs="Times New Roman"/>
-          <w:sz w:val="28"/>
-          <w:szCs w:val="28"/>
-          <w:lang w:eastAsia="ru-RU"/>
-        </w:rPr>
-        <w:t>электросамокатах</w:t>
-      </w:r>
-      <w:proofErr w:type="spellEnd"/>
-      <w:r>
-        <w:rPr>
-          <w:rFonts w:ascii="Times New Roman" w:eastAsia="Times New Roman" w:hAnsi="Times New Roman" w:cs="Times New Roman"/>
-          <w:sz w:val="28"/>
-          <w:szCs w:val="28"/>
-          <w:lang w:eastAsia="ru-RU"/>
-        </w:rPr>
-        <w:t>. Также реализует связь многие-ко-многим между пользователями и самокатами.</w:t>
-      </w:r>
-    </w:p>
-    <w:p>
-      <w:pPr>
-        <w:spacing w:after="0" w:line="240" w:lineRule="auto"/>
-        <w:rPr>
-          <w:rFonts w:ascii="Times New Roman" w:eastAsia="Times New Roman" w:hAnsi="Times New Roman" w:cs="Times New Roman"/>
-          <w:sz w:val="28"/>
-          <w:szCs w:val="28"/>
-          <w:lang w:val="en-US" w:eastAsia="ru-RU"/>
-        </w:rPr>
-      </w:pPr>
+        <w:t xml:space="preserve"> Name: </w:t>
+      </w:r>
+      <w:proofErr w:type="spellStart"/>
       <w:r>
         <w:rPr>
           <w:rFonts w:ascii="Times New Roman" w:eastAsia="Times New Roman" w:hAnsi="Times New Roman" w:cs="Times New Roman"/>
@@ -2315,10 +2647,11 @@
           <w:bCs/>
           <w:sz w:val="28"/>
           <w:szCs w:val="28"/>
-          <w:lang w:val="en-US" w:eastAsia="ru-RU"/>
-        </w:rPr>
-        <w:t>Attributes:</w:t>
-      </w:r>
+          <w:lang w:eastAsia="ru-RU"/>
+        </w:rPr>
+        <w:t>Scooter_Parking_History</w:t>
+      </w:r>
+      <w:proofErr w:type="spellEnd"/>
     </w:p>
     <w:p>
       <w:pPr>
@@ -2327,230 +2660,10 @@
           <w:rFonts w:ascii="Times New Roman" w:eastAsia="Times New Roman" w:hAnsi="Times New Roman" w:cs="Times New Roman"/>
           <w:sz w:val="28"/>
           <w:szCs w:val="28"/>
-          <w:lang w:val="en-US" w:eastAsia="ru-RU"/>
-        </w:rPr>
-      </w:pPr>
-      <w:proofErr w:type="spellStart"/>
-      <w:r>
-        <w:rPr>
-          <w:rFonts w:ascii="Courier New" w:eastAsia="Times New Roman" w:hAnsi="Courier New" w:cs="Courier New"/>
-          <w:sz w:val="28"/>
-          <w:szCs w:val="28"/>
-          <w:lang w:val="en-US" w:eastAsia="ru-RU"/>
-        </w:rPr>
-        <w:t>TripID</w:t>
-      </w:r>
-      <w:proofErr w:type="spellEnd"/>
-      <w:r>
-        <w:rPr>
-          <w:rFonts w:ascii="Times New Roman" w:eastAsia="Times New Roman" w:hAnsi="Times New Roman" w:cs="Times New Roman"/>
-          <w:sz w:val="28"/>
-          <w:szCs w:val="28"/>
-          <w:lang w:val="en-US" w:eastAsia="ru-RU"/>
-        </w:rPr>
-        <w:t>: INTEGER, PK, NOT NULL, UNIQUE</w:t>
-      </w:r>
-      <w:r>
-        <w:rPr>
-          <w:rFonts w:ascii="Times New Roman" w:eastAsia="Times New Roman" w:hAnsi="Times New Roman" w:cs="Times New Roman"/>
-          <w:sz w:val="28"/>
-          <w:szCs w:val="28"/>
-          <w:lang w:val="en-US" w:eastAsia="ru-RU"/>
-        </w:rPr>
-        <w:br/>
-      </w:r>
-      <w:proofErr w:type="spellStart"/>
-      <w:r>
-        <w:rPr>
-          <w:rFonts w:ascii="Courier New" w:eastAsia="Times New Roman" w:hAnsi="Courier New" w:cs="Courier New"/>
-          <w:sz w:val="28"/>
-          <w:szCs w:val="28"/>
-          <w:lang w:val="en-US" w:eastAsia="ru-RU"/>
-        </w:rPr>
-        <w:t>UserID</w:t>
-      </w:r>
-      <w:proofErr w:type="spellEnd"/>
-      <w:r>
-        <w:rPr>
-          <w:rFonts w:ascii="Times New Roman" w:eastAsia="Times New Roman" w:hAnsi="Times New Roman" w:cs="Times New Roman"/>
-          <w:sz w:val="28"/>
-          <w:szCs w:val="28"/>
-          <w:lang w:val="en-US" w:eastAsia="ru-RU"/>
-        </w:rPr>
-        <w:t>: INTEGER, FK (REFERENCES Users), NOT NULL</w:t>
-      </w:r>
-      <w:r>
-        <w:rPr>
-          <w:rFonts w:ascii="Times New Roman" w:eastAsia="Times New Roman" w:hAnsi="Times New Roman" w:cs="Times New Roman"/>
-          <w:sz w:val="28"/>
-          <w:szCs w:val="28"/>
-          <w:lang w:val="en-US" w:eastAsia="ru-RU"/>
-        </w:rPr>
-        <w:br/>
-      </w:r>
-      <w:proofErr w:type="spellStart"/>
-      <w:r>
-        <w:rPr>
-          <w:rFonts w:ascii="Courier New" w:eastAsia="Times New Roman" w:hAnsi="Courier New" w:cs="Courier New"/>
-          <w:sz w:val="28"/>
-          <w:szCs w:val="28"/>
-          <w:lang w:val="en-US" w:eastAsia="ru-RU"/>
-        </w:rPr>
-        <w:t>ScooterID</w:t>
-      </w:r>
-      <w:proofErr w:type="spellEnd"/>
-      <w:r>
-        <w:rPr>
-          <w:rFonts w:ascii="Times New Roman" w:eastAsia="Times New Roman" w:hAnsi="Times New Roman" w:cs="Times New Roman"/>
-          <w:sz w:val="28"/>
-          <w:szCs w:val="28"/>
-          <w:lang w:val="en-US" w:eastAsia="ru-RU"/>
-        </w:rPr>
-        <w:t>: INTEGER, FK (REFERENCES Scooters), NOT NULL</w:t>
-      </w:r>
-      <w:r>
-        <w:rPr>
-          <w:rFonts w:ascii="Times New Roman" w:eastAsia="Times New Roman" w:hAnsi="Times New Roman" w:cs="Times New Roman"/>
-          <w:sz w:val="28"/>
-          <w:szCs w:val="28"/>
-          <w:lang w:val="en-US" w:eastAsia="ru-RU"/>
-        </w:rPr>
-        <w:br/>
-      </w:r>
-      <w:proofErr w:type="spellStart"/>
-      <w:r>
-        <w:rPr>
-          <w:rFonts w:ascii="Courier New" w:eastAsia="Times New Roman" w:hAnsi="Courier New" w:cs="Courier New"/>
-          <w:sz w:val="28"/>
-          <w:szCs w:val="28"/>
-          <w:lang w:val="en-US" w:eastAsia="ru-RU"/>
-        </w:rPr>
-        <w:t>StartTime</w:t>
-      </w:r>
-      <w:proofErr w:type="spellEnd"/>
-      <w:r>
-        <w:rPr>
-          <w:rFonts w:ascii="Times New Roman" w:eastAsia="Times New Roman" w:hAnsi="Times New Roman" w:cs="Times New Roman"/>
-          <w:sz w:val="28"/>
-          <w:szCs w:val="28"/>
-          <w:lang w:val="en-US" w:eastAsia="ru-RU"/>
-        </w:rPr>
-        <w:t>: TIME, NOT NULL</w:t>
-      </w:r>
-      <w:r>
-        <w:rPr>
-          <w:rFonts w:ascii="Times New Roman" w:eastAsia="Times New Roman" w:hAnsi="Times New Roman" w:cs="Times New Roman"/>
-          <w:sz w:val="28"/>
-          <w:szCs w:val="28"/>
-          <w:lang w:val="en-US" w:eastAsia="ru-RU"/>
-        </w:rPr>
-        <w:br/>
-      </w:r>
-      <w:proofErr w:type="spellStart"/>
-      <w:r>
-        <w:rPr>
-          <w:rFonts w:ascii="Courier New" w:eastAsia="Times New Roman" w:hAnsi="Courier New" w:cs="Courier New"/>
-          <w:sz w:val="28"/>
-          <w:szCs w:val="28"/>
-          <w:lang w:val="en-US" w:eastAsia="ru-RU"/>
-        </w:rPr>
-        <w:t>EndTime</w:t>
-      </w:r>
-      <w:proofErr w:type="spellEnd"/>
-      <w:r>
-        <w:rPr>
-          <w:rFonts w:ascii="Times New Roman" w:eastAsia="Times New Roman" w:hAnsi="Times New Roman" w:cs="Times New Roman"/>
-          <w:sz w:val="28"/>
-          <w:szCs w:val="28"/>
-          <w:lang w:val="en-US" w:eastAsia="ru-RU"/>
-        </w:rPr>
-        <w:t>: TIME, NOT NULL</w:t>
-      </w:r>
-      <w:r>
-        <w:rPr>
-          <w:rFonts w:ascii="Times New Roman" w:eastAsia="Times New Roman" w:hAnsi="Times New Roman" w:cs="Times New Roman"/>
-          <w:sz w:val="28"/>
-          <w:szCs w:val="28"/>
-          <w:lang w:val="en-US" w:eastAsia="ru-RU"/>
-        </w:rPr>
-        <w:br/>
-      </w:r>
-      <w:r>
-        <w:rPr>
-          <w:rFonts w:ascii="Courier New" w:eastAsia="Times New Roman" w:hAnsi="Courier New" w:cs="Courier New"/>
-          <w:sz w:val="28"/>
-          <w:szCs w:val="28"/>
-          <w:lang w:val="en-US" w:eastAsia="ru-RU"/>
-        </w:rPr>
-        <w:t>Distance</w:t>
-      </w:r>
-      <w:r>
-        <w:rPr>
-          <w:rFonts w:ascii="Times New Roman" w:eastAsia="Times New Roman" w:hAnsi="Times New Roman" w:cs="Times New Roman"/>
-          <w:sz w:val="28"/>
-          <w:szCs w:val="28"/>
-          <w:lang w:val="en-US" w:eastAsia="ru-RU"/>
-        </w:rPr>
-        <w:t xml:space="preserve">: </w:t>
-      </w:r>
-      <w:proofErr w:type="gramStart"/>
-      <w:r>
-        <w:rPr>
-          <w:rFonts w:ascii="Times New Roman" w:eastAsia="Times New Roman" w:hAnsi="Times New Roman" w:cs="Times New Roman"/>
-          <w:sz w:val="28"/>
-          <w:szCs w:val="28"/>
-          <w:lang w:val="en-US" w:eastAsia="ru-RU"/>
-        </w:rPr>
-        <w:t>DECIMAL(</w:t>
-      </w:r>
-      <w:proofErr w:type="gramEnd"/>
-      <w:r>
-        <w:rPr>
-          <w:rFonts w:ascii="Times New Roman" w:eastAsia="Times New Roman" w:hAnsi="Times New Roman" w:cs="Times New Roman"/>
-          <w:sz w:val="28"/>
-          <w:szCs w:val="28"/>
-          <w:lang w:val="en-US" w:eastAsia="ru-RU"/>
-        </w:rPr>
-        <w:t>10,2), NOT NULL</w:t>
-      </w:r>
-      <w:r>
-        <w:rPr>
-          <w:rFonts w:ascii="Times New Roman" w:eastAsia="Times New Roman" w:hAnsi="Times New Roman" w:cs="Times New Roman"/>
-          <w:sz w:val="28"/>
-          <w:szCs w:val="28"/>
-          <w:lang w:val="en-US" w:eastAsia="ru-RU"/>
-        </w:rPr>
-        <w:br/>
-      </w:r>
-      <w:r>
-        <w:rPr>
-          <w:rFonts w:ascii="Courier New" w:eastAsia="Times New Roman" w:hAnsi="Courier New" w:cs="Courier New"/>
-          <w:sz w:val="28"/>
-          <w:szCs w:val="28"/>
-          <w:lang w:val="en-US" w:eastAsia="ru-RU"/>
-        </w:rPr>
-        <w:t>Cost</w:t>
-      </w:r>
-      <w:r>
-        <w:rPr>
-          <w:rFonts w:ascii="Times New Roman" w:eastAsia="Times New Roman" w:hAnsi="Times New Roman" w:cs="Times New Roman"/>
-          <w:sz w:val="28"/>
-          <w:szCs w:val="28"/>
-          <w:lang w:val="en-US" w:eastAsia="ru-RU"/>
-        </w:rPr>
-        <w:t>: DECIMAL(10,2), NOT NULL</w:t>
-      </w:r>
-    </w:p>
-    <w:p>
-      <w:pPr>
-        <w:spacing w:after="0" w:line="240" w:lineRule="auto"/>
-        <w:rPr>
-          <w:rFonts w:ascii="Times New Roman" w:eastAsia="Times New Roman" w:hAnsi="Times New Roman" w:cs="Times New Roman"/>
-          <w:sz w:val="28"/>
-          <w:szCs w:val="28"/>
-          <w:lang w:val="en-US" w:eastAsia="ru-RU"/>
-        </w:rPr>
-      </w:pPr>
+          <w:lang w:eastAsia="ru-RU"/>
+        </w:rPr>
+      </w:pPr>
+      <w:proofErr w:type="spellStart"/>
       <w:r>
         <w:rPr>
           <w:rFonts w:ascii="Times New Roman" w:eastAsia="Times New Roman" w:hAnsi="Times New Roman" w:cs="Times New Roman"/>
@@ -2558,425 +2671,12 @@
           <w:bCs/>
           <w:sz w:val="28"/>
           <w:szCs w:val="28"/>
-          <w:lang w:val="en-US" w:eastAsia="ru-RU"/>
-        </w:rPr>
-        <w:t>Constraints:</w:t>
-      </w:r>
-    </w:p>
-    <w:p>
-      <w:pPr>
-        <w:spacing w:after="0" w:line="240" w:lineRule="auto"/>
-        <w:rPr>
-          <w:rFonts w:ascii="Times New Roman" w:eastAsia="Times New Roman" w:hAnsi="Times New Roman" w:cs="Times New Roman"/>
-          <w:sz w:val="28"/>
-          <w:szCs w:val="28"/>
-          <w:lang w:val="en-US" w:eastAsia="ru-RU"/>
-        </w:rPr>
-      </w:pPr>
-      <w:proofErr w:type="spellStart"/>
-      <w:r>
-        <w:rPr>
-          <w:rFonts w:ascii="Courier New" w:eastAsia="Times New Roman" w:hAnsi="Courier New" w:cs="Courier New"/>
-          <w:sz w:val="28"/>
-          <w:szCs w:val="28"/>
-          <w:lang w:val="en-US" w:eastAsia="ru-RU"/>
-        </w:rPr>
-        <w:t>PK_CompletedTrips</w:t>
-      </w:r>
-      <w:proofErr w:type="spellEnd"/>
-      <w:r>
-        <w:rPr>
-          <w:rFonts w:ascii="Times New Roman" w:eastAsia="Times New Roman" w:hAnsi="Times New Roman" w:cs="Times New Roman"/>
-          <w:sz w:val="28"/>
-          <w:szCs w:val="28"/>
-          <w:lang w:val="en-US" w:eastAsia="ru-RU"/>
-        </w:rPr>
-        <w:t>: PRIMARY KEY (</w:t>
-      </w:r>
-      <w:proofErr w:type="spellStart"/>
-      <w:r>
-        <w:rPr>
-          <w:rFonts w:ascii="Times New Roman" w:eastAsia="Times New Roman" w:hAnsi="Times New Roman" w:cs="Times New Roman"/>
-          <w:sz w:val="28"/>
-          <w:szCs w:val="28"/>
-          <w:lang w:val="en-US" w:eastAsia="ru-RU"/>
-        </w:rPr>
-        <w:t>TripID</w:t>
-      </w:r>
-      <w:proofErr w:type="spellEnd"/>
-      <w:r>
-        <w:rPr>
-          <w:rFonts w:ascii="Times New Roman" w:eastAsia="Times New Roman" w:hAnsi="Times New Roman" w:cs="Times New Roman"/>
-          <w:sz w:val="28"/>
-          <w:szCs w:val="28"/>
-          <w:lang w:val="en-US" w:eastAsia="ru-RU"/>
-        </w:rPr>
-        <w:t>)</w:t>
-      </w:r>
-    </w:p>
-    <w:p>
-      <w:pPr>
-        <w:spacing w:after="0" w:line="240" w:lineRule="auto"/>
-        <w:rPr>
-          <w:rFonts w:ascii="Times New Roman" w:eastAsia="Times New Roman" w:hAnsi="Times New Roman" w:cs="Times New Roman"/>
-          <w:sz w:val="28"/>
-          <w:szCs w:val="28"/>
-          <w:lang w:val="en-US" w:eastAsia="ru-RU"/>
-        </w:rPr>
-      </w:pPr>
-      <w:proofErr w:type="spellStart"/>
-      <w:r>
-        <w:rPr>
-          <w:rFonts w:ascii="Courier New" w:eastAsia="Times New Roman" w:hAnsi="Courier New" w:cs="Courier New"/>
-          <w:sz w:val="28"/>
-          <w:szCs w:val="28"/>
-          <w:lang w:val="en-US" w:eastAsia="ru-RU"/>
-        </w:rPr>
-        <w:t>FK_CompletedTrips_Users</w:t>
-      </w:r>
-      <w:proofErr w:type="spellEnd"/>
-      <w:r>
-        <w:rPr>
-          <w:rFonts w:ascii="Times New Roman" w:eastAsia="Times New Roman" w:hAnsi="Times New Roman" w:cs="Times New Roman"/>
-          <w:sz w:val="28"/>
-          <w:szCs w:val="28"/>
-          <w:lang w:val="en-US" w:eastAsia="ru-RU"/>
-        </w:rPr>
-        <w:t>: FOREIGN KEY (</w:t>
-      </w:r>
-      <w:proofErr w:type="spellStart"/>
-      <w:r>
-        <w:rPr>
-          <w:rFonts w:ascii="Times New Roman" w:eastAsia="Times New Roman" w:hAnsi="Times New Roman" w:cs="Times New Roman"/>
-          <w:sz w:val="28"/>
-          <w:szCs w:val="28"/>
-          <w:lang w:val="en-US" w:eastAsia="ru-RU"/>
-        </w:rPr>
-        <w:t>UserID</w:t>
-      </w:r>
-      <w:proofErr w:type="spellEnd"/>
-      <w:r>
-        <w:rPr>
-          <w:rFonts w:ascii="Times New Roman" w:eastAsia="Times New Roman" w:hAnsi="Times New Roman" w:cs="Times New Roman"/>
-          <w:sz w:val="28"/>
-          <w:szCs w:val="28"/>
-          <w:lang w:val="en-US" w:eastAsia="ru-RU"/>
-        </w:rPr>
-        <w:t xml:space="preserve">) REFERENCES </w:t>
-      </w:r>
-      <w:proofErr w:type="gramStart"/>
-      <w:r>
-        <w:rPr>
-          <w:rFonts w:ascii="Times New Roman" w:eastAsia="Times New Roman" w:hAnsi="Times New Roman" w:cs="Times New Roman"/>
-          <w:sz w:val="28"/>
-          <w:szCs w:val="28"/>
-          <w:lang w:val="en-US" w:eastAsia="ru-RU"/>
-        </w:rPr>
-        <w:t>Users(</w:t>
-      </w:r>
-      <w:proofErr w:type="spellStart"/>
-      <w:proofErr w:type="gramEnd"/>
-      <w:r>
-        <w:rPr>
-          <w:rFonts w:ascii="Times New Roman" w:eastAsia="Times New Roman" w:hAnsi="Times New Roman" w:cs="Times New Roman"/>
-          <w:sz w:val="28"/>
-          <w:szCs w:val="28"/>
-          <w:lang w:val="en-US" w:eastAsia="ru-RU"/>
-        </w:rPr>
-        <w:t>UserID</w:t>
-      </w:r>
-      <w:proofErr w:type="spellEnd"/>
-      <w:r>
-        <w:rPr>
-          <w:rFonts w:ascii="Times New Roman" w:eastAsia="Times New Roman" w:hAnsi="Times New Roman" w:cs="Times New Roman"/>
-          <w:sz w:val="28"/>
-          <w:szCs w:val="28"/>
-          <w:lang w:val="en-US" w:eastAsia="ru-RU"/>
-        </w:rPr>
-        <w:t>)</w:t>
-      </w:r>
-    </w:p>
-    <w:p>
-      <w:pPr>
-        <w:spacing w:after="0" w:line="240" w:lineRule="auto"/>
-        <w:rPr>
-          <w:rFonts w:ascii="Times New Roman" w:eastAsia="Times New Roman" w:hAnsi="Times New Roman" w:cs="Times New Roman"/>
-          <w:sz w:val="28"/>
-          <w:szCs w:val="28"/>
-          <w:lang w:val="en-US" w:eastAsia="ru-RU"/>
-        </w:rPr>
-      </w:pPr>
-      <w:proofErr w:type="spellStart"/>
-      <w:r>
-        <w:rPr>
-          <w:rFonts w:ascii="Courier New" w:eastAsia="Times New Roman" w:hAnsi="Courier New" w:cs="Courier New"/>
-          <w:sz w:val="28"/>
-          <w:szCs w:val="28"/>
-          <w:lang w:val="en-US" w:eastAsia="ru-RU"/>
-        </w:rPr>
-        <w:t>FK_CompletedTrips_Scooters</w:t>
-      </w:r>
-      <w:proofErr w:type="spellEnd"/>
-      <w:r>
-        <w:rPr>
-          <w:rFonts w:ascii="Times New Roman" w:eastAsia="Times New Roman" w:hAnsi="Times New Roman" w:cs="Times New Roman"/>
-          <w:sz w:val="28"/>
-          <w:szCs w:val="28"/>
-          <w:lang w:val="en-US" w:eastAsia="ru-RU"/>
-        </w:rPr>
-        <w:t>: FOREIGN KEY (</w:t>
-      </w:r>
-      <w:proofErr w:type="spellStart"/>
-      <w:r>
-        <w:rPr>
-          <w:rFonts w:ascii="Times New Roman" w:eastAsia="Times New Roman" w:hAnsi="Times New Roman" w:cs="Times New Roman"/>
-          <w:sz w:val="28"/>
-          <w:szCs w:val="28"/>
-          <w:lang w:val="en-US" w:eastAsia="ru-RU"/>
-        </w:rPr>
-        <w:t>ScooterID</w:t>
-      </w:r>
-      <w:proofErr w:type="spellEnd"/>
-      <w:r>
-        <w:rPr>
-          <w:rFonts w:ascii="Times New Roman" w:eastAsia="Times New Roman" w:hAnsi="Times New Roman" w:cs="Times New Roman"/>
-          <w:sz w:val="28"/>
-          <w:szCs w:val="28"/>
-          <w:lang w:val="en-US" w:eastAsia="ru-RU"/>
-        </w:rPr>
-        <w:t xml:space="preserve">) REFERENCES </w:t>
-      </w:r>
-      <w:proofErr w:type="gramStart"/>
-      <w:r>
-        <w:rPr>
-          <w:rFonts w:ascii="Times New Roman" w:eastAsia="Times New Roman" w:hAnsi="Times New Roman" w:cs="Times New Roman"/>
-          <w:sz w:val="28"/>
-          <w:szCs w:val="28"/>
-          <w:lang w:val="en-US" w:eastAsia="ru-RU"/>
-        </w:rPr>
-        <w:t>Scooters(</w:t>
-      </w:r>
-      <w:proofErr w:type="spellStart"/>
-      <w:proofErr w:type="gramEnd"/>
-      <w:r>
-        <w:rPr>
-          <w:rFonts w:ascii="Times New Roman" w:eastAsia="Times New Roman" w:hAnsi="Times New Roman" w:cs="Times New Roman"/>
-          <w:sz w:val="28"/>
-          <w:szCs w:val="28"/>
-          <w:lang w:val="en-US" w:eastAsia="ru-RU"/>
-        </w:rPr>
-        <w:t>ScooterID</w:t>
-      </w:r>
-      <w:proofErr w:type="spellEnd"/>
-      <w:r>
-        <w:rPr>
-          <w:rFonts w:ascii="Times New Roman" w:eastAsia="Times New Roman" w:hAnsi="Times New Roman" w:cs="Times New Roman"/>
-          <w:sz w:val="28"/>
-          <w:szCs w:val="28"/>
-          <w:lang w:val="en-US" w:eastAsia="ru-RU"/>
-        </w:rPr>
-        <w:t>)</w:t>
-      </w:r>
-    </w:p>
-    <w:p>
-      <w:pPr>
-        <w:spacing w:after="0" w:line="240" w:lineRule="auto"/>
-        <w:rPr>
-          <w:rFonts w:ascii="Times New Roman" w:eastAsia="Times New Roman" w:hAnsi="Times New Roman" w:cs="Times New Roman"/>
-          <w:sz w:val="28"/>
-          <w:szCs w:val="28"/>
-          <w:lang w:val="en-US" w:eastAsia="ru-RU"/>
-        </w:rPr>
-      </w:pPr>
-      <w:proofErr w:type="spellStart"/>
-      <w:r>
-        <w:rPr>
-          <w:rFonts w:ascii="Times New Roman" w:eastAsia="Times New Roman" w:hAnsi="Times New Roman" w:cs="Times New Roman"/>
-          <w:sz w:val="28"/>
-          <w:szCs w:val="28"/>
-          <w:lang w:val="en-US" w:eastAsia="ru-RU"/>
-        </w:rPr>
-        <w:t>Parking_</w:t>
-      </w:r>
-      <w:proofErr w:type="gramStart"/>
-      <w:r>
-        <w:rPr>
-          <w:rFonts w:ascii="Times New Roman" w:eastAsia="Times New Roman" w:hAnsi="Times New Roman" w:cs="Times New Roman"/>
-          <w:sz w:val="28"/>
-          <w:szCs w:val="28"/>
-          <w:lang w:val="en-US" w:eastAsia="ru-RU"/>
-        </w:rPr>
-        <w:t>Zones</w:t>
-      </w:r>
-      <w:proofErr w:type="spellEnd"/>
-      <w:r>
-        <w:rPr>
-          <w:rFonts w:ascii="Times New Roman" w:eastAsia="Times New Roman" w:hAnsi="Times New Roman" w:cs="Times New Roman"/>
-          <w:sz w:val="28"/>
-          <w:szCs w:val="28"/>
-          <w:lang w:val="en-US" w:eastAsia="ru-RU"/>
-        </w:rPr>
-        <w:t>(</w:t>
-      </w:r>
-      <w:proofErr w:type="spellStart"/>
-      <w:proofErr w:type="gramEnd"/>
-      <w:r>
-        <w:rPr>
-          <w:rFonts w:ascii="Times New Roman" w:eastAsia="Times New Roman" w:hAnsi="Times New Roman" w:cs="Times New Roman"/>
-          <w:sz w:val="28"/>
-          <w:szCs w:val="28"/>
-          <w:lang w:val="en-US" w:eastAsia="ru-RU"/>
-        </w:rPr>
-        <w:t>ParkingZoneID</w:t>
-      </w:r>
-      <w:proofErr w:type="spellEnd"/>
-      <w:r>
-        <w:rPr>
-          <w:rFonts w:ascii="Times New Roman" w:eastAsia="Times New Roman" w:hAnsi="Times New Roman" w:cs="Times New Roman"/>
-          <w:sz w:val="28"/>
-          <w:szCs w:val="28"/>
-          <w:lang w:val="en-US" w:eastAsia="ru-RU"/>
-        </w:rPr>
-        <w:t>)</w:t>
-      </w:r>
-    </w:p>
-    <w:p>
-      <w:pPr>
-        <w:spacing w:after="0" w:line="240" w:lineRule="auto"/>
-        <w:rPr>
-          <w:rFonts w:ascii="Times New Roman" w:eastAsia="Times New Roman" w:hAnsi="Times New Roman" w:cs="Times New Roman"/>
-          <w:sz w:val="28"/>
-          <w:szCs w:val="28"/>
-          <w:lang w:val="en-US" w:eastAsia="ru-RU"/>
-        </w:rPr>
-      </w:pPr>
-      <w:proofErr w:type="spellStart"/>
-      <w:r>
-        <w:rPr>
-          <w:rFonts w:ascii="Courier New" w:eastAsia="Times New Roman" w:hAnsi="Courier New" w:cs="Courier New"/>
-          <w:sz w:val="28"/>
-          <w:szCs w:val="28"/>
-          <w:lang w:val="en-US" w:eastAsia="ru-RU"/>
-        </w:rPr>
-        <w:t>CHK_CompletedTrips_Dates</w:t>
-      </w:r>
-      <w:proofErr w:type="spellEnd"/>
-      <w:r>
-        <w:rPr>
-          <w:rFonts w:ascii="Times New Roman" w:eastAsia="Times New Roman" w:hAnsi="Times New Roman" w:cs="Times New Roman"/>
-          <w:sz w:val="28"/>
-          <w:szCs w:val="28"/>
-          <w:lang w:val="en-US" w:eastAsia="ru-RU"/>
-        </w:rPr>
-        <w:t>: CHECK (</w:t>
-      </w:r>
-      <w:proofErr w:type="spellStart"/>
-      <w:r>
-        <w:rPr>
-          <w:rFonts w:ascii="Times New Roman" w:eastAsia="Times New Roman" w:hAnsi="Times New Roman" w:cs="Times New Roman"/>
-          <w:sz w:val="28"/>
-          <w:szCs w:val="28"/>
-          <w:lang w:val="en-US" w:eastAsia="ru-RU"/>
-        </w:rPr>
-        <w:t>EndTime</w:t>
-      </w:r>
-      <w:proofErr w:type="spellEnd"/>
-      <w:r>
-        <w:rPr>
-          <w:rFonts w:ascii="Times New Roman" w:eastAsia="Times New Roman" w:hAnsi="Times New Roman" w:cs="Times New Roman"/>
-          <w:sz w:val="28"/>
-          <w:szCs w:val="28"/>
-          <w:lang w:val="en-US" w:eastAsia="ru-RU"/>
-        </w:rPr>
-        <w:t xml:space="preserve"> &gt; </w:t>
-      </w:r>
-      <w:proofErr w:type="spellStart"/>
-      <w:r>
-        <w:rPr>
-          <w:rFonts w:ascii="Times New Roman" w:eastAsia="Times New Roman" w:hAnsi="Times New Roman" w:cs="Times New Roman"/>
-          <w:sz w:val="28"/>
-          <w:szCs w:val="28"/>
-          <w:lang w:val="en-US" w:eastAsia="ru-RU"/>
-        </w:rPr>
-        <w:t>StartTime</w:t>
-      </w:r>
-      <w:proofErr w:type="spellEnd"/>
-      <w:r>
-        <w:rPr>
-          <w:rFonts w:ascii="Times New Roman" w:eastAsia="Times New Roman" w:hAnsi="Times New Roman" w:cs="Times New Roman"/>
-          <w:sz w:val="28"/>
-          <w:szCs w:val="28"/>
-          <w:lang w:val="en-US" w:eastAsia="ru-RU"/>
-        </w:rPr>
-        <w:t>)</w:t>
-      </w:r>
-    </w:p>
-    <w:p>
-      <w:pPr>
-        <w:spacing w:after="0" w:line="240" w:lineRule="auto"/>
-        <w:rPr>
-          <w:rFonts w:ascii="Times New Roman" w:eastAsia="Times New Roman" w:hAnsi="Times New Roman" w:cs="Times New Roman"/>
-          <w:sz w:val="28"/>
-          <w:szCs w:val="28"/>
-          <w:lang w:val="en-US" w:eastAsia="ru-RU"/>
-        </w:rPr>
-      </w:pPr>
-      <w:proofErr w:type="spellStart"/>
-      <w:r>
-        <w:rPr>
-          <w:rFonts w:ascii="Courier New" w:eastAsia="Times New Roman" w:hAnsi="Courier New" w:cs="Courier New"/>
-          <w:sz w:val="28"/>
-          <w:szCs w:val="28"/>
-          <w:lang w:val="en-US" w:eastAsia="ru-RU"/>
-        </w:rPr>
-        <w:t>CHK_CompletedTrips_Distance</w:t>
-      </w:r>
-      <w:proofErr w:type="spellEnd"/>
-      <w:r>
-        <w:rPr>
-          <w:rFonts w:ascii="Times New Roman" w:eastAsia="Times New Roman" w:hAnsi="Times New Roman" w:cs="Times New Roman"/>
-          <w:sz w:val="28"/>
-          <w:szCs w:val="28"/>
-          <w:lang w:val="en-US" w:eastAsia="ru-RU"/>
-        </w:rPr>
-        <w:t>: CHECK (Distance &gt;= 0)</w:t>
-      </w:r>
-    </w:p>
-    <w:p>
-      <w:pPr>
-        <w:spacing w:after="0" w:line="240" w:lineRule="auto"/>
-        <w:rPr>
-          <w:rFonts w:ascii="Times New Roman" w:eastAsia="Times New Roman" w:hAnsi="Times New Roman" w:cs="Times New Roman"/>
-          <w:sz w:val="28"/>
-          <w:szCs w:val="28"/>
-          <w:lang w:val="en-US" w:eastAsia="ru-RU"/>
-        </w:rPr>
-      </w:pPr>
-      <w:proofErr w:type="spellStart"/>
-      <w:r>
-        <w:rPr>
-          <w:rFonts w:ascii="Courier New" w:eastAsia="Times New Roman" w:hAnsi="Courier New" w:cs="Courier New"/>
-          <w:sz w:val="28"/>
-          <w:szCs w:val="28"/>
-          <w:lang w:val="en-US" w:eastAsia="ru-RU"/>
-        </w:rPr>
-        <w:t>CHK_CompletedTrips_Cost</w:t>
-      </w:r>
-      <w:proofErr w:type="spellEnd"/>
-      <w:r>
-        <w:rPr>
-          <w:rFonts w:ascii="Times New Roman" w:eastAsia="Times New Roman" w:hAnsi="Times New Roman" w:cs="Times New Roman"/>
-          <w:sz w:val="28"/>
-          <w:szCs w:val="28"/>
-          <w:lang w:val="en-US" w:eastAsia="ru-RU"/>
-        </w:rPr>
-        <w:t>: CHECK (Cost &gt;= 0)</w:t>
-      </w:r>
-    </w:p>
-    <w:p>
-      <w:pPr>
-        <w:spacing w:after="0" w:line="240" w:lineRule="auto"/>
-        <w:outlineLvl w:val="2"/>
+          <w:lang w:eastAsia="ru-RU"/>
+        </w:rPr>
+        <w:t>Description</w:t>
+      </w:r>
+      <w:proofErr w:type="spellEnd"/>
+      <w:r>
         <w:rPr>
           <w:rFonts w:ascii="Times New Roman" w:eastAsia="Times New Roman" w:hAnsi="Times New Roman" w:cs="Times New Roman"/>
           <w:b/>
@@ -2985,7 +2685,49 @@
           <w:szCs w:val="28"/>
           <w:lang w:eastAsia="ru-RU"/>
         </w:rPr>
-      </w:pPr>
+        <w:t>:</w:t>
+      </w:r>
+      <w:r>
+        <w:rPr>
+          <w:rFonts w:ascii="Times New Roman" w:eastAsia="Times New Roman" w:hAnsi="Times New Roman" w:cs="Times New Roman"/>
+          <w:sz w:val="28"/>
+          <w:szCs w:val="28"/>
+          <w:lang w:eastAsia="ru-RU"/>
+        </w:rPr>
+        <w:t xml:space="preserve"> Таблица для реализации связи многие-ко-многим между </w:t>
+      </w:r>
+      <w:proofErr w:type="spellStart"/>
+      <w:r>
+        <w:rPr>
+          <w:rFonts w:ascii="Times New Roman" w:eastAsia="Times New Roman" w:hAnsi="Times New Roman" w:cs="Times New Roman"/>
+          <w:sz w:val="28"/>
+          <w:szCs w:val="28"/>
+          <w:lang w:eastAsia="ru-RU"/>
+        </w:rPr>
+        <w:t>электросамокатами</w:t>
+      </w:r>
+      <w:proofErr w:type="spellEnd"/>
+      <w:r>
+        <w:rPr>
+          <w:rFonts w:ascii="Times New Roman" w:eastAsia="Times New Roman" w:hAnsi="Times New Roman" w:cs="Times New Roman"/>
+          <w:sz w:val="28"/>
+          <w:szCs w:val="28"/>
+          <w:lang w:eastAsia="ru-RU"/>
+        </w:rPr>
+        <w:t xml:space="preserve"> и парковочными зонами. Хранит историю нахождения самокатов в различных парковочных зонах.</w:t>
+      </w:r>
+    </w:p>
+    <w:p>
+      <w:pPr>
+        <w:spacing w:after="0" w:line="240" w:lineRule="auto"/>
+        <w:rPr>
+          <w:rFonts w:ascii="Times New Roman" w:eastAsia="Times New Roman" w:hAnsi="Times New Roman" w:cs="Times New Roman"/>
+          <w:sz w:val="28"/>
+          <w:szCs w:val="28"/>
+          <w:lang w:eastAsia="ru-RU"/>
+        </w:rPr>
+      </w:pPr>
+      <w:proofErr w:type="spellStart"/>
       <w:r>
         <w:rPr>
           <w:rFonts w:ascii="Times New Roman" w:eastAsia="Times New Roman" w:hAnsi="Times New Roman" w:cs="Times New Roman"/>
@@ -2995,9 +2737,10 @@
           <w:szCs w:val="28"/>
           <w:lang w:eastAsia="ru-RU"/>
         </w:rPr>
-        <w:t xml:space="preserve">5. </w:t>
-      </w:r>
-      <w:proofErr w:type="spellStart"/>
+        <w:lastRenderedPageBreak/>
+        <w:t>Attributes</w:t>
+      </w:r>
+      <w:proofErr w:type="spellEnd"/>
       <w:r>
         <w:rPr>
           <w:rFonts w:ascii="Times New Roman" w:eastAsia="Times New Roman" w:hAnsi="Times New Roman" w:cs="Times New Roman"/>
@@ -3007,9 +2750,82 @@
           <w:szCs w:val="28"/>
           <w:lang w:eastAsia="ru-RU"/>
         </w:rPr>
-        <w:t>Table</w:t>
-      </w:r>
-      <w:proofErr w:type="spellEnd"/>
+        <w:t>:</w:t>
+      </w:r>
+    </w:p>
+    <w:p>
+      <w:pPr>
+        <w:spacing w:after="0" w:line="240" w:lineRule="auto"/>
+        <w:rPr>
+          <w:rFonts w:ascii="Times New Roman" w:eastAsia="Times New Roman" w:hAnsi="Times New Roman" w:cs="Times New Roman"/>
+          <w:sz w:val="28"/>
+          <w:szCs w:val="28"/>
+          <w:lang w:eastAsia="ru-RU"/>
+        </w:rPr>
+      </w:pPr>
+      <w:r>
+        <w:rPr>
+          <w:rFonts w:ascii="Times New Roman" w:hAnsi="Times New Roman" w:cs="Times New Roman"/>
+          <w:sz w:val="28"/>
+          <w:szCs w:val="28"/>
+        </w:rPr>
+        <w:t>ScooterID: INTEGER, PK, FK (REFERENCES Scooters), NOT NULL</w:t>
+      </w:r>
+      <w:r>
+        <w:rPr>
+          <w:rFonts w:ascii="Times New Roman" w:hAnsi="Times New Roman" w:cs="Times New Roman"/>
+          <w:sz w:val="28"/>
+          <w:szCs w:val="28"/>
+        </w:rPr>
+        <w:br/>
+        <w:t>ParkingZoneID: INTEGER, PK, FK (REFERENCES Parking_Zones), NOT NULL</w:t>
+      </w:r>
+      <w:r>
+        <w:rPr>
+          <w:rFonts w:ascii="Times New Roman" w:hAnsi="Times New Roman" w:cs="Times New Roman"/>
+          <w:sz w:val="28"/>
+          <w:szCs w:val="28"/>
+        </w:rPr>
+        <w:br/>
+        <w:t>ArrivedAt: TIME, PK, NOT NULL</w:t>
+      </w:r>
+      <w:r>
+        <w:rPr>
+          <w:rFonts w:ascii="Times New Roman" w:hAnsi="Times New Roman" w:cs="Times New Roman"/>
+          <w:sz w:val="28"/>
+          <w:szCs w:val="28"/>
+        </w:rPr>
+        <w:br/>
+      </w:r>
+      <w:proofErr w:type="spellStart"/>
+      <w:r>
+        <w:rPr>
+          <w:rFonts w:ascii="Times New Roman" w:hAnsi="Times New Roman" w:cs="Times New Roman"/>
+          <w:sz w:val="28"/>
+          <w:szCs w:val="28"/>
+        </w:rPr>
+        <w:t>LeftAt</w:t>
+      </w:r>
+      <w:proofErr w:type="spellEnd"/>
+      <w:r>
+        <w:rPr>
+          <w:rFonts w:ascii="Times New Roman" w:hAnsi="Times New Roman" w:cs="Times New Roman"/>
+          <w:sz w:val="28"/>
+          <w:szCs w:val="28"/>
+        </w:rPr>
+        <w:t>: TIME</w:t>
+      </w:r>
+    </w:p>
+    <w:p>
+      <w:pPr>
+        <w:spacing w:after="0" w:line="240" w:lineRule="auto"/>
+        <w:rPr>
+          <w:rFonts w:ascii="Times New Roman" w:eastAsia="Times New Roman" w:hAnsi="Times New Roman" w:cs="Times New Roman"/>
+          <w:sz w:val="28"/>
+          <w:szCs w:val="28"/>
+          <w:lang w:val="en-US" w:eastAsia="ru-RU"/>
+        </w:rPr>
+      </w:pPr>
       <w:r>
         <w:rPr>
           <w:rFonts w:ascii="Times New Roman" w:eastAsia="Times New Roman" w:hAnsi="Times New Roman" w:cs="Times New Roman"/>
@@ -3017,23 +2833,10 @@
           <w:bCs/>
           <w:sz w:val="28"/>
           <w:szCs w:val="28"/>
-          <w:lang w:eastAsia="ru-RU"/>
-        </w:rPr>
-        <w:t xml:space="preserve"> Name: </w:t>
-      </w:r>
-      <w:proofErr w:type="spellStart"/>
-      <w:r>
-        <w:rPr>
-          <w:rFonts w:ascii="Times New Roman" w:eastAsia="Times New Roman" w:hAnsi="Times New Roman" w:cs="Times New Roman"/>
-          <w:b/>
-          <w:bCs/>
-          <w:sz w:val="28"/>
-          <w:szCs w:val="28"/>
-          <w:lang w:eastAsia="ru-RU"/>
-        </w:rPr>
-        <w:t>Scooter_Parking_History</w:t>
-      </w:r>
-      <w:proofErr w:type="spellEnd"/>
+          <w:lang w:val="en-US" w:eastAsia="ru-RU"/>
+        </w:rPr>
+        <w:t>Constraints:</w:t>
+      </w:r>
     </w:p>
     <w:p>
       <w:pPr>
@@ -3042,62 +2845,88 @@
           <w:rFonts w:ascii="Times New Roman" w:eastAsia="Times New Roman" w:hAnsi="Times New Roman" w:cs="Times New Roman"/>
           <w:sz w:val="28"/>
           <w:szCs w:val="28"/>
-          <w:lang w:eastAsia="ru-RU"/>
-        </w:rPr>
-      </w:pPr>
-      <w:proofErr w:type="spellStart"/>
-      <w:r>
-        <w:rPr>
-          <w:rFonts w:ascii="Times New Roman" w:eastAsia="Times New Roman" w:hAnsi="Times New Roman" w:cs="Times New Roman"/>
-          <w:b/>
-          <w:bCs/>
-          <w:sz w:val="28"/>
-          <w:szCs w:val="28"/>
-          <w:lang w:eastAsia="ru-RU"/>
-        </w:rPr>
-        <w:lastRenderedPageBreak/>
-        <w:t>Description</w:t>
-      </w:r>
-      <w:proofErr w:type="spellEnd"/>
-      <w:r>
-        <w:rPr>
-          <w:rFonts w:ascii="Times New Roman" w:eastAsia="Times New Roman" w:hAnsi="Times New Roman" w:cs="Times New Roman"/>
-          <w:b/>
-          <w:bCs/>
-          <w:sz w:val="28"/>
-          <w:szCs w:val="28"/>
-          <w:lang w:eastAsia="ru-RU"/>
-        </w:rPr>
-        <w:t>:</w:t>
-      </w:r>
-      <w:r>
-        <w:rPr>
-          <w:rFonts w:ascii="Times New Roman" w:eastAsia="Times New Roman" w:hAnsi="Times New Roman" w:cs="Times New Roman"/>
-          <w:sz w:val="28"/>
-          <w:szCs w:val="28"/>
-          <w:lang w:eastAsia="ru-RU"/>
-        </w:rPr>
-        <w:t xml:space="preserve"> Таблица для реализации связи многие-ко-многим между </w:t>
-      </w:r>
-      <w:proofErr w:type="spellStart"/>
-      <w:r>
-        <w:rPr>
-          <w:rFonts w:ascii="Times New Roman" w:eastAsia="Times New Roman" w:hAnsi="Times New Roman" w:cs="Times New Roman"/>
-          <w:sz w:val="28"/>
-          <w:szCs w:val="28"/>
-          <w:lang w:eastAsia="ru-RU"/>
-        </w:rPr>
-        <w:t>электросамокатами</w:t>
-      </w:r>
-      <w:proofErr w:type="spellEnd"/>
-      <w:r>
-        <w:rPr>
-          <w:rFonts w:ascii="Times New Roman" w:eastAsia="Times New Roman" w:hAnsi="Times New Roman" w:cs="Times New Roman"/>
-          <w:sz w:val="28"/>
-          <w:szCs w:val="28"/>
-          <w:lang w:eastAsia="ru-RU"/>
-        </w:rPr>
-        <w:t xml:space="preserve"> и парковочными зонами. Хранит историю нахождения самокатов в различных парковочных зонах.</w:t>
+          <w:lang w:val="en-US" w:eastAsia="ru-RU"/>
+        </w:rPr>
+      </w:pPr>
+      <w:proofErr w:type="spellStart"/>
+      <w:r>
+        <w:rPr>
+          <w:rFonts w:ascii="Times New Roman" w:eastAsia="Times New Roman" w:hAnsi="Times New Roman" w:cs="Times New Roman"/>
+          <w:sz w:val="28"/>
+          <w:szCs w:val="28"/>
+          <w:lang w:val="en-US" w:eastAsia="ru-RU"/>
+        </w:rPr>
+        <w:t>PK_ScooterParkingHistory</w:t>
+      </w:r>
+      <w:proofErr w:type="spellEnd"/>
+      <w:r>
+        <w:rPr>
+          <w:rFonts w:ascii="Times New Roman" w:eastAsia="Times New Roman" w:hAnsi="Times New Roman" w:cs="Times New Roman"/>
+          <w:sz w:val="28"/>
+          <w:szCs w:val="28"/>
+          <w:lang w:val="en-US" w:eastAsia="ru-RU"/>
+        </w:rPr>
+        <w:t>: PRIMARY KEY (</w:t>
+      </w:r>
+      <w:proofErr w:type="spellStart"/>
+      <w:r>
+        <w:rPr>
+          <w:rFonts w:ascii="Times New Roman" w:eastAsia="Times New Roman" w:hAnsi="Times New Roman" w:cs="Times New Roman"/>
+          <w:sz w:val="28"/>
+          <w:szCs w:val="28"/>
+          <w:lang w:val="en-US" w:eastAsia="ru-RU"/>
+        </w:rPr>
+        <w:t>ScooterID</w:t>
+      </w:r>
+      <w:proofErr w:type="spellEnd"/>
+      <w:r>
+        <w:rPr>
+          <w:rFonts w:ascii="Times New Roman" w:eastAsia="Times New Roman" w:hAnsi="Times New Roman" w:cs="Times New Roman"/>
+          <w:sz w:val="28"/>
+          <w:szCs w:val="28"/>
+          <w:lang w:val="en-US" w:eastAsia="ru-RU"/>
+        </w:rPr>
+        <w:t xml:space="preserve">, </w:t>
+      </w:r>
+      <w:proofErr w:type="spellStart"/>
+      <w:r>
+        <w:rPr>
+          <w:rFonts w:ascii="Times New Roman" w:eastAsia="Times New Roman" w:hAnsi="Times New Roman" w:cs="Times New Roman"/>
+          <w:sz w:val="28"/>
+          <w:szCs w:val="28"/>
+          <w:lang w:val="en-US" w:eastAsia="ru-RU"/>
+        </w:rPr>
+        <w:t>ParkingZoneID</w:t>
+      </w:r>
+      <w:proofErr w:type="spellEnd"/>
+      <w:r>
+        <w:rPr>
+          <w:rFonts w:ascii="Times New Roman" w:eastAsia="Times New Roman" w:hAnsi="Times New Roman" w:cs="Times New Roman"/>
+          <w:sz w:val="28"/>
+          <w:szCs w:val="28"/>
+          <w:lang w:val="en-US" w:eastAsia="ru-RU"/>
+        </w:rPr>
+        <w:t xml:space="preserve">, </w:t>
+      </w:r>
+      <w:proofErr w:type="spellStart"/>
+      <w:r>
+        <w:rPr>
+          <w:rFonts w:ascii="Times New Roman" w:eastAsia="Times New Roman" w:hAnsi="Times New Roman" w:cs="Times New Roman"/>
+          <w:sz w:val="28"/>
+          <w:szCs w:val="28"/>
+          <w:lang w:val="en-US" w:eastAsia="ru-RU"/>
+        </w:rPr>
+        <w:t>ArrivedAt</w:t>
+      </w:r>
+      <w:proofErr w:type="spellEnd"/>
+      <w:r>
+        <w:rPr>
+          <w:rFonts w:ascii="Times New Roman" w:eastAsia="Times New Roman" w:hAnsi="Times New Roman" w:cs="Times New Roman"/>
+          <w:sz w:val="28"/>
+          <w:szCs w:val="28"/>
+          <w:lang w:val="en-US" w:eastAsia="ru-RU"/>
+        </w:rPr>
+        <w:t>)</w:t>
       </w:r>
     </w:p>
     <w:p>
@@ -3107,32 +2936,79 @@
           <w:rFonts w:ascii="Times New Roman" w:eastAsia="Times New Roman" w:hAnsi="Times New Roman" w:cs="Times New Roman"/>
           <w:sz w:val="28"/>
           <w:szCs w:val="28"/>
-          <w:lang w:eastAsia="ru-RU"/>
-        </w:rPr>
-      </w:pPr>
-      <w:proofErr w:type="spellStart"/>
-      <w:r>
-        <w:rPr>
-          <w:rFonts w:ascii="Times New Roman" w:eastAsia="Times New Roman" w:hAnsi="Times New Roman" w:cs="Times New Roman"/>
-          <w:b/>
-          <w:bCs/>
-          <w:sz w:val="28"/>
-          <w:szCs w:val="28"/>
-          <w:lang w:eastAsia="ru-RU"/>
-        </w:rPr>
-        <w:t>Attributes</w:t>
-      </w:r>
-      <w:proofErr w:type="spellEnd"/>
-      <w:r>
-        <w:rPr>
-          <w:rFonts w:ascii="Times New Roman" w:eastAsia="Times New Roman" w:hAnsi="Times New Roman" w:cs="Times New Roman"/>
-          <w:b/>
-          <w:bCs/>
-          <w:sz w:val="28"/>
-          <w:szCs w:val="28"/>
-          <w:lang w:eastAsia="ru-RU"/>
-        </w:rPr>
-        <w:t>:</w:t>
+          <w:lang w:val="en-US" w:eastAsia="ru-RU"/>
+        </w:rPr>
+      </w:pPr>
+      <w:proofErr w:type="spellStart"/>
+      <w:r>
+        <w:rPr>
+          <w:rFonts w:ascii="Times New Roman" w:eastAsia="Times New Roman" w:hAnsi="Times New Roman" w:cs="Times New Roman"/>
+          <w:sz w:val="28"/>
+          <w:szCs w:val="28"/>
+          <w:lang w:val="en-US" w:eastAsia="ru-RU"/>
+        </w:rPr>
+        <w:t>FK_ScooterParkingHistory_Scooters</w:t>
+      </w:r>
+      <w:proofErr w:type="spellEnd"/>
+      <w:r>
+        <w:rPr>
+          <w:rFonts w:ascii="Times New Roman" w:eastAsia="Times New Roman" w:hAnsi="Times New Roman" w:cs="Times New Roman"/>
+          <w:sz w:val="28"/>
+          <w:szCs w:val="28"/>
+          <w:lang w:val="en-US" w:eastAsia="ru-RU"/>
+        </w:rPr>
+        <w:t>: FOREIGN KEY (</w:t>
+      </w:r>
+      <w:proofErr w:type="spellStart"/>
+      <w:r>
+        <w:rPr>
+          <w:rFonts w:ascii="Times New Roman" w:eastAsia="Times New Roman" w:hAnsi="Times New Roman" w:cs="Times New Roman"/>
+          <w:sz w:val="28"/>
+          <w:szCs w:val="28"/>
+          <w:lang w:val="en-US" w:eastAsia="ru-RU"/>
+        </w:rPr>
+        <w:t>ScooterID</w:t>
+      </w:r>
+      <w:proofErr w:type="spellEnd"/>
+      <w:r>
+        <w:rPr>
+          <w:rFonts w:ascii="Times New Roman" w:eastAsia="Times New Roman" w:hAnsi="Times New Roman" w:cs="Times New Roman"/>
+          <w:sz w:val="28"/>
+          <w:szCs w:val="28"/>
+          <w:lang w:val="en-US" w:eastAsia="ru-RU"/>
+        </w:rPr>
+        <w:t xml:space="preserve">) REFERENCES </w:t>
+      </w:r>
+      <w:proofErr w:type="gramStart"/>
+      <w:r>
+        <w:rPr>
+          <w:rFonts w:ascii="Times New Roman" w:eastAsia="Times New Roman" w:hAnsi="Times New Roman" w:cs="Times New Roman"/>
+          <w:sz w:val="28"/>
+          <w:szCs w:val="28"/>
+          <w:lang w:val="en-US" w:eastAsia="ru-RU"/>
+        </w:rPr>
+        <w:t>Scooters(</w:t>
+      </w:r>
+      <w:proofErr w:type="spellStart"/>
+      <w:proofErr w:type="gramEnd"/>
+      <w:r>
+        <w:rPr>
+          <w:rFonts w:ascii="Times New Roman" w:eastAsia="Times New Roman" w:hAnsi="Times New Roman" w:cs="Times New Roman"/>
+          <w:sz w:val="28"/>
+          <w:szCs w:val="28"/>
+          <w:lang w:val="en-US" w:eastAsia="ru-RU"/>
+        </w:rPr>
+        <w:t>ScooterID</w:t>
+      </w:r>
+      <w:proofErr w:type="spellEnd"/>
+      <w:r>
+        <w:rPr>
+          <w:rFonts w:ascii="Times New Roman" w:eastAsia="Times New Roman" w:hAnsi="Times New Roman" w:cs="Times New Roman"/>
+          <w:sz w:val="28"/>
+          <w:szCs w:val="28"/>
+          <w:lang w:val="en-US" w:eastAsia="ru-RU"/>
+        </w:rPr>
+        <w:t>)</w:t>
       </w:r>
     </w:p>
     <w:p>
@@ -3148,36 +3024,27 @@
       <w:proofErr w:type="spellStart"/>
       <w:r>
         <w:rPr>
-          <w:rFonts w:ascii="Courier New" w:eastAsia="Times New Roman" w:hAnsi="Courier New" w:cs="Courier New"/>
-          <w:sz w:val="28"/>
-          <w:szCs w:val="28"/>
-          <w:lang w:val="en-US" w:eastAsia="ru-RU"/>
-        </w:rPr>
-        <w:t>ScooterID</w:t>
-      </w:r>
-      <w:proofErr w:type="spellEnd"/>
-      <w:r>
-        <w:rPr>
-          <w:rFonts w:ascii="Times New Roman" w:eastAsia="Times New Roman" w:hAnsi="Times New Roman" w:cs="Times New Roman"/>
-          <w:sz w:val="28"/>
-          <w:szCs w:val="28"/>
-          <w:lang w:val="en-US" w:eastAsia="ru-RU"/>
-        </w:rPr>
-        <w:t>: INTEGER, PK, FK (REFERENCES Scooters), NOT NULL</w:t>
-      </w:r>
-      <w:r>
-        <w:rPr>
-          <w:rFonts w:ascii="Times New Roman" w:eastAsia="Times New Roman" w:hAnsi="Times New Roman" w:cs="Times New Roman"/>
-          <w:sz w:val="28"/>
-          <w:szCs w:val="28"/>
-          <w:lang w:val="en-US" w:eastAsia="ru-RU"/>
-        </w:rPr>
-        <w:br/>
-      </w:r>
-      <w:proofErr w:type="spellStart"/>
-      <w:r>
-        <w:rPr>
-          <w:rFonts w:ascii="Courier New" w:eastAsia="Times New Roman" w:hAnsi="Courier New" w:cs="Courier New"/>
+          <w:rFonts w:ascii="Times New Roman" w:eastAsia="Times New Roman" w:hAnsi="Times New Roman" w:cs="Times New Roman"/>
+          <w:sz w:val="28"/>
+          <w:szCs w:val="28"/>
+          <w:lang w:val="en-US" w:eastAsia="ru-RU"/>
+        </w:rPr>
+        <w:t>FK_ScooterParkingHistory_ParkingZones</w:t>
+      </w:r>
+      <w:proofErr w:type="spellEnd"/>
+      <w:r>
+        <w:rPr>
+          <w:rFonts w:ascii="Times New Roman" w:eastAsia="Times New Roman" w:hAnsi="Times New Roman" w:cs="Times New Roman"/>
+          <w:sz w:val="28"/>
+          <w:szCs w:val="28"/>
+          <w:lang w:val="en-US" w:eastAsia="ru-RU"/>
+        </w:rPr>
+        <w:t>: FOREIGN KEY (</w:t>
+      </w:r>
+      <w:proofErr w:type="spellStart"/>
+      <w:r>
+        <w:rPr>
+          <w:rFonts w:ascii="Times New Roman" w:eastAsia="Times New Roman" w:hAnsi="Times New Roman" w:cs="Times New Roman"/>
           <w:sz w:val="28"/>
           <w:szCs w:val="28"/>
           <w:lang w:val="en-US" w:eastAsia="ru-RU"/>
@@ -3192,112 +3059,58 @@
           <w:szCs w:val="28"/>
           <w:lang w:val="en-US" w:eastAsia="ru-RU"/>
         </w:rPr>
-        <w:t xml:space="preserve">: INTEGER, PK, FK (REFERENCES </w:t>
-      </w:r>
-      <w:proofErr w:type="spellStart"/>
-      <w:r>
-        <w:rPr>
-          <w:rFonts w:ascii="Times New Roman" w:eastAsia="Times New Roman" w:hAnsi="Times New Roman" w:cs="Times New Roman"/>
-          <w:sz w:val="28"/>
-          <w:szCs w:val="28"/>
-          <w:lang w:val="en-US" w:eastAsia="ru-RU"/>
-        </w:rPr>
-        <w:t>Parking_Zones</w:t>
-      </w:r>
-      <w:proofErr w:type="spellEnd"/>
-      <w:r>
-        <w:rPr>
-          <w:rFonts w:ascii="Times New Roman" w:eastAsia="Times New Roman" w:hAnsi="Times New Roman" w:cs="Times New Roman"/>
-          <w:sz w:val="28"/>
-          <w:szCs w:val="28"/>
-          <w:lang w:val="en-US" w:eastAsia="ru-RU"/>
-        </w:rPr>
-        <w:t>), NOT NULL</w:t>
-      </w:r>
-      <w:r>
-        <w:rPr>
-          <w:rFonts w:ascii="Times New Roman" w:eastAsia="Times New Roman" w:hAnsi="Times New Roman" w:cs="Times New Roman"/>
-          <w:sz w:val="28"/>
-          <w:szCs w:val="28"/>
-          <w:lang w:val="en-US" w:eastAsia="ru-RU"/>
-        </w:rPr>
-        <w:br/>
-      </w:r>
-      <w:proofErr w:type="spellStart"/>
-      <w:r>
-        <w:rPr>
-          <w:rFonts w:ascii="Courier New" w:eastAsia="Times New Roman" w:hAnsi="Courier New" w:cs="Courier New"/>
-          <w:sz w:val="28"/>
-          <w:szCs w:val="28"/>
-          <w:lang w:val="en-US" w:eastAsia="ru-RU"/>
-        </w:rPr>
-        <w:t>ArrivedAt</w:t>
-      </w:r>
-      <w:proofErr w:type="spellEnd"/>
-      <w:r>
-        <w:rPr>
-          <w:rFonts w:ascii="Times New Roman" w:eastAsia="Times New Roman" w:hAnsi="Times New Roman" w:cs="Times New Roman"/>
-          <w:sz w:val="28"/>
-          <w:szCs w:val="28"/>
-          <w:lang w:val="en-US" w:eastAsia="ru-RU"/>
-        </w:rPr>
-        <w:t>: TIME, NOT NULL</w:t>
-      </w:r>
-      <w:r>
-        <w:rPr>
-          <w:rFonts w:ascii="Times New Roman" w:eastAsia="Times New Roman" w:hAnsi="Times New Roman" w:cs="Times New Roman"/>
-          <w:sz w:val="28"/>
-          <w:szCs w:val="28"/>
-          <w:lang w:val="en-US" w:eastAsia="ru-RU"/>
-        </w:rPr>
-        <w:br/>
-      </w:r>
-      <w:proofErr w:type="spellStart"/>
-      <w:r>
-        <w:rPr>
-          <w:rFonts w:ascii="Courier New" w:eastAsia="Times New Roman" w:hAnsi="Courier New" w:cs="Courier New"/>
-          <w:sz w:val="28"/>
-          <w:szCs w:val="28"/>
-          <w:lang w:val="en-US" w:eastAsia="ru-RU"/>
-        </w:rPr>
-        <w:t>LeftAt</w:t>
-      </w:r>
-      <w:proofErr w:type="spellEnd"/>
-      <w:r>
-        <w:rPr>
-          <w:rFonts w:ascii="Times New Roman" w:eastAsia="Times New Roman" w:hAnsi="Times New Roman" w:cs="Times New Roman"/>
-          <w:sz w:val="28"/>
-          <w:szCs w:val="28"/>
-          <w:lang w:val="en-US" w:eastAsia="ru-RU"/>
-        </w:rPr>
-        <w:t>: TIME</w:t>
-      </w:r>
-      <w:r>
-        <w:rPr>
-          <w:rFonts w:ascii="Times New Roman" w:eastAsia="Times New Roman" w:hAnsi="Times New Roman" w:cs="Times New Roman"/>
-          <w:sz w:val="28"/>
-          <w:szCs w:val="28"/>
-          <w:lang w:val="en-US" w:eastAsia="ru-RU"/>
-        </w:rPr>
-        <w:t>,</w:t>
-      </w:r>
-      <w:r>
-        <w:rPr>
-          <w:rFonts w:ascii="Times New Roman" w:eastAsia="Times New Roman" w:hAnsi="Times New Roman" w:cs="Times New Roman"/>
-          <w:sz w:val="28"/>
-          <w:szCs w:val="28"/>
-          <w:lang w:val="en-US" w:eastAsia="ru-RU"/>
-        </w:rPr>
-        <w:t xml:space="preserve"> </w:t>
-      </w:r>
-      <w:r>
-        <w:rPr>
-          <w:rFonts w:ascii="Times New Roman" w:eastAsia="Times New Roman" w:hAnsi="Times New Roman" w:cs="Times New Roman"/>
-          <w:sz w:val="28"/>
-          <w:szCs w:val="28"/>
-          <w:lang w:val="en-US" w:eastAsia="ru-RU"/>
-        </w:rPr>
-        <w:t>NOT NULL</w:t>
+        <w:t xml:space="preserve">) REFERENCES </w:t>
+      </w:r>
+      <w:proofErr w:type="spellStart"/>
+      <w:r>
+        <w:rPr>
+          <w:rFonts w:ascii="Times New Roman" w:eastAsia="Times New Roman" w:hAnsi="Times New Roman" w:cs="Times New Roman"/>
+          <w:sz w:val="28"/>
+          <w:szCs w:val="28"/>
+          <w:lang w:val="en-US" w:eastAsia="ru-RU"/>
+        </w:rPr>
+        <w:t>Parking_</w:t>
+      </w:r>
+      <w:proofErr w:type="gramStart"/>
+      <w:r>
+        <w:rPr>
+          <w:rFonts w:ascii="Times New Roman" w:eastAsia="Times New Roman" w:hAnsi="Times New Roman" w:cs="Times New Roman"/>
+          <w:sz w:val="28"/>
+          <w:szCs w:val="28"/>
+          <w:lang w:val="en-US" w:eastAsia="ru-RU"/>
+        </w:rPr>
+        <w:t>Zones</w:t>
+      </w:r>
+      <w:proofErr w:type="spellEnd"/>
+      <w:r>
+        <w:rPr>
+          <w:rFonts w:ascii="Times New Roman" w:eastAsia="Times New Roman" w:hAnsi="Times New Roman" w:cs="Times New Roman"/>
+          <w:sz w:val="28"/>
+          <w:szCs w:val="28"/>
+          <w:lang w:val="en-US" w:eastAsia="ru-RU"/>
+        </w:rPr>
+        <w:t>(</w:t>
+      </w:r>
+      <w:proofErr w:type="spellStart"/>
+      <w:proofErr w:type="gramEnd"/>
+      <w:r>
+        <w:rPr>
+          <w:rFonts w:ascii="Times New Roman" w:eastAsia="Times New Roman" w:hAnsi="Times New Roman" w:cs="Times New Roman"/>
+          <w:sz w:val="28"/>
+          <w:szCs w:val="28"/>
+          <w:lang w:val="en-US" w:eastAsia="ru-RU"/>
+        </w:rPr>
+        <w:t>ParkingZoneID</w:t>
+      </w:r>
+      <w:proofErr w:type="spellEnd"/>
+      <w:r>
+        <w:rPr>
+          <w:rFonts w:ascii="Times New Roman" w:eastAsia="Times New Roman" w:hAnsi="Times New Roman" w:cs="Times New Roman"/>
+          <w:sz w:val="28"/>
+          <w:szCs w:val="28"/>
+          <w:lang w:val="en-US" w:eastAsia="ru-RU"/>
+        </w:rPr>
+        <w:t>)</w:t>
       </w:r>
     </w:p>
     <w:p>
@@ -3310,307 +3123,10 @@
           <w:lang w:val="en-US" w:eastAsia="ru-RU"/>
         </w:rPr>
       </w:pPr>
-      <w:r>
-        <w:rPr>
-          <w:rFonts w:ascii="Times New Roman" w:eastAsia="Times New Roman" w:hAnsi="Times New Roman" w:cs="Times New Roman"/>
-          <w:b/>
-          <w:bCs/>
-          <w:sz w:val="28"/>
-          <w:szCs w:val="28"/>
-          <w:lang w:val="en-US" w:eastAsia="ru-RU"/>
-        </w:rPr>
-        <w:t>Constraints:</w:t>
-      </w:r>
-    </w:p>
-    <w:p>
-      <w:pPr>
-        <w:spacing w:after="0" w:line="240" w:lineRule="auto"/>
-        <w:rPr>
-          <w:rFonts w:ascii="Times New Roman" w:eastAsia="Times New Roman" w:hAnsi="Times New Roman" w:cs="Times New Roman"/>
-          <w:sz w:val="28"/>
-          <w:szCs w:val="28"/>
-          <w:lang w:val="en-US" w:eastAsia="ru-RU"/>
-        </w:rPr>
-      </w:pPr>
-      <w:proofErr w:type="spellStart"/>
-      <w:r>
-        <w:rPr>
-          <w:rFonts w:ascii="Courier New" w:eastAsia="Times New Roman" w:hAnsi="Courier New" w:cs="Courier New"/>
-          <w:sz w:val="28"/>
-          <w:szCs w:val="28"/>
-          <w:lang w:val="en-US" w:eastAsia="ru-RU"/>
-        </w:rPr>
-        <w:t>PK_ScooterParkingHistory</w:t>
-      </w:r>
-      <w:proofErr w:type="spellEnd"/>
-      <w:r>
-        <w:rPr>
-          <w:rFonts w:ascii="Times New Roman" w:eastAsia="Times New Roman" w:hAnsi="Times New Roman" w:cs="Times New Roman"/>
-          <w:sz w:val="28"/>
-          <w:szCs w:val="28"/>
-          <w:lang w:val="en-US" w:eastAsia="ru-RU"/>
-        </w:rPr>
-        <w:t>: PRIMARY KEY (</w:t>
-      </w:r>
-      <w:proofErr w:type="spellStart"/>
-      <w:r>
-        <w:rPr>
-          <w:rFonts w:ascii="Times New Roman" w:eastAsia="Times New Roman" w:hAnsi="Times New Roman" w:cs="Times New Roman"/>
-          <w:sz w:val="28"/>
-          <w:szCs w:val="28"/>
-          <w:lang w:val="en-US" w:eastAsia="ru-RU"/>
-        </w:rPr>
-        <w:t>ScooterID</w:t>
-      </w:r>
-      <w:proofErr w:type="spellEnd"/>
-      <w:r>
-        <w:rPr>
-          <w:rFonts w:ascii="Times New Roman" w:eastAsia="Times New Roman" w:hAnsi="Times New Roman" w:cs="Times New Roman"/>
-          <w:sz w:val="28"/>
-          <w:szCs w:val="28"/>
-          <w:lang w:val="en-US" w:eastAsia="ru-RU"/>
-        </w:rPr>
-        <w:t xml:space="preserve">, </w:t>
-      </w:r>
-      <w:proofErr w:type="spellStart"/>
-      <w:r>
-        <w:rPr>
-          <w:rFonts w:ascii="Times New Roman" w:eastAsia="Times New Roman" w:hAnsi="Times New Roman" w:cs="Times New Roman"/>
-          <w:sz w:val="28"/>
-          <w:szCs w:val="28"/>
-          <w:lang w:val="en-US" w:eastAsia="ru-RU"/>
-        </w:rPr>
-        <w:t>ParkingZoneID</w:t>
-      </w:r>
-      <w:proofErr w:type="spellEnd"/>
-      <w:r>
-        <w:rPr>
-          <w:rFonts w:ascii="Times New Roman" w:eastAsia="Times New Roman" w:hAnsi="Times New Roman" w:cs="Times New Roman"/>
-          <w:sz w:val="28"/>
-          <w:szCs w:val="28"/>
-          <w:lang w:val="en-US" w:eastAsia="ru-RU"/>
-        </w:rPr>
-        <w:t xml:space="preserve">, </w:t>
-      </w:r>
-      <w:proofErr w:type="spellStart"/>
-      <w:r>
-        <w:rPr>
-          <w:rFonts w:ascii="Times New Roman" w:eastAsia="Times New Roman" w:hAnsi="Times New Roman" w:cs="Times New Roman"/>
-          <w:sz w:val="28"/>
-          <w:szCs w:val="28"/>
-          <w:lang w:val="en-US" w:eastAsia="ru-RU"/>
-        </w:rPr>
-        <w:t>ArrivedAt</w:t>
-      </w:r>
-      <w:proofErr w:type="spellEnd"/>
-      <w:r>
-        <w:rPr>
-          <w:rFonts w:ascii="Times New Roman" w:eastAsia="Times New Roman" w:hAnsi="Times New Roman" w:cs="Times New Roman"/>
-          <w:sz w:val="28"/>
-          <w:szCs w:val="28"/>
-          <w:lang w:val="en-US" w:eastAsia="ru-RU"/>
-        </w:rPr>
-        <w:t>)</w:t>
-      </w:r>
-    </w:p>
-    <w:p>
-      <w:pPr>
-        <w:spacing w:after="0" w:line="240" w:lineRule="auto"/>
-        <w:rPr>
-          <w:rFonts w:ascii="Times New Roman" w:eastAsia="Times New Roman" w:hAnsi="Times New Roman" w:cs="Times New Roman"/>
-          <w:sz w:val="28"/>
-          <w:szCs w:val="28"/>
-          <w:lang w:val="en-US" w:eastAsia="ru-RU"/>
-        </w:rPr>
-      </w:pPr>
-      <w:proofErr w:type="spellStart"/>
-      <w:r>
-        <w:rPr>
-          <w:rFonts w:ascii="Courier New" w:eastAsia="Times New Roman" w:hAnsi="Courier New" w:cs="Courier New"/>
-          <w:sz w:val="28"/>
-          <w:szCs w:val="28"/>
-          <w:lang w:val="en-US" w:eastAsia="ru-RU"/>
-        </w:rPr>
-        <w:t>FK_ScooterParkingHistory_Scooters</w:t>
-      </w:r>
-      <w:proofErr w:type="spellEnd"/>
-      <w:r>
-        <w:rPr>
-          <w:rFonts w:ascii="Times New Roman" w:eastAsia="Times New Roman" w:hAnsi="Times New Roman" w:cs="Times New Roman"/>
-          <w:sz w:val="28"/>
-          <w:szCs w:val="28"/>
-          <w:lang w:val="en-US" w:eastAsia="ru-RU"/>
-        </w:rPr>
-        <w:t>: FOREIGN KEY (</w:t>
-      </w:r>
-      <w:proofErr w:type="spellStart"/>
-      <w:r>
-        <w:rPr>
-          <w:rFonts w:ascii="Times New Roman" w:eastAsia="Times New Roman" w:hAnsi="Times New Roman" w:cs="Times New Roman"/>
-          <w:sz w:val="28"/>
-          <w:szCs w:val="28"/>
-          <w:lang w:val="en-US" w:eastAsia="ru-RU"/>
-        </w:rPr>
-        <w:t>ScooterID</w:t>
-      </w:r>
-      <w:proofErr w:type="spellEnd"/>
-      <w:r>
-        <w:rPr>
-          <w:rFonts w:ascii="Times New Roman" w:eastAsia="Times New Roman" w:hAnsi="Times New Roman" w:cs="Times New Roman"/>
-          <w:sz w:val="28"/>
-          <w:szCs w:val="28"/>
-          <w:lang w:val="en-US" w:eastAsia="ru-RU"/>
-        </w:rPr>
-        <w:t xml:space="preserve">) REFERENCES </w:t>
-      </w:r>
-      <w:proofErr w:type="gramStart"/>
-      <w:r>
-        <w:rPr>
-          <w:rFonts w:ascii="Times New Roman" w:eastAsia="Times New Roman" w:hAnsi="Times New Roman" w:cs="Times New Roman"/>
-          <w:sz w:val="28"/>
-          <w:szCs w:val="28"/>
-          <w:lang w:val="en-US" w:eastAsia="ru-RU"/>
-        </w:rPr>
-        <w:t>Scooters(</w:t>
-      </w:r>
-      <w:proofErr w:type="spellStart"/>
-      <w:proofErr w:type="gramEnd"/>
-      <w:r>
-        <w:rPr>
-          <w:rFonts w:ascii="Times New Roman" w:eastAsia="Times New Roman" w:hAnsi="Times New Roman" w:cs="Times New Roman"/>
-          <w:sz w:val="28"/>
-          <w:szCs w:val="28"/>
-          <w:lang w:val="en-US" w:eastAsia="ru-RU"/>
-        </w:rPr>
-        <w:t>ScooterID</w:t>
-      </w:r>
-      <w:proofErr w:type="spellEnd"/>
-      <w:r>
-        <w:rPr>
-          <w:rFonts w:ascii="Times New Roman" w:eastAsia="Times New Roman" w:hAnsi="Times New Roman" w:cs="Times New Roman"/>
-          <w:sz w:val="28"/>
-          <w:szCs w:val="28"/>
-          <w:lang w:val="en-US" w:eastAsia="ru-RU"/>
-        </w:rPr>
-        <w:t>)</w:t>
-      </w:r>
-    </w:p>
-    <w:p>
-      <w:pPr>
-        <w:spacing w:after="0" w:line="240" w:lineRule="auto"/>
-        <w:rPr>
-          <w:rFonts w:ascii="Times New Roman" w:eastAsia="Times New Roman" w:hAnsi="Times New Roman" w:cs="Times New Roman"/>
-          <w:sz w:val="28"/>
-          <w:szCs w:val="28"/>
-          <w:lang w:val="en-US" w:eastAsia="ru-RU"/>
-        </w:rPr>
-      </w:pPr>
-      <w:proofErr w:type="spellStart"/>
-      <w:r>
-        <w:rPr>
-          <w:rFonts w:ascii="Courier New" w:eastAsia="Times New Roman" w:hAnsi="Courier New" w:cs="Courier New"/>
-          <w:sz w:val="28"/>
-          <w:szCs w:val="28"/>
-          <w:lang w:val="en-US" w:eastAsia="ru-RU"/>
-        </w:rPr>
-        <w:t>FK_ScooterParkingHistory_ParkingZones</w:t>
-      </w:r>
-      <w:proofErr w:type="spellEnd"/>
-      <w:r>
-        <w:rPr>
-          <w:rFonts w:ascii="Times New Roman" w:eastAsia="Times New Roman" w:hAnsi="Times New Roman" w:cs="Times New Roman"/>
-          <w:sz w:val="28"/>
-          <w:szCs w:val="28"/>
-          <w:lang w:val="en-US" w:eastAsia="ru-RU"/>
-        </w:rPr>
-        <w:t>: FOREIGN KEY (</w:t>
-      </w:r>
-      <w:proofErr w:type="spellStart"/>
-      <w:r>
-        <w:rPr>
-          <w:rFonts w:ascii="Times New Roman" w:eastAsia="Times New Roman" w:hAnsi="Times New Roman" w:cs="Times New Roman"/>
-          <w:sz w:val="28"/>
-          <w:szCs w:val="28"/>
-          <w:lang w:val="en-US" w:eastAsia="ru-RU"/>
-        </w:rPr>
-        <w:t>ParkingZoneID</w:t>
-      </w:r>
-      <w:proofErr w:type="spellEnd"/>
-      <w:r>
-        <w:rPr>
-          <w:rFonts w:ascii="Times New Roman" w:eastAsia="Times New Roman" w:hAnsi="Times New Roman" w:cs="Times New Roman"/>
-          <w:sz w:val="28"/>
-          <w:szCs w:val="28"/>
-          <w:lang w:val="en-US" w:eastAsia="ru-RU"/>
-        </w:rPr>
-        <w:t xml:space="preserve">) REFERENCES </w:t>
-      </w:r>
-      <w:proofErr w:type="spellStart"/>
-      <w:r>
-        <w:rPr>
-          <w:rFonts w:ascii="Times New Roman" w:eastAsia="Times New Roman" w:hAnsi="Times New Roman" w:cs="Times New Roman"/>
-          <w:sz w:val="28"/>
-          <w:szCs w:val="28"/>
-          <w:lang w:val="en-US" w:eastAsia="ru-RU"/>
-        </w:rPr>
-        <w:t>Parking_</w:t>
-      </w:r>
-      <w:proofErr w:type="gramStart"/>
-      <w:r>
-        <w:rPr>
-          <w:rFonts w:ascii="Times New Roman" w:eastAsia="Times New Roman" w:hAnsi="Times New Roman" w:cs="Times New Roman"/>
-          <w:sz w:val="28"/>
-          <w:szCs w:val="28"/>
-          <w:lang w:val="en-US" w:eastAsia="ru-RU"/>
-        </w:rPr>
-        <w:t>Zones</w:t>
-      </w:r>
-      <w:proofErr w:type="spellEnd"/>
-      <w:r>
-        <w:rPr>
-          <w:rFonts w:ascii="Times New Roman" w:eastAsia="Times New Roman" w:hAnsi="Times New Roman" w:cs="Times New Roman"/>
-          <w:sz w:val="28"/>
-          <w:szCs w:val="28"/>
-          <w:lang w:val="en-US" w:eastAsia="ru-RU"/>
-        </w:rPr>
-        <w:t>(</w:t>
-      </w:r>
-      <w:proofErr w:type="spellStart"/>
-      <w:proofErr w:type="gramEnd"/>
-      <w:r>
-        <w:rPr>
-          <w:rFonts w:ascii="Times New Roman" w:eastAsia="Times New Roman" w:hAnsi="Times New Roman" w:cs="Times New Roman"/>
-          <w:sz w:val="28"/>
-          <w:szCs w:val="28"/>
-          <w:lang w:val="en-US" w:eastAsia="ru-RU"/>
-        </w:rPr>
-        <w:t>ParkingZoneID</w:t>
-      </w:r>
-      <w:proofErr w:type="spellEnd"/>
-      <w:r>
-        <w:rPr>
-          <w:rFonts w:ascii="Times New Roman" w:eastAsia="Times New Roman" w:hAnsi="Times New Roman" w:cs="Times New Roman"/>
-          <w:sz w:val="28"/>
-          <w:szCs w:val="28"/>
-          <w:lang w:val="en-US" w:eastAsia="ru-RU"/>
-        </w:rPr>
-        <w:t>)</w:t>
-      </w:r>
-    </w:p>
-    <w:p>
-      <w:pPr>
-        <w:spacing w:after="0" w:line="240" w:lineRule="auto"/>
-        <w:rPr>
-          <w:rFonts w:ascii="Times New Roman" w:eastAsia="Times New Roman" w:hAnsi="Times New Roman" w:cs="Times New Roman"/>
-          <w:sz w:val="28"/>
-          <w:szCs w:val="28"/>
-          <w:lang w:val="en-US" w:eastAsia="ru-RU"/>
-        </w:rPr>
-      </w:pPr>
-      <w:proofErr w:type="spellStart"/>
-      <w:r>
-        <w:rPr>
-          <w:rFonts w:ascii="Courier New" w:eastAsia="Times New Roman" w:hAnsi="Courier New" w:cs="Courier New"/>
+      <w:proofErr w:type="spellStart"/>
+      <w:r>
+        <w:rPr>
+          <w:rFonts w:ascii="Times New Roman" w:eastAsia="Times New Roman" w:hAnsi="Times New Roman" w:cs="Times New Roman"/>
           <w:sz w:val="28"/>
           <w:szCs w:val="28"/>
           <w:lang w:val="en-US" w:eastAsia="ru-RU"/>
@@ -3755,48 +3271,12 @@
           <w:szCs w:val="28"/>
         </w:rPr>
       </w:pPr>
-      <w:proofErr w:type="spellStart"/>
-      <w:r>
-        <w:rPr>
-          <w:rStyle w:val="a4"/>
-          <w:sz w:val="28"/>
-          <w:szCs w:val="28"/>
-        </w:rPr>
-        <w:t>Users</w:t>
-      </w:r>
-      <w:proofErr w:type="spellEnd"/>
-      <w:r>
-        <w:rPr>
-          <w:rStyle w:val="a4"/>
-          <w:sz w:val="28"/>
-          <w:szCs w:val="28"/>
-        </w:rPr>
-        <w:t xml:space="preserve"> и </w:t>
-      </w:r>
-      <w:proofErr w:type="spellStart"/>
-      <w:r>
-        <w:rPr>
-          <w:rStyle w:val="a4"/>
-          <w:sz w:val="28"/>
-          <w:szCs w:val="28"/>
-        </w:rPr>
-        <w:t>Completed_Trips</w:t>
-      </w:r>
-      <w:proofErr w:type="spellEnd"/>
-      <w:r>
-        <w:rPr>
-          <w:rStyle w:val="a4"/>
-          <w:sz w:val="28"/>
-          <w:szCs w:val="28"/>
-        </w:rPr>
-        <w:t xml:space="preserve"> (Один-ко-Многим):</w:t>
-      </w:r>
-      <w:r>
-        <w:rPr>
-          <w:sz w:val="28"/>
-          <w:szCs w:val="28"/>
-        </w:rPr>
-        <w:t xml:space="preserve"> Один пользователь может совершить множество поездок, но каждая завершённая поездка относится к одному конкретному пользователю.</w:t>
+      <w:r>
+        <w:rPr>
+          <w:sz w:val="28"/>
+          <w:szCs w:val="28"/>
+        </w:rPr>
+        <w:t>Users и completed_trips (Один-ко-Многим): Один пользователь может совершить множество поездок, но каждая завершённая поездка относится к одному конкретному пользователю.</w:t>
       </w:r>
       <w:r>
         <w:rPr>
@@ -3804,40 +3284,23 @@
           <w:szCs w:val="28"/>
         </w:rPr>
         <w:br/>
-      </w:r>
-      <w:proofErr w:type="spellStart"/>
-      <w:r>
-        <w:rPr>
-          <w:rStyle w:val="HTML"/>
-          <w:sz w:val="28"/>
-          <w:szCs w:val="28"/>
-        </w:rPr>
-        <w:t>Completed_Trips.UserID</w:t>
-      </w:r>
-      <w:proofErr w:type="spellEnd"/>
-      <w:r>
-        <w:rPr>
-          <w:sz w:val="28"/>
-          <w:szCs w:val="28"/>
-        </w:rPr>
-        <w:t xml:space="preserve"> является внешним ключом, ссылающимся на </w:t>
-      </w:r>
-      <w:proofErr w:type="spellStart"/>
-      <w:r>
-        <w:rPr>
-          <w:rStyle w:val="HTML"/>
-          <w:sz w:val="28"/>
-          <w:szCs w:val="28"/>
-        </w:rPr>
-        <w:t>Users.UserID</w:t>
-      </w:r>
-      <w:proofErr w:type="spellEnd"/>
-      <w:r>
-        <w:rPr>
-          <w:sz w:val="28"/>
-          <w:szCs w:val="28"/>
-        </w:rPr>
-        <w:t>.</w:t>
+        <w:t>completed_</w:t>
+      </w:r>
+      <w:proofErr w:type="gramStart"/>
+      <w:r>
+        <w:rPr>
+          <w:sz w:val="28"/>
+          <w:szCs w:val="28"/>
+        </w:rPr>
+        <w:t>trips.UserID</w:t>
+      </w:r>
+      <w:proofErr w:type="gramEnd"/>
+      <w:r>
+        <w:rPr>
+          <w:sz w:val="28"/>
+          <w:szCs w:val="28"/>
+        </w:rPr>
+        <w:t xml:space="preserve"> является внешним ключом, ссылающимся на Users.UserID.</w:t>
       </w:r>
     </w:p>
     <w:p>
@@ -3853,54 +3316,24 @@
     <w:p>
       <w:pPr>
         <w:pStyle w:val="a3"/>
-        <w:spacing w:before="0" w:beforeAutospacing="0" w:after="0" w:afterAutospacing="0"/>
-        <w:rPr>
-          <w:sz w:val="28"/>
-          <w:szCs w:val="28"/>
-        </w:rPr>
-      </w:pPr>
-      <w:proofErr w:type="spellStart"/>
-      <w:r>
-        <w:rPr>
-          <w:rStyle w:val="a4"/>
-          <w:sz w:val="28"/>
-          <w:szCs w:val="28"/>
-        </w:rPr>
-        <w:t>Scooters</w:t>
-      </w:r>
-      <w:proofErr w:type="spellEnd"/>
-      <w:r>
-        <w:rPr>
-          <w:rStyle w:val="a4"/>
-          <w:sz w:val="28"/>
-          <w:szCs w:val="28"/>
-        </w:rPr>
-        <w:t xml:space="preserve"> и </w:t>
-      </w:r>
-      <w:proofErr w:type="spellStart"/>
-      <w:r>
-        <w:rPr>
-          <w:rStyle w:val="a4"/>
-          <w:sz w:val="28"/>
-          <w:szCs w:val="28"/>
-        </w:rPr>
-        <w:t>Completed_Trips</w:t>
-      </w:r>
-      <w:proofErr w:type="spellEnd"/>
-      <w:r>
-        <w:rPr>
-          <w:rStyle w:val="a4"/>
-          <w:sz w:val="28"/>
-          <w:szCs w:val="28"/>
-        </w:rPr>
-        <w:t xml:space="preserve"> (Один-ко-Многим):</w:t>
-      </w:r>
-      <w:r>
-        <w:rPr>
-          <w:sz w:val="28"/>
-          <w:szCs w:val="28"/>
-        </w:rPr>
-        <w:t xml:space="preserve"> Один самокат может использоваться во множестве поездок, но каждая поездка выполняется на одном конкретном самокате.</w:t>
+        <w:rPr>
+          <w:sz w:val="28"/>
+          <w:szCs w:val="28"/>
+        </w:rPr>
+      </w:pPr>
+      <w:r>
+        <w:rPr>
+          <w:sz w:val="28"/>
+          <w:szCs w:val="28"/>
+        </w:rPr>
+        <w:t xml:space="preserve">Parking_Zones и </w:t>
+      </w:r>
+      <w:r>
+        <w:rPr>
+          <w:sz w:val="28"/>
+          <w:szCs w:val="28"/>
+        </w:rPr>
+        <w:t>completed_trips (Один-ко-Многим): Одна парковочная зона может быть связана со множеством завершённых поездок, но каждая поездка относится к одной конкретной парковочной зоне.</w:t>
       </w:r>
       <w:r>
         <w:rPr>
@@ -3908,40 +3341,30 @@
           <w:szCs w:val="28"/>
         </w:rPr>
         <w:br/>
-      </w:r>
-      <w:proofErr w:type="spellStart"/>
-      <w:r>
-        <w:rPr>
-          <w:rStyle w:val="HTML"/>
-          <w:sz w:val="28"/>
-          <w:szCs w:val="28"/>
-        </w:rPr>
-        <w:t>Completed_Trips.ScooterID</w:t>
-      </w:r>
-      <w:proofErr w:type="spellEnd"/>
-      <w:r>
-        <w:rPr>
-          <w:sz w:val="28"/>
-          <w:szCs w:val="28"/>
-        </w:rPr>
-        <w:t xml:space="preserve"> является внешним ключом, ссылающимся на </w:t>
-      </w:r>
-      <w:proofErr w:type="spellStart"/>
-      <w:r>
-        <w:rPr>
-          <w:rStyle w:val="HTML"/>
-          <w:sz w:val="28"/>
-          <w:szCs w:val="28"/>
-        </w:rPr>
-        <w:t>Scooters.ScooterID</w:t>
-      </w:r>
-      <w:proofErr w:type="spellEnd"/>
-      <w:r>
-        <w:rPr>
-          <w:sz w:val="28"/>
-          <w:szCs w:val="28"/>
-        </w:rPr>
-        <w:t>.</w:t>
+        <w:t>completed_</w:t>
+      </w:r>
+      <w:proofErr w:type="gramStart"/>
+      <w:r>
+        <w:rPr>
+          <w:sz w:val="28"/>
+          <w:szCs w:val="28"/>
+        </w:rPr>
+        <w:t>trips.ParkingZoneID</w:t>
+      </w:r>
+      <w:proofErr w:type="gramEnd"/>
+      <w:r>
+        <w:rPr>
+          <w:sz w:val="28"/>
+          <w:szCs w:val="28"/>
+        </w:rPr>
+        <w:t xml:space="preserve"> является внешним ключом, ссылающимся на Parking_Zon</w:t>
+      </w:r>
+      <w:r>
+        <w:rPr>
+          <w:sz w:val="28"/>
+          <w:szCs w:val="28"/>
+        </w:rPr>
+        <w:t>es.ParkingZoneID.</w:t>
       </w:r>
     </w:p>
     <w:p>
@@ -3953,6 +3376,37 @@
           <w:szCs w:val="28"/>
         </w:rPr>
       </w:pPr>
+      <w:r>
+        <w:rPr>
+          <w:sz w:val="28"/>
+          <w:szCs w:val="28"/>
+        </w:rPr>
+        <w:t>Scooters и completed_trips (Один-ко-Многим): Один самокат может использоваться во множестве поездок, но каждая поездка выполняется на одном конкретном самокате.</w:t>
+      </w:r>
+      <w:r>
+        <w:rPr>
+          <w:sz w:val="28"/>
+          <w:szCs w:val="28"/>
+        </w:rPr>
+        <w:br/>
+        <w:t>completed_</w:t>
+      </w:r>
+      <w:proofErr w:type="gramStart"/>
+      <w:r>
+        <w:rPr>
+          <w:sz w:val="28"/>
+          <w:szCs w:val="28"/>
+        </w:rPr>
+        <w:t>trips.ScooterID</w:t>
+      </w:r>
+      <w:proofErr w:type="gramEnd"/>
+      <w:r>
+        <w:rPr>
+          <w:sz w:val="28"/>
+          <w:szCs w:val="28"/>
+        </w:rPr>
+        <w:t xml:space="preserve"> является внешним ключом, ссылающимся на Scooters.ScooterID.</w:t>
+      </w:r>
     </w:p>
     <w:p>
       <w:pPr>
@@ -3963,90 +3417,6 @@
           <w:szCs w:val="28"/>
         </w:rPr>
       </w:pPr>
-      <w:proofErr w:type="spellStart"/>
-      <w:r>
-        <w:rPr>
-          <w:rStyle w:val="a4"/>
-          <w:sz w:val="28"/>
-          <w:szCs w:val="28"/>
-        </w:rPr>
-        <w:t>Scooters</w:t>
-      </w:r>
-      <w:proofErr w:type="spellEnd"/>
-      <w:r>
-        <w:rPr>
-          <w:rStyle w:val="a4"/>
-          <w:sz w:val="28"/>
-          <w:szCs w:val="28"/>
-        </w:rPr>
-        <w:t xml:space="preserve"> и </w:t>
-      </w:r>
-      <w:proofErr w:type="spellStart"/>
-      <w:r>
-        <w:rPr>
-          <w:rStyle w:val="a4"/>
-          <w:sz w:val="28"/>
-          <w:szCs w:val="28"/>
-        </w:rPr>
-        <w:t>Scooter_Parking_History</w:t>
-      </w:r>
-      <w:proofErr w:type="spellEnd"/>
-      <w:r>
-        <w:rPr>
-          <w:rStyle w:val="a4"/>
-          <w:sz w:val="28"/>
-          <w:szCs w:val="28"/>
-        </w:rPr>
-        <w:t xml:space="preserve"> (Один-ко-Многим):</w:t>
-      </w:r>
-      <w:r>
-        <w:rPr>
-          <w:sz w:val="28"/>
-          <w:szCs w:val="28"/>
-        </w:rPr>
-        <w:t xml:space="preserve"> Один самокат может иметь множество записей истории нахождения в парковочных зонах, но каждая запись истории относится к одному конкретному самокату.</w:t>
-      </w:r>
-      <w:r>
-        <w:rPr>
-          <w:sz w:val="28"/>
-          <w:szCs w:val="28"/>
-        </w:rPr>
-        <w:br/>
-      </w:r>
-      <w:proofErr w:type="spellStart"/>
-      <w:r>
-        <w:rPr>
-          <w:rStyle w:val="HTML"/>
-          <w:sz w:val="28"/>
-          <w:szCs w:val="28"/>
-        </w:rPr>
-        <w:t>Scooter_Parking_History.ScooterID</w:t>
-      </w:r>
-      <w:proofErr w:type="spellEnd"/>
-      <w:r>
-        <w:rPr>
-          <w:sz w:val="28"/>
-          <w:szCs w:val="28"/>
-        </w:rPr>
-        <w:t xml:space="preserve"> является внешним ключом, ссылающимся на </w:t>
-      </w:r>
-      <w:proofErr w:type="spellStart"/>
-      <w:r>
-        <w:rPr>
-          <w:rStyle w:val="HTML"/>
-          <w:sz w:val="28"/>
-          <w:szCs w:val="28"/>
-        </w:rPr>
-        <w:t>Scooters.ScooterID</w:t>
-      </w:r>
-      <w:proofErr w:type="spellEnd"/>
-      <w:r>
-        <w:rPr>
-          <w:sz w:val="28"/>
-          <w:szCs w:val="28"/>
-        </w:rPr>
-        <w:t>.</w:t>
-      </w:r>
     </w:p>
     <w:p>
       <w:pPr>
@@ -4057,6 +3427,92 @@
           <w:szCs w:val="28"/>
         </w:rPr>
       </w:pPr>
+      <w:proofErr w:type="spellStart"/>
+      <w:r>
+        <w:rPr>
+          <w:rStyle w:val="a4"/>
+          <w:sz w:val="28"/>
+          <w:szCs w:val="28"/>
+        </w:rPr>
+        <w:t>Scooters</w:t>
+      </w:r>
+      <w:proofErr w:type="spellEnd"/>
+      <w:r>
+        <w:rPr>
+          <w:rStyle w:val="a4"/>
+          <w:sz w:val="28"/>
+          <w:szCs w:val="28"/>
+        </w:rPr>
+        <w:t xml:space="preserve"> и </w:t>
+      </w:r>
+      <w:proofErr w:type="spellStart"/>
+      <w:r>
+        <w:rPr>
+          <w:rStyle w:val="a4"/>
+          <w:sz w:val="28"/>
+          <w:szCs w:val="28"/>
+        </w:rPr>
+        <w:t>Scooter_Parking_History</w:t>
+      </w:r>
+      <w:proofErr w:type="spellEnd"/>
+      <w:r>
+        <w:rPr>
+          <w:rStyle w:val="a4"/>
+          <w:sz w:val="28"/>
+          <w:szCs w:val="28"/>
+        </w:rPr>
+        <w:t xml:space="preserve"> (Один-ко-Многим):</w:t>
+      </w:r>
+      <w:r>
+        <w:rPr>
+          <w:sz w:val="28"/>
+          <w:szCs w:val="28"/>
+        </w:rPr>
+        <w:t xml:space="preserve"> Один самокат может иметь множество записей истории нахождения в парковочных зонах, но каждая запись истории относится к одному конкретному самокату.</w:t>
+      </w:r>
+      <w:r>
+        <w:rPr>
+          <w:sz w:val="28"/>
+          <w:szCs w:val="28"/>
+        </w:rPr>
+        <w:br/>
+      </w:r>
+      <w:proofErr w:type="spellStart"/>
+      <w:r>
+        <w:rPr>
+          <w:rStyle w:val="HTML"/>
+          <w:rFonts w:ascii="Times New Roman" w:hAnsi="Times New Roman" w:cs="Times New Roman"/>
+          <w:sz w:val="28"/>
+          <w:szCs w:val="28"/>
+        </w:rPr>
+        <w:t>Scooter_Parking_History.ScooterID</w:t>
+      </w:r>
+      <w:proofErr w:type="spellEnd"/>
+      <w:r>
+        <w:rPr>
+          <w:sz w:val="28"/>
+          <w:szCs w:val="28"/>
+        </w:rPr>
+        <w:t xml:space="preserve"> является внешним ключом, ссылающимся на </w:t>
+      </w:r>
+      <w:proofErr w:type="spellStart"/>
+      <w:r>
+        <w:rPr>
+          <w:rStyle w:val="HTML"/>
+          <w:rFonts w:ascii="Times New Roman" w:hAnsi="Times New Roman" w:cs="Times New Roman"/>
+          <w:sz w:val="28"/>
+          <w:szCs w:val="28"/>
+        </w:rPr>
+        <w:t>Scooters.ScooterID</w:t>
+      </w:r>
+      <w:proofErr w:type="spellEnd"/>
+      <w:r>
+        <w:rPr>
+          <w:sz w:val="28"/>
+          <w:szCs w:val="28"/>
+        </w:rPr>
+        <w:t>.</w:t>
+      </w:r>
     </w:p>
     <w:p>
       <w:pPr>
@@ -4067,91 +3523,6 @@
           <w:szCs w:val="28"/>
         </w:rPr>
       </w:pPr>
-      <w:proofErr w:type="spellStart"/>
-      <w:r>
-        <w:rPr>
-          <w:rStyle w:val="a4"/>
-          <w:sz w:val="28"/>
-          <w:szCs w:val="28"/>
-        </w:rPr>
-        <w:t>Parking_Zones</w:t>
-      </w:r>
-      <w:proofErr w:type="spellEnd"/>
-      <w:r>
-        <w:rPr>
-          <w:rStyle w:val="a4"/>
-          <w:sz w:val="28"/>
-          <w:szCs w:val="28"/>
-        </w:rPr>
-        <w:t xml:space="preserve"> и </w:t>
-      </w:r>
-      <w:proofErr w:type="spellStart"/>
-      <w:r>
-        <w:rPr>
-          <w:rStyle w:val="a4"/>
-          <w:sz w:val="28"/>
-          <w:szCs w:val="28"/>
-        </w:rPr>
-        <w:t>Scooter_Parking_History</w:t>
-      </w:r>
-      <w:proofErr w:type="spellEnd"/>
-      <w:r>
-        <w:rPr>
-          <w:rStyle w:val="a4"/>
-          <w:sz w:val="28"/>
-          <w:szCs w:val="28"/>
-        </w:rPr>
-        <w:t xml:space="preserve"> (Один-ко-Многим):</w:t>
-      </w:r>
-      <w:r>
-        <w:rPr>
-          <w:sz w:val="28"/>
-          <w:szCs w:val="28"/>
-        </w:rPr>
-        <w:t xml:space="preserve"> Одна парковочная зона может содержать множество самокатов и, соответственно, иметь множество записей истории их нахождения, но каждая запись истории относится к одной конкретной парковочной зоне.</w:t>
-      </w:r>
-      <w:r>
-        <w:rPr>
-          <w:sz w:val="28"/>
-          <w:szCs w:val="28"/>
-        </w:rPr>
-        <w:br/>
-      </w:r>
-      <w:proofErr w:type="spellStart"/>
-      <w:r>
-        <w:rPr>
-          <w:rStyle w:val="HTML"/>
-          <w:sz w:val="28"/>
-          <w:szCs w:val="28"/>
-        </w:rPr>
-        <w:lastRenderedPageBreak/>
-        <w:t>Scooter_Parking_History.ParkingZoneID</w:t>
-      </w:r>
-      <w:proofErr w:type="spellEnd"/>
-      <w:r>
-        <w:rPr>
-          <w:sz w:val="28"/>
-          <w:szCs w:val="28"/>
-        </w:rPr>
-        <w:t xml:space="preserve"> является внешним ключом, ссылающимся на </w:t>
-      </w:r>
-      <w:proofErr w:type="spellStart"/>
-      <w:r>
-        <w:rPr>
-          <w:rStyle w:val="HTML"/>
-          <w:sz w:val="28"/>
-          <w:szCs w:val="28"/>
-        </w:rPr>
-        <w:t>Parking_Zones.ParkingZoneID</w:t>
-      </w:r>
-      <w:proofErr w:type="spellEnd"/>
-      <w:r>
-        <w:rPr>
-          <w:sz w:val="28"/>
-          <w:szCs w:val="28"/>
-        </w:rPr>
-        <w:t>.</w:t>
-      </w:r>
     </w:p>
     <w:p>
       <w:pPr>
@@ -4162,6 +3533,21 @@
           <w:szCs w:val="28"/>
         </w:rPr>
       </w:pPr>
+      <w:r>
+        <w:rPr>
+          <w:sz w:val="28"/>
+          <w:szCs w:val="28"/>
+        </w:rPr>
+        <w:t>Parking_Zones и Scooter_Parking_History (Один-ко-Многим): Одна парковочная зона может содержать множество самокатов и, соответственно, иметь множество записей истории их нахождения, но каждая запись истории относится к одной конкретной парковочной зоне.</w:t>
+      </w:r>
+      <w:r>
+        <w:rPr>
+          <w:sz w:val="28"/>
+          <w:szCs w:val="28"/>
+        </w:rPr>
+        <w:br/>
+        <w:t>Scooter_Parking_History.ParkingZoneID является внешним ключом, ссылающимся на Parking_Zones.ParkingZoneID.</w:t>
+      </w:r>
     </w:p>
     <w:p>
       <w:pPr>
@@ -4172,148 +3558,6 @@
           <w:szCs w:val="28"/>
         </w:rPr>
       </w:pPr>
-      <w:proofErr w:type="spellStart"/>
-      <w:r>
-        <w:rPr>
-          <w:rStyle w:val="a4"/>
-          <w:sz w:val="28"/>
-          <w:szCs w:val="28"/>
-        </w:rPr>
-        <w:t>Scooters</w:t>
-      </w:r>
-      <w:proofErr w:type="spellEnd"/>
-      <w:r>
-        <w:rPr>
-          <w:rStyle w:val="a4"/>
-          <w:sz w:val="28"/>
-          <w:szCs w:val="28"/>
-        </w:rPr>
-        <w:t xml:space="preserve"> и </w:t>
-      </w:r>
-      <w:proofErr w:type="spellStart"/>
-      <w:r>
-        <w:rPr>
-          <w:rStyle w:val="a4"/>
-          <w:sz w:val="28"/>
-          <w:szCs w:val="28"/>
-        </w:rPr>
-        <w:t>Parking_Zones</w:t>
-      </w:r>
-      <w:proofErr w:type="spellEnd"/>
-      <w:r>
-        <w:rPr>
-          <w:rStyle w:val="a4"/>
-          <w:sz w:val="28"/>
-          <w:szCs w:val="28"/>
-        </w:rPr>
-        <w:t xml:space="preserve"> (Многие-ко-Многим):</w:t>
-      </w:r>
-      <w:r>
-        <w:rPr>
-          <w:sz w:val="28"/>
-          <w:szCs w:val="28"/>
-        </w:rPr>
-        <w:t xml:space="preserve"> Один самокат может находиться в различных парковочных зонах в разное время, а одна парковочная зона может использоваться множеством самокатов. Связь реализуется через промежуточную таблицу </w:t>
-      </w:r>
-      <w:proofErr w:type="spellStart"/>
-      <w:r>
-        <w:rPr>
-          <w:rStyle w:val="HTML"/>
-          <w:sz w:val="28"/>
-          <w:szCs w:val="28"/>
-        </w:rPr>
-        <w:t>Scooter_Parking_History</w:t>
-      </w:r>
-      <w:proofErr w:type="spellEnd"/>
-      <w:r>
-        <w:rPr>
-          <w:sz w:val="28"/>
-          <w:szCs w:val="28"/>
-        </w:rPr>
-        <w:t>.</w:t>
-      </w:r>
-      <w:r>
-        <w:rPr>
-          <w:sz w:val="28"/>
-          <w:szCs w:val="28"/>
-        </w:rPr>
-        <w:br/>
-      </w:r>
-      <w:proofErr w:type="spellStart"/>
-      <w:r>
-        <w:rPr>
-          <w:rStyle w:val="HTML"/>
-          <w:sz w:val="28"/>
-          <w:szCs w:val="28"/>
-        </w:rPr>
-        <w:t>Scooter_Parking_History.ScooterID</w:t>
-      </w:r>
-      <w:proofErr w:type="spellEnd"/>
-      <w:r>
-        <w:rPr>
-          <w:sz w:val="28"/>
-          <w:szCs w:val="28"/>
-        </w:rPr>
-        <w:t xml:space="preserve"> является внешним ключом, ссылающимся на </w:t>
-      </w:r>
-      <w:proofErr w:type="spellStart"/>
-      <w:r>
-        <w:rPr>
-          <w:rStyle w:val="HTML"/>
-          <w:sz w:val="28"/>
-          <w:szCs w:val="28"/>
-        </w:rPr>
-        <w:t>Scooters.ScooterID</w:t>
-      </w:r>
-      <w:proofErr w:type="spellEnd"/>
-      <w:r>
-        <w:rPr>
-          <w:sz w:val="28"/>
-          <w:szCs w:val="28"/>
-        </w:rPr>
-        <w:t>.</w:t>
-      </w:r>
-      <w:r>
-        <w:rPr>
-          <w:sz w:val="28"/>
-          <w:szCs w:val="28"/>
-        </w:rPr>
-        <w:br/>
-      </w:r>
-      <w:proofErr w:type="spellStart"/>
-      <w:r>
-        <w:rPr>
-          <w:rStyle w:val="HTML"/>
-          <w:sz w:val="28"/>
-          <w:szCs w:val="28"/>
-        </w:rPr>
-        <w:t>Scooter_Parking_History.ParkingZoneID</w:t>
-      </w:r>
-      <w:proofErr w:type="spellEnd"/>
-      <w:r>
-        <w:rPr>
-          <w:sz w:val="28"/>
-          <w:szCs w:val="28"/>
-        </w:rPr>
-        <w:t xml:space="preserve"> является внешним ключом, ссылающимся на </w:t>
-      </w:r>
-      <w:proofErr w:type="spellStart"/>
-      <w:r>
-        <w:rPr>
-          <w:rStyle w:val="HTML"/>
-          <w:sz w:val="28"/>
-          <w:szCs w:val="28"/>
-        </w:rPr>
-        <w:t>Parking_Zones.ParkingZoneID</w:t>
-      </w:r>
-      <w:proofErr w:type="spellEnd"/>
-      <w:r>
-        <w:rPr>
-          <w:sz w:val="28"/>
-          <w:szCs w:val="28"/>
-        </w:rPr>
-        <w:t>.</w:t>
-      </w:r>
     </w:p>
     <w:p>
       <w:pPr>
@@ -4324,6 +3568,153 @@
           <w:szCs w:val="28"/>
         </w:rPr>
       </w:pPr>
+      <w:proofErr w:type="spellStart"/>
+      <w:r>
+        <w:rPr>
+          <w:rStyle w:val="a4"/>
+          <w:sz w:val="28"/>
+          <w:szCs w:val="28"/>
+        </w:rPr>
+        <w:t>Scooters</w:t>
+      </w:r>
+      <w:proofErr w:type="spellEnd"/>
+      <w:r>
+        <w:rPr>
+          <w:rStyle w:val="a4"/>
+          <w:sz w:val="28"/>
+          <w:szCs w:val="28"/>
+        </w:rPr>
+        <w:t xml:space="preserve"> и </w:t>
+      </w:r>
+      <w:proofErr w:type="spellStart"/>
+      <w:r>
+        <w:rPr>
+          <w:rStyle w:val="a4"/>
+          <w:sz w:val="28"/>
+          <w:szCs w:val="28"/>
+        </w:rPr>
+        <w:t>Parking_Zones</w:t>
+      </w:r>
+      <w:proofErr w:type="spellEnd"/>
+      <w:r>
+        <w:rPr>
+          <w:rStyle w:val="a4"/>
+          <w:sz w:val="28"/>
+          <w:szCs w:val="28"/>
+        </w:rPr>
+        <w:t xml:space="preserve"> (Многие-ко-Многим):</w:t>
+      </w:r>
+      <w:r>
+        <w:rPr>
+          <w:sz w:val="28"/>
+          <w:szCs w:val="28"/>
+        </w:rPr>
+        <w:t xml:space="preserve"> Один самокат может находиться в различных парковочных зонах в разное время, а одна парковочная зона может использоваться множеством самокатов. Связь реализуется через промежуточную таблицу </w:t>
+      </w:r>
+      <w:proofErr w:type="spellStart"/>
+      <w:r>
+        <w:rPr>
+          <w:rStyle w:val="HTML"/>
+          <w:rFonts w:ascii="Times New Roman" w:hAnsi="Times New Roman" w:cs="Times New Roman"/>
+          <w:sz w:val="28"/>
+          <w:szCs w:val="28"/>
+        </w:rPr>
+        <w:t>Scooter_Parking_History</w:t>
+      </w:r>
+      <w:proofErr w:type="spellEnd"/>
+      <w:r>
+        <w:rPr>
+          <w:sz w:val="28"/>
+          <w:szCs w:val="28"/>
+        </w:rPr>
+        <w:t>.</w:t>
+      </w:r>
+      <w:r>
+        <w:rPr>
+          <w:sz w:val="28"/>
+          <w:szCs w:val="28"/>
+        </w:rPr>
+        <w:br/>
+      </w:r>
+      <w:proofErr w:type="spellStart"/>
+      <w:r>
+        <w:rPr>
+          <w:rStyle w:val="HTML"/>
+          <w:rFonts w:ascii="Times New Roman" w:hAnsi="Times New Roman" w:cs="Times New Roman"/>
+          <w:sz w:val="28"/>
+          <w:szCs w:val="28"/>
+        </w:rPr>
+        <w:t>Scooter_Parking_History.ScooterID</w:t>
+      </w:r>
+      <w:proofErr w:type="spellEnd"/>
+      <w:r>
+        <w:rPr>
+          <w:sz w:val="28"/>
+          <w:szCs w:val="28"/>
+        </w:rPr>
+        <w:t xml:space="preserve"> является внешним ключом, ссылающимся на </w:t>
+      </w:r>
+      <w:proofErr w:type="spellStart"/>
+      <w:r>
+        <w:rPr>
+          <w:rStyle w:val="HTML"/>
+          <w:rFonts w:ascii="Times New Roman" w:hAnsi="Times New Roman" w:cs="Times New Roman"/>
+          <w:sz w:val="28"/>
+          <w:szCs w:val="28"/>
+        </w:rPr>
+        <w:t>Scooters.ScooterID</w:t>
+      </w:r>
+      <w:proofErr w:type="spellEnd"/>
+      <w:r>
+        <w:rPr>
+          <w:sz w:val="28"/>
+          <w:szCs w:val="28"/>
+        </w:rPr>
+        <w:t>.</w:t>
+      </w:r>
+      <w:r>
+        <w:rPr>
+          <w:sz w:val="28"/>
+          <w:szCs w:val="28"/>
+        </w:rPr>
+        <w:br/>
+      </w:r>
+      <w:proofErr w:type="spellStart"/>
+      <w:r>
+        <w:rPr>
+          <w:rStyle w:val="HTML"/>
+          <w:rFonts w:ascii="Times New Roman" w:hAnsi="Times New Roman" w:cs="Times New Roman"/>
+          <w:sz w:val="28"/>
+          <w:szCs w:val="28"/>
+        </w:rPr>
+        <w:t>Scooter_Parking_History.ParkingZoneID</w:t>
+      </w:r>
+      <w:proofErr w:type="spellEnd"/>
+      <w:r>
+        <w:rPr>
+          <w:sz w:val="28"/>
+          <w:szCs w:val="28"/>
+        </w:rPr>
+        <w:t xml:space="preserve"> является внешним ключом, ссылающимся на </w:t>
+      </w:r>
+      <w:proofErr w:type="spellStart"/>
+      <w:r>
+        <w:rPr>
+          <w:rStyle w:val="HTML"/>
+          <w:rFonts w:ascii="Times New Roman" w:hAnsi="Times New Roman" w:cs="Times New Roman"/>
+          <w:sz w:val="28"/>
+          <w:szCs w:val="28"/>
+        </w:rPr>
+        <w:t>Parking_Zones.ParkingZoneID</w:t>
+      </w:r>
+      <w:proofErr w:type="spellEnd"/>
+      <w:r>
+        <w:rPr>
+          <w:sz w:val="28"/>
+          <w:szCs w:val="28"/>
+        </w:rPr>
+        <w:t>.</w:t>
+      </w:r>
     </w:p>
     <w:p>
       <w:pPr>
@@ -4334,65 +3725,22 @@
           <w:szCs w:val="28"/>
         </w:rPr>
       </w:pPr>
-      <w:proofErr w:type="spellStart"/>
-      <w:r>
-        <w:rPr>
-          <w:rStyle w:val="a4"/>
-          <w:sz w:val="28"/>
-          <w:szCs w:val="28"/>
-        </w:rPr>
-        <w:t>Users</w:t>
-      </w:r>
-      <w:proofErr w:type="spellEnd"/>
-      <w:r>
-        <w:rPr>
-          <w:rStyle w:val="a4"/>
-          <w:sz w:val="28"/>
-          <w:szCs w:val="28"/>
-        </w:rPr>
-        <w:t xml:space="preserve"> и </w:t>
-      </w:r>
-      <w:proofErr w:type="spellStart"/>
-      <w:r>
-        <w:rPr>
-          <w:rStyle w:val="a4"/>
-          <w:sz w:val="28"/>
-          <w:szCs w:val="28"/>
-        </w:rPr>
-        <w:t>Scooters</w:t>
-      </w:r>
-      <w:proofErr w:type="spellEnd"/>
-      <w:r>
-        <w:rPr>
-          <w:rStyle w:val="a4"/>
-          <w:sz w:val="28"/>
-          <w:szCs w:val="28"/>
-        </w:rPr>
-        <w:t xml:space="preserve"> (Многие-ко-Многим):</w:t>
-      </w:r>
-      <w:r>
-        <w:rPr>
-          <w:sz w:val="28"/>
-          <w:szCs w:val="28"/>
-        </w:rPr>
-        <w:t xml:space="preserve"> Один пользователь может совершить поездки на разных самокатах, а один самокат может использоваться разными пользователями. Связь реализуется через таблицу </w:t>
-      </w:r>
-      <w:proofErr w:type="spellStart"/>
-      <w:r>
-        <w:rPr>
-          <w:rStyle w:val="HTML"/>
-          <w:sz w:val="28"/>
-          <w:szCs w:val="28"/>
-        </w:rPr>
-        <w:t>Completed_Trips</w:t>
-      </w:r>
-      <w:proofErr w:type="spellEnd"/>
-      <w:r>
-        <w:rPr>
-          <w:sz w:val="28"/>
-          <w:szCs w:val="28"/>
-        </w:rPr>
-        <w:t>.</w:t>
+    </w:p>
+    <w:p>
+      <w:pPr>
+        <w:pStyle w:val="a3"/>
+        <w:spacing w:before="0" w:beforeAutospacing="0" w:after="0" w:afterAutospacing="0"/>
+        <w:rPr>
+          <w:sz w:val="28"/>
+          <w:szCs w:val="28"/>
+        </w:rPr>
+      </w:pPr>
+      <w:r>
+        <w:rPr>
+          <w:sz w:val="28"/>
+          <w:szCs w:val="28"/>
+        </w:rPr>
+        <w:t>Users и Scooters (Многие-ко-Многим): Один пользователь может совершить поездки на разных самокатах, а один самокат может использоваться разными пользователями. Связь реализуется через таблицу completed_trips.</w:t>
       </w:r>
       <w:r>
         <w:rPr>
@@ -4400,40 +3748,23 @@
           <w:szCs w:val="28"/>
         </w:rPr>
         <w:br/>
-      </w:r>
-      <w:proofErr w:type="spellStart"/>
-      <w:r>
-        <w:rPr>
-          <w:rStyle w:val="HTML"/>
-          <w:sz w:val="28"/>
-          <w:szCs w:val="28"/>
-        </w:rPr>
-        <w:t>Completed_Trips.UserID</w:t>
-      </w:r>
-      <w:proofErr w:type="spellEnd"/>
-      <w:r>
-        <w:rPr>
-          <w:sz w:val="28"/>
-          <w:szCs w:val="28"/>
-        </w:rPr>
-        <w:t xml:space="preserve"> является внешним ключом, ссылающимся на </w:t>
-      </w:r>
-      <w:proofErr w:type="spellStart"/>
-      <w:r>
-        <w:rPr>
-          <w:rStyle w:val="HTML"/>
-          <w:sz w:val="28"/>
-          <w:szCs w:val="28"/>
-        </w:rPr>
-        <w:t>Users.UserID</w:t>
-      </w:r>
-      <w:proofErr w:type="spellEnd"/>
-      <w:r>
-        <w:rPr>
-          <w:sz w:val="28"/>
-          <w:szCs w:val="28"/>
-        </w:rPr>
-        <w:t>.</w:t>
+        <w:t>completed_</w:t>
+      </w:r>
+      <w:proofErr w:type="gramStart"/>
+      <w:r>
+        <w:rPr>
+          <w:sz w:val="28"/>
+          <w:szCs w:val="28"/>
+        </w:rPr>
+        <w:t>trips.UserID</w:t>
+      </w:r>
+      <w:proofErr w:type="gramEnd"/>
+      <w:r>
+        <w:rPr>
+          <w:sz w:val="28"/>
+          <w:szCs w:val="28"/>
+        </w:rPr>
+        <w:t xml:space="preserve"> является внешним ключом, ссылающимся на Users.UserID.</w:t>
       </w:r>
       <w:r>
         <w:rPr>
@@ -4441,40 +3772,7 @@
           <w:szCs w:val="28"/>
         </w:rPr>
         <w:br/>
-      </w:r>
-      <w:proofErr w:type="spellStart"/>
-      <w:r>
-        <w:rPr>
-          <w:rStyle w:val="HTML"/>
-          <w:sz w:val="28"/>
-          <w:szCs w:val="28"/>
-        </w:rPr>
-        <w:t>Completed_Trips.ScooterID</w:t>
-      </w:r>
-      <w:proofErr w:type="spellEnd"/>
-      <w:r>
-        <w:rPr>
-          <w:sz w:val="28"/>
-          <w:szCs w:val="28"/>
-        </w:rPr>
-        <w:t xml:space="preserve"> является внешним ключом, ссылающимся на </w:t>
-      </w:r>
-      <w:proofErr w:type="spellStart"/>
-      <w:r>
-        <w:rPr>
-          <w:rStyle w:val="HTML"/>
-          <w:sz w:val="28"/>
-          <w:szCs w:val="28"/>
-        </w:rPr>
-        <w:t>Scooters.ScooterID</w:t>
-      </w:r>
-      <w:proofErr w:type="spellEnd"/>
-      <w:r>
-        <w:rPr>
-          <w:sz w:val="28"/>
-          <w:szCs w:val="28"/>
-        </w:rPr>
-        <w:t>.</w:t>
+        <w:t>completed_trips.ScooterID является внешним ключом, ссылающимся на Scooters.ScooterID.</w:t>
       </w:r>
     </w:p>
     <w:p>
@@ -4487,6 +3785,48 @@
           <w:szCs w:val="28"/>
         </w:rPr>
       </w:pPr>
+    </w:p>
+    <w:p>
+      <w:pPr>
+        <w:pStyle w:val="Default"/>
+        <w:rPr>
+          <w:rFonts w:ascii="Times New Roman" w:hAnsi="Times New Roman" w:cs="Times New Roman"/>
+          <w:sz w:val="28"/>
+          <w:szCs w:val="28"/>
+        </w:rPr>
+      </w:pPr>
+      <w:r>
+        <w:rPr>
+          <w:rFonts w:ascii="Times New Roman" w:hAnsi="Times New Roman" w:cs="Times New Roman"/>
+          <w:sz w:val="28"/>
+          <w:szCs w:val="28"/>
+        </w:rPr>
+        <w:t xml:space="preserve">Нормализация до третьей </w:t>
+      </w:r>
+      <w:r>
+        <w:rPr>
+          <w:rFonts w:ascii="Times New Roman" w:hAnsi="Times New Roman" w:cs="Times New Roman"/>
+          <w:sz w:val="28"/>
+          <w:szCs w:val="28"/>
+        </w:rPr>
+        <w:t>нормальной формы (3НФ): Все таблицы имеют атомарные значения и соответствуют первой нормальной форме. Во второй нормальной форме отсутствуют частичные зависимости неключевых атрибутов от составного первичного ключа. В третьей нормальной форме неключевые ат</w:t>
+      </w:r>
+      <w:r>
+        <w:rPr>
+          <w:rFonts w:ascii="Times New Roman" w:hAnsi="Times New Roman" w:cs="Times New Roman"/>
+          <w:sz w:val="28"/>
+          <w:szCs w:val="28"/>
+        </w:rPr>
+        <w:t>рибуты не зависят транзитивно от первичного ключа: данные о пользователях, самокатах и парковочных зонах хранятся в отдельных таблицах, а связи между сущностями реализованы через внешние ключи. Это уменьшает дублирование данных и предотвращает аномалии вст</w:t>
+      </w:r>
+      <w:r>
+        <w:rPr>
+          <w:rFonts w:ascii="Times New Roman" w:hAnsi="Times New Roman" w:cs="Times New Roman"/>
+          <w:sz w:val="28"/>
+          <w:szCs w:val="28"/>
+        </w:rPr>
+        <w:t>авки, обновления и удаления.</w:t>
+      </w:r>
     </w:p>
     <w:p>
       <w:pPr>
@@ -4532,13 +3872,14 @@
       <w:r>
         <w:rPr>
           <w:rFonts w:ascii="Times New Roman" w:hAnsi="Times New Roman" w:cs="Times New Roman"/>
+          <w:noProof/>
           <w:sz w:val="28"/>
           <w:szCs w:val="28"/>
         </w:rPr>
         <w:drawing>
-          <wp:inline distT="0" distB="0" distL="0" distR="0" wp14:anchorId="4EE80523" wp14:editId="708C64C1">
-            <wp:extent cx="6629400" cy="3856355"/>
-            <wp:effectExtent l="0" t="0" r="0" b="0"/>
+          <wp:inline distT="0" distB="0" distL="0" distR="0" wp14:anchorId="073E902F" wp14:editId="34FA938E">
+            <wp:extent cx="6629400" cy="4297680"/>
+            <wp:effectExtent l="0" t="0" r="0" b="7620"/>
             <wp:docPr id="1" name="Рисунок 1"/>
             <wp:cNvGraphicFramePr>
               <a:graphicFrameLocks xmlns:a="http://schemas.openxmlformats.org/drawingml/2006/main" noChangeAspect="1"/>
@@ -4559,7 +3900,7 @@
                   <pic:spPr>
                     <a:xfrm>
                       <a:off x="0" y="0"/>
-                      <a:ext cx="6629400" cy="3856355"/>
+                      <a:ext cx="6629400" cy="4297680"/>
                     </a:xfrm>
                     <a:prstGeom prst="rect">
                       <a:avLst/>

--- a/homework_2/Отчёт.docx
+++ b/homework_2/Отчёт.docx
@@ -2047,7 +2047,25 @@
           <w:szCs w:val="28"/>
           <w:lang w:val="en-US"/>
         </w:rPr>
-        <w:t>: TIME, NOT NULL</w:t>
+        <w:t xml:space="preserve">: </w:t>
+      </w:r>
+      <w:r>
+        <w:rPr>
+          <w:rFonts w:ascii="Times New Roman" w:hAnsi="Times New Roman" w:cs="Times New Roman"/>
+          <w:sz w:val="28"/>
+          <w:szCs w:val="28"/>
+          <w:lang w:val="en-US"/>
+        </w:rPr>
+        <w:t>TIMESTAMP</w:t>
+      </w:r>
+      <w:r>
+        <w:rPr>
+          <w:rFonts w:ascii="Times New Roman" w:hAnsi="Times New Roman" w:cs="Times New Roman"/>
+          <w:sz w:val="28"/>
+          <w:szCs w:val="28"/>
+          <w:lang w:val="en-US"/>
+        </w:rPr>
+        <w:t>, NOT NULL</w:t>
       </w:r>
       <w:r>
         <w:rPr>
@@ -2076,7 +2094,25 @@
           <w:szCs w:val="28"/>
           <w:lang w:val="en-US"/>
         </w:rPr>
-        <w:t>: TIME, NOT NULL</w:t>
+        <w:t xml:space="preserve">: </w:t>
+      </w:r>
+      <w:r>
+        <w:rPr>
+          <w:rFonts w:ascii="Times New Roman" w:hAnsi="Times New Roman" w:cs="Times New Roman"/>
+          <w:sz w:val="28"/>
+          <w:szCs w:val="28"/>
+          <w:lang w:val="en-US"/>
+        </w:rPr>
+        <w:t>TIMESTAMP</w:t>
+      </w:r>
+      <w:r>
+        <w:rPr>
+          <w:rFonts w:ascii="Times New Roman" w:hAnsi="Times New Roman" w:cs="Times New Roman"/>
+          <w:sz w:val="28"/>
+          <w:szCs w:val="28"/>
+          <w:lang w:val="en-US"/>
+        </w:rPr>
+        <w:t>, NOT NULL</w:t>
       </w:r>
       <w:r>
         <w:rPr>
@@ -2760,40 +2796,131 @@
           <w:rFonts w:ascii="Times New Roman" w:eastAsia="Times New Roman" w:hAnsi="Times New Roman" w:cs="Times New Roman"/>
           <w:sz w:val="28"/>
           <w:szCs w:val="28"/>
-          <w:lang w:eastAsia="ru-RU"/>
-        </w:rPr>
-      </w:pPr>
-      <w:r>
-        <w:rPr>
-          <w:rFonts w:ascii="Times New Roman" w:hAnsi="Times New Roman" w:cs="Times New Roman"/>
-          <w:sz w:val="28"/>
-          <w:szCs w:val="28"/>
-        </w:rPr>
-        <w:t>ScooterID: INTEGER, PK, FK (REFERENCES Scooters), NOT NULL</w:t>
-      </w:r>
-      <w:r>
-        <w:rPr>
-          <w:rFonts w:ascii="Times New Roman" w:hAnsi="Times New Roman" w:cs="Times New Roman"/>
-          <w:sz w:val="28"/>
-          <w:szCs w:val="28"/>
+          <w:lang w:val="en-US" w:eastAsia="ru-RU"/>
+        </w:rPr>
+      </w:pPr>
+      <w:proofErr w:type="spellStart"/>
+      <w:r>
+        <w:rPr>
+          <w:rFonts w:ascii="Times New Roman" w:hAnsi="Times New Roman" w:cs="Times New Roman"/>
+          <w:sz w:val="28"/>
+          <w:szCs w:val="28"/>
+          <w:lang w:val="en-US"/>
+        </w:rPr>
+        <w:t>ScooterID</w:t>
+      </w:r>
+      <w:proofErr w:type="spellEnd"/>
+      <w:r>
+        <w:rPr>
+          <w:rFonts w:ascii="Times New Roman" w:hAnsi="Times New Roman" w:cs="Times New Roman"/>
+          <w:sz w:val="28"/>
+          <w:szCs w:val="28"/>
+          <w:lang w:val="en-US"/>
+        </w:rPr>
+        <w:t>: INTEGER, PK, FK (REFERENCES Scooters), NOT NULL</w:t>
+      </w:r>
+      <w:r>
+        <w:rPr>
+          <w:rFonts w:ascii="Times New Roman" w:hAnsi="Times New Roman" w:cs="Times New Roman"/>
+          <w:sz w:val="28"/>
+          <w:szCs w:val="28"/>
+          <w:lang w:val="en-US"/>
         </w:rPr>
         <w:br/>
-        <w:t>ParkingZoneID: INTEGER, PK, FK (REFERENCES Parking_Zones), NOT NULL</w:t>
-      </w:r>
-      <w:r>
-        <w:rPr>
-          <w:rFonts w:ascii="Times New Roman" w:hAnsi="Times New Roman" w:cs="Times New Roman"/>
-          <w:sz w:val="28"/>
-          <w:szCs w:val="28"/>
+      </w:r>
+      <w:proofErr w:type="spellStart"/>
+      <w:r>
+        <w:rPr>
+          <w:rFonts w:ascii="Times New Roman" w:hAnsi="Times New Roman" w:cs="Times New Roman"/>
+          <w:sz w:val="28"/>
+          <w:szCs w:val="28"/>
+          <w:lang w:val="en-US"/>
+        </w:rPr>
+        <w:t>ParkingZoneID</w:t>
+      </w:r>
+      <w:proofErr w:type="spellEnd"/>
+      <w:r>
+        <w:rPr>
+          <w:rFonts w:ascii="Times New Roman" w:hAnsi="Times New Roman" w:cs="Times New Roman"/>
+          <w:sz w:val="28"/>
+          <w:szCs w:val="28"/>
+          <w:lang w:val="en-US"/>
+        </w:rPr>
+        <w:t xml:space="preserve">: INTEGER, PK, FK (REFERENCES </w:t>
+      </w:r>
+      <w:proofErr w:type="spellStart"/>
+      <w:r>
+        <w:rPr>
+          <w:rFonts w:ascii="Times New Roman" w:hAnsi="Times New Roman" w:cs="Times New Roman"/>
+          <w:sz w:val="28"/>
+          <w:szCs w:val="28"/>
+          <w:lang w:val="en-US"/>
+        </w:rPr>
+        <w:t>Parking_Zones</w:t>
+      </w:r>
+      <w:proofErr w:type="spellEnd"/>
+      <w:r>
+        <w:rPr>
+          <w:rFonts w:ascii="Times New Roman" w:hAnsi="Times New Roman" w:cs="Times New Roman"/>
+          <w:sz w:val="28"/>
+          <w:szCs w:val="28"/>
+          <w:lang w:val="en-US"/>
+        </w:rPr>
+        <w:t>), NOT NULL</w:t>
+      </w:r>
+      <w:r>
+        <w:rPr>
+          <w:rFonts w:ascii="Times New Roman" w:hAnsi="Times New Roman" w:cs="Times New Roman"/>
+          <w:sz w:val="28"/>
+          <w:szCs w:val="28"/>
+          <w:lang w:val="en-US"/>
         </w:rPr>
         <w:br/>
-        <w:t>ArrivedAt: TIME, PK, NOT NULL</w:t>
-      </w:r>
-      <w:r>
-        <w:rPr>
-          <w:rFonts w:ascii="Times New Roman" w:hAnsi="Times New Roman" w:cs="Times New Roman"/>
-          <w:sz w:val="28"/>
-          <w:szCs w:val="28"/>
+      </w:r>
+      <w:proofErr w:type="spellStart"/>
+      <w:r>
+        <w:rPr>
+          <w:rFonts w:ascii="Times New Roman" w:hAnsi="Times New Roman" w:cs="Times New Roman"/>
+          <w:sz w:val="28"/>
+          <w:szCs w:val="28"/>
+          <w:lang w:val="en-US"/>
+        </w:rPr>
+        <w:t>ArrivedAt</w:t>
+      </w:r>
+      <w:proofErr w:type="spellEnd"/>
+      <w:r>
+        <w:rPr>
+          <w:rFonts w:ascii="Times New Roman" w:hAnsi="Times New Roman" w:cs="Times New Roman"/>
+          <w:sz w:val="28"/>
+          <w:szCs w:val="28"/>
+          <w:lang w:val="en-US"/>
+        </w:rPr>
+        <w:t xml:space="preserve">: </w:t>
+      </w:r>
+      <w:r>
+        <w:rPr>
+          <w:rFonts w:ascii="Times New Roman" w:hAnsi="Times New Roman" w:cs="Times New Roman"/>
+          <w:sz w:val="28"/>
+          <w:szCs w:val="28"/>
+          <w:lang w:val="en-US"/>
+        </w:rPr>
+        <w:t>TIMESTAMP</w:t>
+      </w:r>
+      <w:r>
+        <w:rPr>
+          <w:rFonts w:ascii="Times New Roman" w:hAnsi="Times New Roman" w:cs="Times New Roman"/>
+          <w:sz w:val="28"/>
+          <w:szCs w:val="28"/>
+          <w:lang w:val="en-US"/>
+        </w:rPr>
+        <w:t>, PK, NOT NULL</w:t>
+      </w:r>
+      <w:r>
+        <w:rPr>
+          <w:rFonts w:ascii="Times New Roman" w:hAnsi="Times New Roman" w:cs="Times New Roman"/>
+          <w:sz w:val="28"/>
+          <w:szCs w:val="28"/>
+          <w:lang w:val="en-US"/>
         </w:rPr>
         <w:br/>
       </w:r>
@@ -2803,6 +2930,7 @@
           <w:rFonts w:ascii="Times New Roman" w:hAnsi="Times New Roman" w:cs="Times New Roman"/>
           <w:sz w:val="28"/>
           <w:szCs w:val="28"/>
+          <w:lang w:val="en-US"/>
         </w:rPr>
         <w:t>LeftAt</w:t>
       </w:r>
@@ -2812,8 +2940,18 @@
           <w:rFonts w:ascii="Times New Roman" w:hAnsi="Times New Roman" w:cs="Times New Roman"/>
           <w:sz w:val="28"/>
           <w:szCs w:val="28"/>
-        </w:rPr>
-        <w:t>: TIME</w:t>
+          <w:lang w:val="en-US"/>
+        </w:rPr>
+        <w:t xml:space="preserve">: </w:t>
+      </w:r>
+      <w:r>
+        <w:rPr>
+          <w:rFonts w:ascii="Times New Roman" w:hAnsi="Times New Roman" w:cs="Times New Roman"/>
+          <w:sz w:val="28"/>
+          <w:szCs w:val="28"/>
+          <w:lang w:val="en-US"/>
+        </w:rPr>
+        <w:t>TIMESTAMP</w:t>
       </w:r>
     </w:p>
     <w:p>
@@ -3326,14 +3464,7 @@
           <w:sz w:val="28"/>
           <w:szCs w:val="28"/>
         </w:rPr>
-        <w:t xml:space="preserve">Parking_Zones и </w:t>
-      </w:r>
-      <w:r>
-        <w:rPr>
-          <w:sz w:val="28"/>
-          <w:szCs w:val="28"/>
-        </w:rPr>
-        <w:t>completed_trips (Один-ко-Многим): Одна парковочная зона может быть связана со множеством завершённых поездок, но каждая поездка относится к одной конкретной парковочной зоне.</w:t>
+        <w:t>Parking_Zones и completed_trips (Один-ко-Многим): Одна парковочная зона может быть связана со множеством завершённых поездок, но каждая поездка относится к одной конкретной парковочной зоне.</w:t>
       </w:r>
       <w:r>
         <w:rPr>
@@ -3357,14 +3488,7 @@
           <w:sz w:val="28"/>
           <w:szCs w:val="28"/>
         </w:rPr>
-        <w:t xml:space="preserve"> является внешним ключом, ссылающимся на Parking_Zon</w:t>
-      </w:r>
-      <w:r>
-        <w:rPr>
-          <w:sz w:val="28"/>
-          <w:szCs w:val="28"/>
-        </w:rPr>
-        <w:t>es.ParkingZoneID.</w:t>
+        <w:t xml:space="preserve"> является внешним ключом, ссылающимся на Parking_Zones.ParkingZoneID.</w:t>
       </w:r>
     </w:p>
     <w:p>
@@ -3801,31 +3925,7 @@
           <w:sz w:val="28"/>
           <w:szCs w:val="28"/>
         </w:rPr>
-        <w:t xml:space="preserve">Нормализация до третьей </w:t>
-      </w:r>
-      <w:r>
-        <w:rPr>
-          <w:rFonts w:ascii="Times New Roman" w:hAnsi="Times New Roman" w:cs="Times New Roman"/>
-          <w:sz w:val="28"/>
-          <w:szCs w:val="28"/>
-        </w:rPr>
-        <w:t>нормальной формы (3НФ): Все таблицы имеют атомарные значения и соответствуют первой нормальной форме. Во второй нормальной форме отсутствуют частичные зависимости неключевых атрибутов от составного первичного ключа. В третьей нормальной форме неключевые ат</w:t>
-      </w:r>
-      <w:r>
-        <w:rPr>
-          <w:rFonts w:ascii="Times New Roman" w:hAnsi="Times New Roman" w:cs="Times New Roman"/>
-          <w:sz w:val="28"/>
-          <w:szCs w:val="28"/>
-        </w:rPr>
-        <w:t>рибуты не зависят транзитивно от первичного ключа: данные о пользователях, самокатах и парковочных зонах хранятся в отдельных таблицах, а связи между сущностями реализованы через внешние ключи. Это уменьшает дублирование данных и предотвращает аномалии вст</w:t>
-      </w:r>
-      <w:r>
-        <w:rPr>
-          <w:rFonts w:ascii="Times New Roman" w:hAnsi="Times New Roman" w:cs="Times New Roman"/>
-          <w:sz w:val="28"/>
-          <w:szCs w:val="28"/>
-        </w:rPr>
-        <w:t>авки, обновления и удаления.</w:t>
+        <w:t>Нормализация до третьей нормальной формы (3НФ): Все таблицы имеют атомарные значения и соответствуют первой нормальной форме. Во второй нормальной форме отсутствуют частичные зависимости неключевых атрибутов от составного первичного ключа. В третьей нормальной форме неключевые атрибуты не зависят транзитивно от первичного ключа: данные о пользователях, самокатах и парковочных зонах хранятся в отдельных таблицах, а связи между сущностями реализованы через внешние ключи. Это уменьшает дублирование данных и предотвращает аномалии вставки, обновления и удаления.</w:t>
       </w:r>
     </w:p>
     <w:p>
